--- a/these (1).docx
+++ b/these (1).docx
@@ -287,6 +287,7 @@
           <w:docPartUnique/>
         </w:docPartObj>
       </w:sdtPr>
+      <w:sdtEndPr/>
       <w:sdtContent>
         <w:p>
           <w:pPr>
@@ -1119,6 +1120,7 @@
               </w:rPr>
               <w:t xml:space="preserve"> </w:t>
             </w:r>
+            <w:proofErr w:type="spellStart"/>
             <w:r>
               <w:rPr>
                 <w:spacing w:val="-2"/>
@@ -1126,6 +1128,7 @@
               </w:rPr>
               <w:t>multitraits</w:t>
             </w:r>
+            <w:proofErr w:type="spellEnd"/>
           </w:hyperlink>
           <w:r>
             <w:tab/>
@@ -2936,7 +2939,15 @@
         <w:t xml:space="preserve"> </w:t>
       </w:r>
       <w:r>
-        <w:t xml:space="preserve">; Alderson, </w:t>
+        <w:t xml:space="preserve">; </w:t>
+      </w:r>
+      <w:proofErr w:type="spellStart"/>
+      <w:r>
+        <w:t>Alderson</w:t>
+      </w:r>
+      <w:proofErr w:type="spellEnd"/>
+      <w:r>
+        <w:t xml:space="preserve">, </w:t>
       </w:r>
       <w:hyperlink w:anchor="_bookmark32" w:history="1">
         <w:r>
@@ -3050,8 +3061,13 @@
         <w:t xml:space="preserve"> </w:t>
       </w:r>
       <w:r>
-        <w:t>(Arkadan</w:t>
-      </w:r>
+        <w:t>(</w:t>
+      </w:r>
+      <w:proofErr w:type="spellStart"/>
+      <w:r>
+        <w:t>Arkadan</w:t>
+      </w:r>
+      <w:proofErr w:type="spellEnd"/>
       <w:r>
         <w:rPr>
           <w:spacing w:val="40"/>
@@ -3096,9 +3112,11 @@
         </w:rPr>
         <w:t xml:space="preserve"> </w:t>
       </w:r>
+      <w:proofErr w:type="spellStart"/>
       <w:r>
         <w:t>Balo</w:t>
       </w:r>
+      <w:proofErr w:type="spellEnd"/>
       <w:r>
         <w:rPr>
           <w:spacing w:val="40"/>
@@ -3143,8 +3161,13 @@
         </w:rPr>
         <w:t xml:space="preserve"> </w:t>
       </w:r>
-      <w:r>
-        <w:t>Meehan,</w:t>
+      <w:proofErr w:type="spellStart"/>
+      <w:r>
+        <w:t>Meehan</w:t>
+      </w:r>
+      <w:proofErr w:type="spellEnd"/>
+      <w:r>
+        <w:t>,</w:t>
       </w:r>
       <w:r>
         <w:rPr>
@@ -3190,7 +3213,6 @@
         </w:rPr>
         <w:t xml:space="preserve"> </w:t>
       </w:r>
-      <w:proofErr w:type="gramStart"/>
       <w:r>
         <w:rPr>
           <w:w w:val="90"/>
@@ -3209,7 +3231,6 @@
         </w:rPr>
         <w:t>expérience</w:t>
       </w:r>
-      <w:proofErr w:type="gramEnd"/>
       <w:r>
         <w:rPr>
           <w:spacing w:val="42"/>
@@ -3386,12 +3407,14 @@
         </w:rPr>
         <w:t xml:space="preserve"> </w:t>
       </w:r>
+      <w:proofErr w:type="spellStart"/>
       <w:r>
         <w:rPr>
           <w:w w:val="105"/>
         </w:rPr>
         <w:t>Verhoef</w:t>
       </w:r>
+      <w:proofErr w:type="spellEnd"/>
       <w:r>
         <w:rPr>
           <w:spacing w:val="-12"/>
@@ -3535,7 +3558,21 @@
         <w:rPr>
           <w:w w:val="105"/>
         </w:rPr>
-        <w:t>) propose une première structuration en identifiant cinq types d’expériences : sensorielles, affectives, cognitives, physiques et sociales. Verhoef et al. (</w:t>
+        <w:t xml:space="preserve">) propose une première structuration en identifiant cinq types d’expériences : sensorielles, affectives, cognitives, physiques et sociales. </w:t>
+      </w:r>
+      <w:proofErr w:type="spellStart"/>
+      <w:r>
+        <w:rPr>
+          <w:w w:val="105"/>
+        </w:rPr>
+        <w:t>Verhoef</w:t>
+      </w:r>
+      <w:proofErr w:type="spellEnd"/>
+      <w:r>
+        <w:rPr>
+          <w:w w:val="105"/>
+        </w:rPr>
+        <w:t xml:space="preserve"> et al. (</w:t>
       </w:r>
       <w:hyperlink w:anchor="_bookmark139" w:history="1">
         <w:r>
@@ -3562,7 +3599,21 @@
         <w:rPr>
           <w:w w:val="105"/>
         </w:rPr>
-        <w:t>. Les dimensions affectives et émotionnelles se distinguent par leur temporalité, une émotion est de court terme. Dans le domaine des marques, Brakus et al. (</w:t>
+        <w:t xml:space="preserve">. Les dimensions affectives et émotionnelles se distinguent par leur temporalité, une émotion est de court terme. Dans le domaine des marques, </w:t>
+      </w:r>
+      <w:proofErr w:type="spellStart"/>
+      <w:r>
+        <w:rPr>
+          <w:w w:val="105"/>
+        </w:rPr>
+        <w:t>Brakus</w:t>
+      </w:r>
+      <w:proofErr w:type="spellEnd"/>
+      <w:r>
+        <w:rPr>
+          <w:w w:val="105"/>
+        </w:rPr>
+        <w:t xml:space="preserve"> et al. (</w:t>
       </w:r>
       <w:hyperlink w:anchor="_bookmark43" w:history="1">
         <w:r>
@@ -3578,19 +3629,43 @@
         </w:rPr>
         <w:t xml:space="preserve">) distinguent les différentes dimensions internes au consommateur et subjectives — sensations, émotions et cognitives — de la dimension comporte- mentale. D’autres travaux mettent en avant la diversité de ces expériences en les reliant, par exemple, aux composantes du </w:t>
       </w:r>
+      <w:proofErr w:type="spellStart"/>
       <w:r>
         <w:rPr>
           <w:rFonts w:ascii="Palatino Linotype" w:hAnsi="Palatino Linotype"/>
           <w:i/>
           <w:w w:val="105"/>
         </w:rPr>
-        <w:t xml:space="preserve">retail mix </w:t>
-      </w:r>
-      <w:r>
-        <w:rPr>
-          <w:w w:val="105"/>
-        </w:rPr>
-        <w:t xml:space="preserve">(Grewal et al., </w:t>
+        <w:t>retail</w:t>
+      </w:r>
+      <w:proofErr w:type="spellEnd"/>
+      <w:r>
+        <w:rPr>
+          <w:rFonts w:ascii="Palatino Linotype" w:hAnsi="Palatino Linotype"/>
+          <w:i/>
+          <w:w w:val="105"/>
+        </w:rPr>
+        <w:t xml:space="preserve"> mix </w:t>
+      </w:r>
+      <w:r>
+        <w:rPr>
+          <w:w w:val="105"/>
+        </w:rPr>
+        <w:t>(</w:t>
+      </w:r>
+      <w:proofErr w:type="spellStart"/>
+      <w:r>
+        <w:rPr>
+          <w:w w:val="105"/>
+        </w:rPr>
+        <w:t>Grewal</w:t>
+      </w:r>
+      <w:proofErr w:type="spellEnd"/>
+      <w:r>
+        <w:rPr>
+          <w:w w:val="105"/>
+        </w:rPr>
+        <w:t xml:space="preserve"> et al., </w:t>
       </w:r>
       <w:hyperlink w:anchor="_bookmark68" w:history="1">
         <w:r>
@@ -4086,7 +4161,21 @@
           <w:w w:val="105"/>
         </w:rPr>
         <w:lastRenderedPageBreak/>
-        <w:t xml:space="preserve">(Lemon &amp; Verhoef, </w:t>
+        <w:t xml:space="preserve">(Lemon &amp; </w:t>
+      </w:r>
+      <w:proofErr w:type="spellStart"/>
+      <w:r>
+        <w:rPr>
+          <w:w w:val="105"/>
+        </w:rPr>
+        <w:t>Verhoef</w:t>
+      </w:r>
+      <w:proofErr w:type="spellEnd"/>
+      <w:r>
+        <w:rPr>
+          <w:w w:val="105"/>
+        </w:rPr>
+        <w:t xml:space="preserve">, </w:t>
       </w:r>
       <w:hyperlink w:anchor="_bookmark90" w:history="1">
         <w:r>
@@ -4121,7 +4210,21 @@
         <w:rPr>
           <w:w w:val="105"/>
         </w:rPr>
-        <w:t xml:space="preserve">; Palmatier et al., </w:t>
+        <w:t xml:space="preserve">; </w:t>
+      </w:r>
+      <w:proofErr w:type="spellStart"/>
+      <w:r>
+        <w:rPr>
+          <w:w w:val="105"/>
+        </w:rPr>
+        <w:t>Palmatier</w:t>
+      </w:r>
+      <w:proofErr w:type="spellEnd"/>
+      <w:r>
+        <w:rPr>
+          <w:w w:val="105"/>
+        </w:rPr>
+        <w:t xml:space="preserve"> et al., </w:t>
       </w:r>
       <w:hyperlink w:anchor="_bookmark113" w:history="1">
         <w:r>
@@ -4428,7 +4531,21 @@
         <w:rPr>
           <w:w w:val="105"/>
         </w:rPr>
-        <w:t xml:space="preserve">; Tax et al., </w:t>
+        <w:t xml:space="preserve">; </w:t>
+      </w:r>
+      <w:proofErr w:type="spellStart"/>
+      <w:r>
+        <w:rPr>
+          <w:w w:val="105"/>
+        </w:rPr>
+        <w:t>Tax</w:t>
+      </w:r>
+      <w:proofErr w:type="spellEnd"/>
+      <w:r>
+        <w:rPr>
+          <w:w w:val="105"/>
+        </w:rPr>
+        <w:t xml:space="preserve"> et al., </w:t>
       </w:r>
       <w:hyperlink w:anchor="_bookmark135" w:history="1">
         <w:r>
@@ -4442,7 +4559,21 @@
         <w:rPr>
           <w:w w:val="105"/>
         </w:rPr>
-        <w:t>). Une réponse eﬀicace aux réclamations renforce la relation en améliorant la justice perçue et</w:t>
+        <w:t xml:space="preserve">). Une réponse </w:t>
+      </w:r>
+      <w:proofErr w:type="spellStart"/>
+      <w:r>
+        <w:rPr>
+          <w:w w:val="105"/>
+        </w:rPr>
+        <w:t>eﬀicace</w:t>
+      </w:r>
+      <w:proofErr w:type="spellEnd"/>
+      <w:r>
+        <w:rPr>
+          <w:w w:val="105"/>
+        </w:rPr>
+        <w:t xml:space="preserve"> aux réclamations renforce la relation en améliorant la justice perçue et</w:t>
       </w:r>
       <w:r>
         <w:rPr>
@@ -4455,7 +4586,21 @@
         <w:rPr>
           <w:w w:val="105"/>
         </w:rPr>
-        <w:t xml:space="preserve">en réduisant le risque de rupture de la relation (Davidow, </w:t>
+        <w:t>en réduisant le risque de rupture de la relation (</w:t>
+      </w:r>
+      <w:proofErr w:type="spellStart"/>
+      <w:r>
+        <w:rPr>
+          <w:w w:val="105"/>
+        </w:rPr>
+        <w:t>Davidow</w:t>
+      </w:r>
+      <w:proofErr w:type="spellEnd"/>
+      <w:r>
+        <w:rPr>
+          <w:w w:val="105"/>
+        </w:rPr>
+        <w:t xml:space="preserve">, </w:t>
       </w:r>
       <w:hyperlink w:anchor="_bookmark50" w:history="1">
         <w:r>
@@ -5131,12 +5276,14 @@
         </w:rPr>
         <w:t xml:space="preserve"> </w:t>
       </w:r>
+      <w:proofErr w:type="spellStart"/>
       <w:r>
         <w:rPr>
           <w:w w:val="105"/>
         </w:rPr>
         <w:t>eﬀicace</w:t>
       </w:r>
+      <w:proofErr w:type="spellEnd"/>
       <w:r>
         <w:rPr>
           <w:spacing w:val="-8"/>
@@ -5174,7 +5321,21 @@
         <w:rPr>
           <w:w w:val="105"/>
         </w:rPr>
-        <w:t xml:space="preserve">(Davidow, </w:t>
+        <w:t>(</w:t>
+      </w:r>
+      <w:proofErr w:type="spellStart"/>
+      <w:r>
+        <w:rPr>
+          <w:w w:val="105"/>
+        </w:rPr>
+        <w:t>Davidow</w:t>
+      </w:r>
+      <w:proofErr w:type="spellEnd"/>
+      <w:r>
+        <w:rPr>
+          <w:w w:val="105"/>
+        </w:rPr>
+        <w:t xml:space="preserve">, </w:t>
       </w:r>
       <w:hyperlink w:anchor="_bookmark50" w:history="1">
         <w:r>
@@ -5195,7 +5356,21 @@
         <w:rPr>
           <w:w w:val="105"/>
         </w:rPr>
-        <w:t xml:space="preserve">; Tax et al., </w:t>
+        <w:t xml:space="preserve">; </w:t>
+      </w:r>
+      <w:proofErr w:type="spellStart"/>
+      <w:r>
+        <w:rPr>
+          <w:w w:val="105"/>
+        </w:rPr>
+        <w:t>Tax</w:t>
+      </w:r>
+      <w:proofErr w:type="spellEnd"/>
+      <w:r>
+        <w:rPr>
+          <w:w w:val="105"/>
+        </w:rPr>
+        <w:t xml:space="preserve"> et al., </w:t>
       </w:r>
       <w:hyperlink w:anchor="_bookmark135" w:history="1">
         <w:r>
@@ -5230,7 +5405,21 @@
         <w:rPr>
           <w:w w:val="105"/>
         </w:rPr>
-        <w:t xml:space="preserve">; Reichheld &amp; Sasser, </w:t>
+        <w:t xml:space="preserve">; </w:t>
+      </w:r>
+      <w:proofErr w:type="spellStart"/>
+      <w:r>
+        <w:rPr>
+          <w:w w:val="105"/>
+        </w:rPr>
+        <w:t>Reichheld</w:t>
+      </w:r>
+      <w:proofErr w:type="spellEnd"/>
+      <w:r>
+        <w:rPr>
+          <w:w w:val="105"/>
+        </w:rPr>
+        <w:t xml:space="preserve"> &amp; Sasser, </w:t>
       </w:r>
       <w:hyperlink w:anchor="_bookmark122" w:history="1">
         <w:r>
@@ -5700,8 +5889,16 @@
         <w:rPr>
           <w:w w:val="105"/>
         </w:rPr>
-        <w:t>(Kitapci</w:t>
-      </w:r>
+        <w:t>(</w:t>
+      </w:r>
+      <w:proofErr w:type="spellStart"/>
+      <w:r>
+        <w:rPr>
+          <w:w w:val="105"/>
+        </w:rPr>
+        <w:t>Kitapci</w:t>
+      </w:r>
+      <w:proofErr w:type="spellEnd"/>
       <w:r>
         <w:rPr>
           <w:spacing w:val="-4"/>
@@ -5791,12 +5988,14 @@
         </w:rPr>
         <w:t xml:space="preserve"> </w:t>
       </w:r>
+      <w:proofErr w:type="spellStart"/>
       <w:r>
         <w:rPr>
           <w:w w:val="105"/>
         </w:rPr>
         <w:t>Waldhart</w:t>
       </w:r>
+      <w:proofErr w:type="spellEnd"/>
       <w:r>
         <w:rPr>
           <w:spacing w:val="-2"/>
@@ -6150,14 +6349,12 @@
           <w:sz w:val="24"/>
         </w:rPr>
       </w:pPr>
-      <w:proofErr w:type="gramStart"/>
       <w:r>
         <w:rPr>
           <w:sz w:val="24"/>
         </w:rPr>
         <w:t>les</w:t>
       </w:r>
-      <w:proofErr w:type="gramEnd"/>
       <w:r>
         <w:rPr>
           <w:spacing w:val="-2"/>
@@ -6339,21 +6536,12 @@
           <w:sz w:val="24"/>
         </w:rPr>
       </w:pPr>
-      <w:proofErr w:type="gramStart"/>
-      <w:r>
-        <w:rPr>
-          <w:w w:val="105"/>
-          <w:sz w:val="24"/>
-        </w:rPr>
-        <w:t>les</w:t>
-      </w:r>
-      <w:proofErr w:type="gramEnd"/>
-      <w:r>
-        <w:rPr>
-          <w:w w:val="105"/>
-          <w:sz w:val="24"/>
-        </w:rPr>
-        <w:t xml:space="preserve"> réclamations incluent les réponses comportementales ne visant pas seulement le parti</w:t>
+      <w:r>
+        <w:rPr>
+          <w:w w:val="105"/>
+          <w:sz w:val="24"/>
+        </w:rPr>
+        <w:t>les réclamations incluent les réponses comportementales ne visant pas seulement le parti</w:t>
       </w:r>
       <w:r>
         <w:rPr>
@@ -6512,7 +6700,23 @@
           <w:w w:val="105"/>
           <w:sz w:val="24"/>
         </w:rPr>
-        <w:t xml:space="preserve">(Best &amp; Andreasen, </w:t>
+        <w:t xml:space="preserve">(Best &amp; </w:t>
+      </w:r>
+      <w:proofErr w:type="spellStart"/>
+      <w:r>
+        <w:rPr>
+          <w:w w:val="105"/>
+          <w:sz w:val="24"/>
+        </w:rPr>
+        <w:t>Andreasen</w:t>
+      </w:r>
+      <w:proofErr w:type="spellEnd"/>
+      <w:r>
+        <w:rPr>
+          <w:w w:val="105"/>
+          <w:sz w:val="24"/>
+        </w:rPr>
+        <w:t xml:space="preserve">, </w:t>
       </w:r>
       <w:hyperlink w:anchor="_bookmark40" w:history="1">
         <w:r>
@@ -6560,7 +6764,23 @@
           <w:w w:val="105"/>
           <w:sz w:val="24"/>
         </w:rPr>
-        <w:t xml:space="preserve">; Richins, </w:t>
+        <w:t xml:space="preserve">; </w:t>
+      </w:r>
+      <w:proofErr w:type="spellStart"/>
+      <w:r>
+        <w:rPr>
+          <w:w w:val="105"/>
+          <w:sz w:val="24"/>
+        </w:rPr>
+        <w:t>Richins</w:t>
+      </w:r>
+      <w:proofErr w:type="spellEnd"/>
+      <w:r>
+        <w:rPr>
+          <w:w w:val="105"/>
+          <w:sz w:val="24"/>
+        </w:rPr>
+        <w:t xml:space="preserve">, </w:t>
       </w:r>
       <w:hyperlink w:anchor="_bookmark124" w:history="1">
         <w:r>
@@ -6596,7 +6816,6 @@
           <w:sz w:val="24"/>
         </w:rPr>
       </w:pPr>
-      <w:proofErr w:type="gramStart"/>
       <w:r>
         <w:rPr>
           <w:w w:val="105"/>
@@ -6604,7 +6823,6 @@
         </w:rPr>
         <w:t>les</w:t>
       </w:r>
-      <w:proofErr w:type="gramEnd"/>
       <w:r>
         <w:rPr>
           <w:spacing w:val="-8"/>
@@ -6765,12 +6983,37 @@
         </w:rPr>
         <w:t xml:space="preserve"> </w:t>
       </w:r>
-      <w:r>
-        <w:rPr>
-          <w:w w:val="105"/>
-          <w:sz w:val="24"/>
-        </w:rPr>
-        <w:t xml:space="preserve">insa- tisfaction (Arora &amp; Chakraborty, </w:t>
+      <w:proofErr w:type="spellStart"/>
+      <w:r>
+        <w:rPr>
+          <w:w w:val="105"/>
+          <w:sz w:val="24"/>
+        </w:rPr>
+        <w:t>insa</w:t>
+      </w:r>
+      <w:proofErr w:type="spellEnd"/>
+      <w:r>
+        <w:rPr>
+          <w:w w:val="105"/>
+          <w:sz w:val="24"/>
+        </w:rPr>
+        <w:t xml:space="preserve">- </w:t>
+      </w:r>
+      <w:proofErr w:type="spellStart"/>
+      <w:r>
+        <w:rPr>
+          <w:w w:val="105"/>
+          <w:sz w:val="24"/>
+        </w:rPr>
+        <w:t>tisfaction</w:t>
+      </w:r>
+      <w:proofErr w:type="spellEnd"/>
+      <w:r>
+        <w:rPr>
+          <w:w w:val="105"/>
+          <w:sz w:val="24"/>
+        </w:rPr>
+        <w:t xml:space="preserve"> (Arora &amp; Chakraborty, </w:t>
       </w:r>
       <w:hyperlink w:anchor="_bookmark36" w:history="1">
         <w:r>
@@ -6818,7 +7061,23 @@
           <w:w w:val="105"/>
           <w:sz w:val="24"/>
         </w:rPr>
-        <w:t xml:space="preserve">; Kitapci et al., </w:t>
+        <w:t xml:space="preserve">; </w:t>
+      </w:r>
+      <w:proofErr w:type="spellStart"/>
+      <w:r>
+        <w:rPr>
+          <w:w w:val="105"/>
+          <w:sz w:val="24"/>
+        </w:rPr>
+        <w:t>Kitapci</w:t>
+      </w:r>
+      <w:proofErr w:type="spellEnd"/>
+      <w:r>
+        <w:rPr>
+          <w:w w:val="105"/>
+          <w:sz w:val="24"/>
+        </w:rPr>
+        <w:t xml:space="preserve"> et al., </w:t>
       </w:r>
       <w:hyperlink w:anchor="_bookmark86" w:history="1">
         <w:r>
@@ -7164,7 +7423,21 @@
         <w:rPr>
           <w:w w:val="105"/>
         </w:rPr>
-        <w:t>». À l’issue d’une revue de la littérature, Kitapci et al. (</w:t>
+        <w:t xml:space="preserve">». À l’issue d’une revue de la littérature, </w:t>
+      </w:r>
+      <w:proofErr w:type="spellStart"/>
+      <w:r>
+        <w:rPr>
+          <w:w w:val="105"/>
+        </w:rPr>
+        <w:t>Kitapci</w:t>
+      </w:r>
+      <w:proofErr w:type="spellEnd"/>
+      <w:r>
+        <w:rPr>
+          <w:w w:val="105"/>
+        </w:rPr>
+        <w:t xml:space="preserve"> et al. (</w:t>
       </w:r>
       <w:hyperlink w:anchor="_bookmark86" w:history="1">
         <w:r>
@@ -7630,12 +7903,14 @@
         </w:rPr>
         <w:t xml:space="preserve"> </w:t>
       </w:r>
+      <w:proofErr w:type="spellStart"/>
       <w:r>
         <w:rPr>
           <w:w w:val="105"/>
         </w:rPr>
         <w:t>voice</w:t>
       </w:r>
+      <w:proofErr w:type="spellEnd"/>
       <w:r>
         <w:rPr>
           <w:spacing w:val="40"/>
@@ -7682,12 +7957,14 @@
         </w:rPr>
         <w:t xml:space="preserve"> </w:t>
       </w:r>
+      <w:proofErr w:type="spellStart"/>
       <w:r>
         <w:rPr>
           <w:w w:val="105"/>
         </w:rPr>
         <w:t>loyalty</w:t>
       </w:r>
+      <w:proofErr w:type="spellEnd"/>
       <w:r>
         <w:rPr>
           <w:spacing w:val="40"/>
@@ -7868,7 +8145,21 @@
         <w:rPr>
           <w:w w:val="105"/>
         </w:rPr>
-        <w:t>canaux en ligne. Enfin, « loyalty » correspond à l’absence d’action de la part du consommateur malgré son mécontentement.</w:t>
+        <w:t xml:space="preserve">canaux en ligne. Enfin, « </w:t>
+      </w:r>
+      <w:proofErr w:type="spellStart"/>
+      <w:r>
+        <w:rPr>
+          <w:w w:val="105"/>
+        </w:rPr>
+        <w:t>loyalty</w:t>
+      </w:r>
+      <w:proofErr w:type="spellEnd"/>
+      <w:r>
+        <w:rPr>
+          <w:w w:val="105"/>
+        </w:rPr>
+        <w:t xml:space="preserve"> » correspond à l’absence d’action de la part du consommateur malgré son mécontentement.</w:t>
       </w:r>
     </w:p>
     <w:p>
@@ -8550,7 +8841,23 @@
                                   <w:w w:val="110"/>
                                   <w:sz w:val="24"/>
                                 </w:rPr>
-                                <w:t xml:space="preserve">« Loyalty » </w:t>
+                                <w:t xml:space="preserve">« </w:t>
+                              </w:r>
+                              <w:proofErr w:type="spellStart"/>
+                              <w:r>
+                                <w:rPr>
+                                  <w:w w:val="110"/>
+                                  <w:sz w:val="24"/>
+                                </w:rPr>
+                                <w:t>Loyalty</w:t>
+                              </w:r>
+                              <w:proofErr w:type="spellEnd"/>
+                              <w:r>
+                                <w:rPr>
+                                  <w:w w:val="110"/>
+                                  <w:sz w:val="24"/>
+                                </w:rPr>
+                                <w:t xml:space="preserve"> » </w:t>
                               </w:r>
                               <w:r>
                                 <w:rPr>
@@ -9488,8 +9795,16 @@
         <w:rPr>
           <w:w w:val="105"/>
         </w:rPr>
-        <w:t>) proposent par la suite une classification plus structurée, repo- sant</w:t>
-      </w:r>
+        <w:t xml:space="preserve">) proposent par la suite une classification plus structurée, repo- </w:t>
+      </w:r>
+      <w:proofErr w:type="spellStart"/>
+      <w:r>
+        <w:rPr>
+          <w:w w:val="105"/>
+        </w:rPr>
+        <w:t>sant</w:t>
+      </w:r>
+      <w:proofErr w:type="spellEnd"/>
       <w:r>
         <w:rPr>
           <w:spacing w:val="-1"/>
@@ -9959,6 +10274,7 @@
         </w:rPr>
         <w:t>(</w:t>
       </w:r>
+      <w:proofErr w:type="spellStart"/>
       <w:r>
         <w:rPr>
           <w:rFonts w:ascii="Palatino Linotype" w:hAnsi="Palatino Linotype"/>
@@ -9967,6 +10283,7 @@
         </w:rPr>
         <w:t>Negative</w:t>
       </w:r>
+      <w:proofErr w:type="spellEnd"/>
       <w:r>
         <w:rPr>
           <w:rFonts w:ascii="Palatino Linotype" w:hAnsi="Palatino Linotype"/>
@@ -10010,6 +10327,7 @@
         </w:rPr>
         <w:t xml:space="preserve"> </w:t>
       </w:r>
+      <w:proofErr w:type="spellStart"/>
       <w:r>
         <w:rPr>
           <w:rFonts w:ascii="Palatino Linotype" w:hAnsi="Palatino Linotype"/>
@@ -10018,11 +10336,40 @@
         </w:rPr>
         <w:t>Mouth</w:t>
       </w:r>
-      <w:r>
-        <w:rPr>
-          <w:w w:val="105"/>
-        </w:rPr>
-        <w:t xml:space="preserve">, NWOM) relèvent des actions privées (Kitapci &amp; Dortyol, </w:t>
+      <w:proofErr w:type="spellEnd"/>
+      <w:r>
+        <w:rPr>
+          <w:w w:val="105"/>
+        </w:rPr>
+        <w:t>, NWOM) relèvent des actions privées (</w:t>
+      </w:r>
+      <w:proofErr w:type="spellStart"/>
+      <w:r>
+        <w:rPr>
+          <w:w w:val="105"/>
+        </w:rPr>
+        <w:t>Kitapci</w:t>
+      </w:r>
+      <w:proofErr w:type="spellEnd"/>
+      <w:r>
+        <w:rPr>
+          <w:w w:val="105"/>
+        </w:rPr>
+        <w:t xml:space="preserve"> &amp; </w:t>
+      </w:r>
+      <w:proofErr w:type="spellStart"/>
+      <w:r>
+        <w:rPr>
+          <w:w w:val="105"/>
+        </w:rPr>
+        <w:t>Dortyol</w:t>
+      </w:r>
+      <w:proofErr w:type="spellEnd"/>
+      <w:r>
+        <w:rPr>
+          <w:w w:val="105"/>
+        </w:rPr>
+        <w:t xml:space="preserve">, </w:t>
       </w:r>
       <w:hyperlink w:anchor="_bookmark85" w:history="1">
         <w:r>
@@ -12038,7 +12385,6 @@
           <w:sz w:val="24"/>
         </w:rPr>
       </w:pPr>
-      <w:proofErr w:type="gramStart"/>
       <w:r>
         <w:rPr>
           <w:rFonts w:ascii="Georgia" w:hAnsi="Georgia"/>
@@ -12046,16 +12392,7 @@
           <w:sz w:val="24"/>
         </w:rPr>
         <w:lastRenderedPageBreak/>
-        <w:t>les</w:t>
-      </w:r>
-      <w:proofErr w:type="gramEnd"/>
-      <w:r>
-        <w:rPr>
-          <w:rFonts w:ascii="Georgia" w:hAnsi="Georgia"/>
-          <w:b/>
-          <w:sz w:val="24"/>
-        </w:rPr>
-        <w:t xml:space="preserve"> réponses publiques aux acteurs impliqués </w:t>
+        <w:t xml:space="preserve">les réponses publiques aux acteurs impliqués </w:t>
       </w:r>
       <w:r>
         <w:rPr>
@@ -13306,12 +13643,14 @@
         </w:rPr>
         <w:t xml:space="preserve"> </w:t>
       </w:r>
+      <w:proofErr w:type="spellStart"/>
       <w:r>
         <w:rPr>
           <w:w w:val="105"/>
         </w:rPr>
         <w:t>Nimako</w:t>
       </w:r>
+      <w:proofErr w:type="spellEnd"/>
       <w:r>
         <w:rPr>
           <w:spacing w:val="8"/>
@@ -13599,39 +13938,14 @@
           <w:w w:val="105"/>
           <w:lang w:val="en-US"/>
         </w:rPr>
-        <w:t>Brown et al. (2005</w:t>
-      </w:r>
-      <w:proofErr w:type="gramStart"/>
-      <w:r>
-        <w:rPr>
-          <w:w w:val="105"/>
-          <w:lang w:val="en-US"/>
-        </w:rPr>
-        <w:t>) :</w:t>
-      </w:r>
-      <w:proofErr w:type="gramEnd"/>
-      <w:r>
-        <w:rPr>
-          <w:w w:val="105"/>
-          <w:lang w:val="en-US"/>
-        </w:rPr>
-        <w:t xml:space="preserve"> relational quality increases advocacy behaviors. Palmatier et al. (2006</w:t>
-      </w:r>
-      <w:proofErr w:type="gramStart"/>
-      <w:r>
-        <w:rPr>
-          <w:w w:val="105"/>
-          <w:lang w:val="en-US"/>
-        </w:rPr>
-        <w:t>) :</w:t>
-      </w:r>
-      <w:proofErr w:type="gramEnd"/>
-      <w:r>
-        <w:rPr>
-          <w:w w:val="105"/>
-          <w:lang w:val="en-US"/>
-        </w:rPr>
-        <w:t xml:space="preserve"> relational investments boost WOM through trust and commitment.</w:t>
+        <w:t>Brown et al. (2005) :</w:t>
+      </w:r>
+      <w:r>
+        <w:rPr>
+          <w:w w:val="105"/>
+          <w:lang w:val="en-US"/>
+        </w:rPr>
+        <w:t xml:space="preserve"> relational quality increases advocacy behaviors. Palmatier et al. (2006) : relational investments boost WOM through trust and commitment.</w:t>
       </w:r>
     </w:p>
     <w:p>
@@ -13772,12 +14086,14 @@
         </w:rPr>
         <w:t xml:space="preserve"> </w:t>
       </w:r>
+      <w:proofErr w:type="spellStart"/>
       <w:r>
         <w:rPr>
           <w:w w:val="105"/>
         </w:rPr>
         <w:t>Verhoef</w:t>
       </w:r>
+      <w:proofErr w:type="spellEnd"/>
       <w:r>
         <w:rPr>
           <w:spacing w:val="4"/>
@@ -13851,12 +14167,14 @@
         </w:rPr>
         <w:t xml:space="preserve"> </w:t>
       </w:r>
+      <w:proofErr w:type="spellStart"/>
       <w:r>
         <w:rPr>
           <w:w w:val="105"/>
         </w:rPr>
         <w:t>customer</w:t>
       </w:r>
+      <w:proofErr w:type="spellEnd"/>
       <w:r>
         <w:rPr>
           <w:spacing w:val="4"/>
@@ -14258,14 +14576,12 @@
         <w:ind w:left="142" w:right="243" w:firstLine="398"/>
         <w:jc w:val="both"/>
       </w:pPr>
-      <w:proofErr w:type="gramStart"/>
       <w:r>
         <w:rPr>
           <w:w w:val="105"/>
         </w:rPr>
         <w:t>gestion</w:t>
       </w:r>
-      <w:proofErr w:type="gramEnd"/>
       <w:r>
         <w:rPr>
           <w:spacing w:val="-16"/>
@@ -14394,7 +14710,21 @@
         <w:rPr>
           <w:w w:val="105"/>
         </w:rPr>
-        <w:t xml:space="preserve">conception et la prestation des biens et services (Tax &amp; Brown, </w:t>
+        <w:t>conception et la prestation des biens et services (</w:t>
+      </w:r>
+      <w:proofErr w:type="spellStart"/>
+      <w:r>
+        <w:rPr>
+          <w:w w:val="105"/>
+        </w:rPr>
+        <w:t>Tax</w:t>
+      </w:r>
+      <w:proofErr w:type="spellEnd"/>
+      <w:r>
+        <w:rPr>
+          <w:w w:val="105"/>
+        </w:rPr>
+        <w:t xml:space="preserve"> &amp; Brown, </w:t>
       </w:r>
       <w:hyperlink w:anchor="_bookmark134" w:history="1">
         <w:r>
@@ -14418,19 +14748,11 @@
         <w:ind w:left="142" w:right="282" w:firstLine="398"/>
         <w:jc w:val="both"/>
       </w:pPr>
-      <w:proofErr w:type="gramStart"/>
-      <w:r>
-        <w:rPr>
-          <w:w w:val="105"/>
-        </w:rPr>
-        <w:t>un</w:t>
-      </w:r>
-      <w:proofErr w:type="gramEnd"/>
-      <w:r>
-        <w:rPr>
-          <w:w w:val="105"/>
-        </w:rPr>
-        <w:t xml:space="preserve"> client qui exprime une plainte est un client encore impliqué, qui manifeste un intérêt résiduel envers l’organisation (Harari, </w:t>
+      <w:r>
+        <w:rPr>
+          <w:w w:val="105"/>
+        </w:rPr>
+        <w:t xml:space="preserve">un client qui exprime une plainte est un client encore impliqué, qui manifeste un intérêt résiduel envers l’organisation (Harari, </w:t>
       </w:r>
       <w:hyperlink w:anchor="_bookmark69" w:history="1">
         <w:r>
@@ -15128,7 +15450,6 @@
         <w:spacing w:before="81"/>
         <w:ind w:left="142"/>
       </w:pPr>
-      <w:proofErr w:type="gramStart"/>
       <w:r>
         <w:rPr>
           <w:spacing w:val="-10"/>
@@ -15136,7 +15457,6 @@
         </w:rPr>
         <w:t>n</w:t>
       </w:r>
-      <w:proofErr w:type="gramEnd"/>
     </w:p>
     <w:p>
       <w:pPr>
@@ -15149,7 +15469,21 @@
         <w:rPr>
           <w:w w:val="105"/>
         </w:rPr>
-        <w:t>Les émotions sont au cœur du quotidien, comme l’illustre l’ampleur de l’intérêt qui leur est porté, à toutes époques et dans tous domaines, du moins en occident. En effet, la réflexion autour des émotions commence au moins par les penseurs de la Grèce Antique (Plamper,</w:t>
+        <w:t>Les émotions sont au cœur du quotidien, comme l’illustre l’ampleur de l’intérêt qui leur est porté, à toutes époques et dans tous domaines, du moins en occident. En effet, la réflexion autour des émotions commence au moins par les penseurs de la Grèce Antique (</w:t>
+      </w:r>
+      <w:proofErr w:type="spellStart"/>
+      <w:r>
+        <w:rPr>
+          <w:w w:val="105"/>
+        </w:rPr>
+        <w:t>Plamper</w:t>
+      </w:r>
+      <w:proofErr w:type="spellEnd"/>
+      <w:r>
+        <w:rPr>
+          <w:w w:val="105"/>
+        </w:rPr>
+        <w:t>,</w:t>
       </w:r>
       <w:r>
         <w:rPr>
@@ -15920,7 +16254,35 @@
         <w:rPr>
           <w:w w:val="105"/>
         </w:rPr>
-        <w:t xml:space="preserve">connaissent ce que Patricia Clough identifie comme un « tournant affectif » (Clough, </w:t>
+        <w:t xml:space="preserve">connaissent ce que Patricia </w:t>
+      </w:r>
+      <w:proofErr w:type="spellStart"/>
+      <w:r>
+        <w:rPr>
+          <w:w w:val="105"/>
+        </w:rPr>
+        <w:t>Clough</w:t>
+      </w:r>
+      <w:proofErr w:type="spellEnd"/>
+      <w:r>
+        <w:rPr>
+          <w:w w:val="105"/>
+        </w:rPr>
+        <w:t xml:space="preserve"> identifie comme un « tournant affectif » (</w:t>
+      </w:r>
+      <w:proofErr w:type="spellStart"/>
+      <w:r>
+        <w:rPr>
+          <w:w w:val="105"/>
+        </w:rPr>
+        <w:t>Clough</w:t>
+      </w:r>
+      <w:proofErr w:type="spellEnd"/>
+      <w:r>
+        <w:rPr>
+          <w:w w:val="105"/>
+        </w:rPr>
+        <w:t xml:space="preserve">, </w:t>
       </w:r>
       <w:hyperlink w:anchor="_bookmark48" w:history="1">
         <w:r>
@@ -16400,11 +16762,19 @@
         </w:rPr>
         <w:t xml:space="preserve"> </w:t>
       </w:r>
-      <w:r>
-        <w:rPr>
-          <w:w w:val="105"/>
-        </w:rPr>
-        <w:t>etc)</w:t>
+      <w:proofErr w:type="spellStart"/>
+      <w:r>
+        <w:rPr>
+          <w:w w:val="105"/>
+        </w:rPr>
+        <w:t>etc</w:t>
+      </w:r>
+      <w:proofErr w:type="spellEnd"/>
+      <w:r>
+        <w:rPr>
+          <w:w w:val="105"/>
+        </w:rPr>
+        <w:t>)</w:t>
       </w:r>
       <w:r>
         <w:rPr>
@@ -17071,7 +17441,6 @@
         <w:spacing w:before="134" w:line="312" w:lineRule="auto"/>
         <w:ind w:left="142"/>
       </w:pPr>
-      <w:proofErr w:type="gramStart"/>
       <w:r>
         <w:rPr>
           <w:w w:val="105"/>
@@ -17079,7 +17448,6 @@
         <w:lastRenderedPageBreak/>
         <w:t>sont</w:t>
       </w:r>
-      <w:proofErr w:type="gramEnd"/>
       <w:r>
         <w:rPr>
           <w:w w:val="105"/>
@@ -17132,11 +17500,33 @@
         </w:rPr>
         <w:t xml:space="preserve"> </w:t>
       </w:r>
-      <w:r>
-        <w:rPr>
-          <w:w w:val="105"/>
-        </w:rPr>
-        <w:t>émo- tions et la dualité d’une émotion ressentie.</w:t>
+      <w:proofErr w:type="spellStart"/>
+      <w:r>
+        <w:rPr>
+          <w:w w:val="105"/>
+        </w:rPr>
+        <w:t>émo</w:t>
+      </w:r>
+      <w:proofErr w:type="spellEnd"/>
+      <w:r>
+        <w:rPr>
+          <w:w w:val="105"/>
+        </w:rPr>
+        <w:t xml:space="preserve">- </w:t>
+      </w:r>
+      <w:proofErr w:type="spellStart"/>
+      <w:r>
+        <w:rPr>
+          <w:w w:val="105"/>
+        </w:rPr>
+        <w:t>tions</w:t>
+      </w:r>
+      <w:proofErr w:type="spellEnd"/>
+      <w:r>
+        <w:rPr>
+          <w:w w:val="105"/>
+        </w:rPr>
+        <w:t xml:space="preserve"> et la dualité d’une émotion ressentie.</w:t>
       </w:r>
     </w:p>
     <w:p>
@@ -17423,7 +17813,13 @@
         <w:rPr>
           <w:w w:val="105"/>
         </w:rPr>
-        <w:t>les insultes d’un parti hiérarchiquement supérieur tel un souverain ne déclenche pas de colère à l’instar d’insultes provenant d’un pair ou d’un subalterne. Cela signifie que la colère venant d’une injure dépend de nos croyances envers l’émetteur de l’injure. Ainsi, les émotions ont une dimension cognitive et peuvent donc être influencées en modifiant cette</w:t>
+        <w:t xml:space="preserve">les insultes d’un parti hiérarchiquement supérieur tel un souverain ne déclenche pas de colère à l’instar d’insultes provenant d’un pair ou </w:t>
+      </w:r>
+      <w:r>
+        <w:rPr>
+          <w:w w:val="105"/>
+        </w:rPr>
+        <w:t>d’un subalterne. Cela signifie que la colère venant d’une injure dépend de nos croyances envers l’émetteur de l’injure. Ainsi, les émotions ont une dimension cognitive et peuvent donc être influencées en modifiant cette</w:t>
       </w:r>
       <w:r>
         <w:rPr>
@@ -17619,7 +18015,35 @@
         <w:rPr>
           <w:w w:val="105"/>
         </w:rPr>
-        <w:t>La notion de valence dans les émotions, le plaisir ou la douleur qu’une émotion ap- porte et dans quelle intensité, est une des rares caractéristiques des émotions sur laquelle toutes les disciplines sont d’accords. Pour Aristote, qui aborde aussi la notion de valeur, cela n’est pas contradictoire avec la notion de dualité, c’est-à-dire que toute émotion ap- porte à la fois du plaisir et de la douleur. Dans le deuil, la perte d’un être cher apporte indéniablement de la tristesse et pourtant dans les souvenir de cette personne se trouve</w:t>
+        <w:t xml:space="preserve">La notion de valence dans les émotions, le plaisir ou la douleur qu’une émotion </w:t>
+      </w:r>
+      <w:proofErr w:type="spellStart"/>
+      <w:r>
+        <w:rPr>
+          <w:w w:val="105"/>
+        </w:rPr>
+        <w:t>ap</w:t>
+      </w:r>
+      <w:proofErr w:type="spellEnd"/>
+      <w:r>
+        <w:rPr>
+          <w:w w:val="105"/>
+        </w:rPr>
+        <w:t xml:space="preserve">- porte et dans quelle intensité, est une des rares caractéristiques des émotions sur laquelle toutes les disciplines sont d’accords. Pour Aristote, qui aborde aussi la notion de valeur, cela n’est pas contradictoire avec la notion de dualité, c’est-à-dire que toute émotion </w:t>
+      </w:r>
+      <w:proofErr w:type="spellStart"/>
+      <w:r>
+        <w:rPr>
+          <w:w w:val="105"/>
+        </w:rPr>
+        <w:t>ap</w:t>
+      </w:r>
+      <w:proofErr w:type="spellEnd"/>
+      <w:r>
+        <w:rPr>
+          <w:w w:val="105"/>
+        </w:rPr>
+        <w:t>- porte à la fois du plaisir et de la douleur. Dans le deuil, la perte d’un être cher apporte indéniablement de la tristesse et pourtant dans les souvenir de cette personne se trouve</w:t>
       </w:r>
       <w:r>
         <w:rPr>
@@ -17736,7 +18160,13 @@
         <w:rPr>
           <w:w w:val="105"/>
         </w:rPr>
-        <w:t>existe</w:t>
+        <w:t>exist</w:t>
+      </w:r>
+      <w:r>
+        <w:rPr>
+          <w:w w:val="105"/>
+        </w:rPr>
+        <w:t>e</w:t>
       </w:r>
       <w:r>
         <w:rPr>
@@ -17996,8 +18426,30 @@
         <w:rPr>
           <w:w w:val="105"/>
         </w:rPr>
-        <w:t>certaines émotions. Le ressenti simultané de plusieurs émotions participe à cette confusion. Cette réflexion pose la question de la neutralité de certains ressentis et émotions. Est-ce l’ab- sence</w:t>
-      </w:r>
+        <w:t xml:space="preserve">certaines émotions. Le ressenti simultané de plusieurs émotions participe à cette confusion. Cette réflexion pose la question de la neutralité de certains ressentis et émotions. Est-ce </w:t>
+      </w:r>
+      <w:proofErr w:type="spellStart"/>
+      <w:r>
+        <w:rPr>
+          <w:w w:val="105"/>
+        </w:rPr>
+        <w:t>l’ab</w:t>
+      </w:r>
+      <w:proofErr w:type="spellEnd"/>
+      <w:r>
+        <w:rPr>
+          <w:w w:val="105"/>
+        </w:rPr>
+        <w:t xml:space="preserve">- </w:t>
+      </w:r>
+      <w:proofErr w:type="spellStart"/>
+      <w:r>
+        <w:rPr>
+          <w:w w:val="105"/>
+        </w:rPr>
+        <w:t>sence</w:t>
+      </w:r>
+      <w:proofErr w:type="spellEnd"/>
       <w:r>
         <w:rPr>
           <w:spacing w:val="-1"/>
@@ -18304,11 +18756,33 @@
         </w:rPr>
         <w:t xml:space="preserve"> </w:t>
       </w:r>
-      <w:r>
-        <w:rPr>
-          <w:w w:val="105"/>
-        </w:rPr>
-        <w:t>concrè- tement,</w:t>
+      <w:proofErr w:type="spellStart"/>
+      <w:r>
+        <w:rPr>
+          <w:w w:val="105"/>
+        </w:rPr>
+        <w:t>concrè</w:t>
+      </w:r>
+      <w:proofErr w:type="spellEnd"/>
+      <w:r>
+        <w:rPr>
+          <w:w w:val="105"/>
+        </w:rPr>
+        <w:t xml:space="preserve">- </w:t>
+      </w:r>
+      <w:proofErr w:type="spellStart"/>
+      <w:r>
+        <w:rPr>
+          <w:w w:val="105"/>
+        </w:rPr>
+        <w:t>tement</w:t>
+      </w:r>
+      <w:proofErr w:type="spellEnd"/>
+      <w:r>
+        <w:rPr>
+          <w:w w:val="105"/>
+        </w:rPr>
+        <w:t>,</w:t>
       </w:r>
       <w:r>
         <w:rPr>
@@ -18864,7 +19338,6 @@
         <w:ind w:left="115" w:right="275" w:firstLine="27"/>
         <w:jc w:val="both"/>
       </w:pPr>
-      <w:proofErr w:type="gramStart"/>
       <w:r>
         <w:rPr>
           <w:w w:val="105"/>
@@ -18872,7 +19345,6 @@
         <w:lastRenderedPageBreak/>
         <w:t>de</w:t>
       </w:r>
-      <w:proofErr w:type="gramEnd"/>
       <w:r>
         <w:rPr>
           <w:spacing w:val="37"/>
@@ -19693,7 +20165,13 @@
         <w:rPr>
           <w:w w:val="105"/>
         </w:rPr>
-        <w:t>portant sur l’aspect social des émotions. Le premier tenant de cet aspect initié particulièrement par La Rochefoucauld : la notion d’amour-propre comme motivation fondamentale de l’humanité. L’amour-propre, ici, est à la fois une préoccupation de l’estime de soi et une préoccupation de l’estime des autres. Ces deux préoccupations génèrent la déception et l’auto-déception. La fierté et l’orgueil sont toutes deux des auto-déceptions permettant d’ignorer nos propres faiblesses. Les moralistes attribuent la longévité de la civilisation à la volonté d’être estimé. Cette volonté peut d’ailleurs être comprise comme le désir d’être apprécié</w:t>
+        <w:t>portant sur l’aspect social des émotions. Le premier tenant de cet aspect initié particulièrement par La Rochefoucauld : la notion d’amour-propre comme motivation fondamentale de l’humanité. L’amour-propre, ici, est à la fois une préoccupation de l’estime de soi et une préoccupation de l’estime des autres. Ces deux préoccupations génèrent la déception et l’auto-déception. La fierté et l’orgueil sont toutes deux des auto-déceptions permettant d’ign</w:t>
+      </w:r>
+      <w:r>
+        <w:rPr>
+          <w:w w:val="105"/>
+        </w:rPr>
+        <w:t>orer nos propres faiblesses. Les moralistes attribuent la longévité de la civilisation à la volonté d’être estimé. Cette volonté peut d’ailleurs être comprise comme le désir d’être apprécié</w:t>
       </w:r>
       <w:r>
         <w:rPr>
@@ -20854,7 +21332,35 @@
         <w:rPr>
           <w:w w:val="105"/>
         </w:rPr>
-        <w:t xml:space="preserve"> quatre coins du monde. Les résultats de ce ques- tionnaire combinés avec ses observations l’amènent à la conclusion de l’universalité des émotions due aux similarités de leur expression à travers plusieurs cultures. Notamment, Darwin identifie six émotions principales : colère, peur, surprise, dégoût, joie et tristesse.</w:t>
+        <w:t xml:space="preserve"> quatre coins du monde. Les résultats de ce </w:t>
+      </w:r>
+      <w:proofErr w:type="spellStart"/>
+      <w:r>
+        <w:rPr>
+          <w:w w:val="105"/>
+        </w:rPr>
+        <w:t>ques</w:t>
+      </w:r>
+      <w:proofErr w:type="spellEnd"/>
+      <w:r>
+        <w:rPr>
+          <w:w w:val="105"/>
+        </w:rPr>
+        <w:t xml:space="preserve">- </w:t>
+      </w:r>
+      <w:proofErr w:type="spellStart"/>
+      <w:r>
+        <w:rPr>
+          <w:w w:val="105"/>
+        </w:rPr>
+        <w:t>tionnaire</w:t>
+      </w:r>
+      <w:proofErr w:type="spellEnd"/>
+      <w:r>
+        <w:rPr>
+          <w:w w:val="105"/>
+        </w:rPr>
+        <w:t xml:space="preserve"> combinés avec ses observations l’amènent à la conclusion de l’universalité des émotions due aux similarités de leur expression à travers plusieurs cultures. Notamment, Darwin identifie six émotions principales : colère, peur, surprise, dégoût, joie et tristesse.</w:t>
       </w:r>
     </w:p>
     <w:p>
@@ -21274,7 +21780,35 @@
         <w:rPr>
           <w:w w:val="105"/>
         </w:rPr>
-        <w:t xml:space="preserve">). Il existe plusieurs listes suggérées de ces émo- tions basiques comme le montre le tableau </w:t>
+        <w:t xml:space="preserve">). Il existe plusieurs listes suggérées de ces </w:t>
+      </w:r>
+      <w:proofErr w:type="spellStart"/>
+      <w:r>
+        <w:rPr>
+          <w:w w:val="105"/>
+        </w:rPr>
+        <w:t>émo</w:t>
+      </w:r>
+      <w:proofErr w:type="spellEnd"/>
+      <w:r>
+        <w:rPr>
+          <w:w w:val="105"/>
+        </w:rPr>
+        <w:t xml:space="preserve">- </w:t>
+      </w:r>
+      <w:proofErr w:type="spellStart"/>
+      <w:r>
+        <w:rPr>
+          <w:w w:val="105"/>
+        </w:rPr>
+        <w:t>tions</w:t>
+      </w:r>
+      <w:proofErr w:type="spellEnd"/>
+      <w:r>
+        <w:rPr>
+          <w:w w:val="105"/>
+        </w:rPr>
+        <w:t xml:space="preserve"> basiques comme le montre le tableau </w:t>
       </w:r>
       <w:hyperlink w:anchor="_bookmark7" w:history="1">
         <w:r>
@@ -21453,7 +21987,6 @@
         </w:rPr>
         <w:t xml:space="preserve"> </w:t>
       </w:r>
-      <w:proofErr w:type="gramStart"/>
       <w:r>
         <w:rPr>
           <w:w w:val="105"/>
@@ -21473,7 +22006,6 @@
         </w:rPr>
         <w:t>différence</w:t>
       </w:r>
-      <w:proofErr w:type="gramEnd"/>
       <w:r>
         <w:rPr>
           <w:spacing w:val="-3"/>
@@ -21511,7 +22043,35 @@
         <w:rPr>
           <w:w w:val="105"/>
         </w:rPr>
-        <w:t>l’uti- lisation mots quasi synonyme pour décrire la même émotion par exemple colère et rage</w:t>
+        <w:t>l’</w:t>
+      </w:r>
+      <w:proofErr w:type="spellStart"/>
+      <w:r>
+        <w:rPr>
+          <w:w w:val="105"/>
+        </w:rPr>
+        <w:t>uti</w:t>
+      </w:r>
+      <w:proofErr w:type="spellEnd"/>
+      <w:r>
+        <w:rPr>
+          <w:w w:val="105"/>
+        </w:rPr>
+        <w:t xml:space="preserve">- </w:t>
+      </w:r>
+      <w:proofErr w:type="spellStart"/>
+      <w:r>
+        <w:rPr>
+          <w:w w:val="105"/>
+        </w:rPr>
+        <w:t>lisation</w:t>
+      </w:r>
+      <w:proofErr w:type="spellEnd"/>
+      <w:r>
+        <w:rPr>
+          <w:w w:val="105"/>
+        </w:rPr>
+        <w:t xml:space="preserve"> mots quasi synonyme pour décrire la même émotion par exemple colère et rage</w:t>
       </w:r>
       <w:r>
         <w:rPr>
@@ -21524,7 +22084,21 @@
         <w:rPr>
           <w:w w:val="105"/>
         </w:rPr>
-        <w:t xml:space="preserve">ou attente, anticipation et désire (Ortony &amp; Turner, </w:t>
+        <w:t>ou attente, anticipation et désire (</w:t>
+      </w:r>
+      <w:proofErr w:type="spellStart"/>
+      <w:r>
+        <w:rPr>
+          <w:w w:val="105"/>
+        </w:rPr>
+        <w:t>Ortony</w:t>
+      </w:r>
+      <w:proofErr w:type="spellEnd"/>
+      <w:r>
+        <w:rPr>
+          <w:w w:val="105"/>
+        </w:rPr>
+        <w:t xml:space="preserve"> &amp; Turner, </w:t>
       </w:r>
       <w:hyperlink w:anchor="_bookmark111" w:history="1">
         <w:r>
@@ -21538,8 +22112,30 @@
         <w:rPr>
           <w:w w:val="105"/>
         </w:rPr>
-        <w:t>). Les défendeurs de l’existence d’émotions basiques donnent plusieurs arguments. Certaines émotions seraient exprimées sur les visages de plusieurs cultures très diverses de manière similaire permettant une cer- taine</w:t>
-      </w:r>
+        <w:t xml:space="preserve">). Les défendeurs de l’existence d’émotions basiques donnent plusieurs arguments. Certaines émotions seraient exprimées sur les visages de plusieurs cultures très diverses de manière similaire permettant une </w:t>
+      </w:r>
+      <w:proofErr w:type="spellStart"/>
+      <w:r>
+        <w:rPr>
+          <w:w w:val="105"/>
+        </w:rPr>
+        <w:t>cer</w:t>
+      </w:r>
+      <w:proofErr w:type="spellEnd"/>
+      <w:r>
+        <w:rPr>
+          <w:w w:val="105"/>
+        </w:rPr>
+        <w:t xml:space="preserve">- </w:t>
+      </w:r>
+      <w:proofErr w:type="spellStart"/>
+      <w:r>
+        <w:rPr>
+          <w:w w:val="105"/>
+        </w:rPr>
+        <w:t>taine</w:t>
+      </w:r>
+      <w:proofErr w:type="spellEnd"/>
       <w:r>
         <w:rPr>
           <w:spacing w:val="-5"/>
@@ -21594,12 +22190,14 @@
         </w:rPr>
         <w:t xml:space="preserve"> </w:t>
       </w:r>
+      <w:proofErr w:type="spellStart"/>
       <w:r>
         <w:rPr>
           <w:w w:val="105"/>
         </w:rPr>
         <w:t>Plutchik</w:t>
       </w:r>
+      <w:proofErr w:type="spellEnd"/>
       <w:r>
         <w:rPr>
           <w:spacing w:val="-5"/>
@@ -22288,7 +22886,21 @@
         <w:rPr>
           <w:w w:val="105"/>
         </w:rPr>
-        <w:t xml:space="preserve">et universelles. Plus récemment, des avancées en sciences cognitives montrent que certaines émotions activent systématiquement les mêmes zones du cerveau (Celeghin et al., </w:t>
+        <w:t>et universelles. Plus récemment, des avancées en sciences cognitives montrent que certaines émotions activent systématiquement les mêmes zones du cerveau (</w:t>
+      </w:r>
+      <w:proofErr w:type="spellStart"/>
+      <w:r>
+        <w:rPr>
+          <w:w w:val="105"/>
+        </w:rPr>
+        <w:t>Celeghin</w:t>
+      </w:r>
+      <w:proofErr w:type="spellEnd"/>
+      <w:r>
+        <w:rPr>
+          <w:w w:val="105"/>
+        </w:rPr>
+        <w:t xml:space="preserve"> et al., </w:t>
       </w:r>
       <w:hyperlink w:anchor="_bookmark46" w:history="1">
         <w:r>
@@ -22924,14 +23536,14 @@
         <w:spacing w:before="12" w:line="244" w:lineRule="exact"/>
         <w:ind w:left="6970"/>
       </w:pPr>
-      <w:proofErr w:type="gramStart"/>
+      <w:proofErr w:type="spellStart"/>
       <w:r>
         <w:rPr>
           <w:spacing w:val="-2"/>
         </w:rPr>
         <w:t>verselles</w:t>
       </w:r>
-      <w:proofErr w:type="gramEnd"/>
+      <w:proofErr w:type="spellEnd"/>
     </w:p>
     <w:p>
       <w:pPr>
@@ -23061,7 +23673,6 @@
         <w:ind w:left="221" w:right="313"/>
         <w:jc w:val="center"/>
       </w:pPr>
-      <w:proofErr w:type="gramStart"/>
       <w:r>
         <w:rPr>
           <w:spacing w:val="-2"/>
@@ -23069,7 +23680,6 @@
         </w:rPr>
         <w:t>surprise</w:t>
       </w:r>
-      <w:proofErr w:type="gramEnd"/>
     </w:p>
     <w:p>
       <w:pPr>
@@ -23134,12 +23744,21 @@
         <w:spacing w:before="146" w:line="252" w:lineRule="auto"/>
         <w:ind w:left="234" w:firstLine="27"/>
       </w:pPr>
+      <w:proofErr w:type="spellStart"/>
       <w:r>
         <w:rPr>
           <w:spacing w:val="-2"/>
           <w:w w:val="105"/>
         </w:rPr>
-        <w:t xml:space="preserve">Frijda (communication </w:t>
+        <w:t>Frijda</w:t>
+      </w:r>
+      <w:proofErr w:type="spellEnd"/>
+      <w:r>
+        <w:rPr>
+          <w:spacing w:val="-2"/>
+          <w:w w:val="105"/>
+        </w:rPr>
+        <w:t xml:space="preserve"> (communication </w:t>
       </w:r>
       <w:r>
         <w:rPr>
@@ -23154,11 +23773,9 @@
         <w:spacing w:line="273" w:lineRule="exact"/>
         <w:ind w:left="261"/>
       </w:pPr>
-      <w:proofErr w:type="gramStart"/>
       <w:r>
         <w:t>septembre</w:t>
       </w:r>
-      <w:proofErr w:type="gramEnd"/>
       <w:r>
         <w:rPr>
           <w:spacing w:val="62"/>
@@ -23481,19 +24098,11 @@
         <w:spacing w:before="13" w:line="252" w:lineRule="auto"/>
         <w:ind w:left="2768" w:right="78"/>
       </w:pPr>
-      <w:proofErr w:type="gramStart"/>
-      <w:r>
-        <w:rPr>
-          <w:w w:val="105"/>
-        </w:rPr>
-        <w:t>culpabilité</w:t>
-      </w:r>
-      <w:proofErr w:type="gramEnd"/>
-      <w:r>
-        <w:rPr>
-          <w:w w:val="105"/>
-        </w:rPr>
-        <w:t xml:space="preserve">, intérêt, joie, honte, </w:t>
+      <w:r>
+        <w:rPr>
+          <w:w w:val="105"/>
+        </w:rPr>
+        <w:t xml:space="preserve">culpabilité, intérêt, joie, honte, </w:t>
       </w:r>
       <w:r>
         <w:rPr>
@@ -23760,19 +24369,11 @@
         <w:spacing w:before="13"/>
         <w:ind w:left="2768"/>
       </w:pPr>
-      <w:proofErr w:type="gramStart"/>
-      <w:r>
-        <w:rPr>
-          <w:w w:val="105"/>
-        </w:rPr>
-        <w:t>soumission</w:t>
-      </w:r>
-      <w:proofErr w:type="gramEnd"/>
-      <w:r>
-        <w:rPr>
-          <w:w w:val="105"/>
-        </w:rPr>
-        <w:t>,</w:t>
+      <w:r>
+        <w:rPr>
+          <w:w w:val="105"/>
+        </w:rPr>
+        <w:t>soumission,</w:t>
       </w:r>
       <w:r>
         <w:rPr>
@@ -23874,9 +24475,11 @@
         </w:tabs>
         <w:ind w:left="261"/>
       </w:pPr>
+      <w:proofErr w:type="spellStart"/>
       <w:r>
         <w:t>Mowrer</w:t>
       </w:r>
+      <w:proofErr w:type="spellEnd"/>
       <w:r>
         <w:rPr>
           <w:spacing w:val="19"/>
@@ -24121,12 +24724,14 @@
         </w:tabs>
         <w:ind w:left="261"/>
       </w:pPr>
+      <w:proofErr w:type="spellStart"/>
       <w:r>
         <w:rPr>
           <w:w w:val="105"/>
         </w:rPr>
         <w:t>Panksepp</w:t>
       </w:r>
+      <w:proofErr w:type="spellEnd"/>
       <w:r>
         <w:rPr>
           <w:spacing w:val="25"/>
@@ -24249,12 +24854,14 @@
         <w:spacing w:before="146"/>
         <w:ind w:left="261"/>
       </w:pPr>
+      <w:proofErr w:type="spellStart"/>
       <w:r>
         <w:rPr>
           <w:w w:val="105"/>
         </w:rPr>
         <w:t>Plutchik</w:t>
       </w:r>
+      <w:proofErr w:type="spellEnd"/>
       <w:r>
         <w:rPr>
           <w:spacing w:val="30"/>
@@ -24328,19 +24935,11 @@
         <w:spacing w:before="13"/>
         <w:ind w:left="2768"/>
       </w:pPr>
-      <w:proofErr w:type="gramStart"/>
-      <w:r>
-        <w:rPr>
-          <w:w w:val="105"/>
-        </w:rPr>
-        <w:t>dégoût</w:t>
-      </w:r>
-      <w:proofErr w:type="gramEnd"/>
-      <w:r>
-        <w:rPr>
-          <w:w w:val="105"/>
-        </w:rPr>
-        <w:t>,</w:t>
+      <w:r>
+        <w:rPr>
+          <w:w w:val="105"/>
+        </w:rPr>
+        <w:t>dégoût,</w:t>
       </w:r>
       <w:r>
         <w:rPr>
@@ -24411,12 +25010,14 @@
         <w:spacing w:before="1"/>
         <w:ind w:left="261"/>
       </w:pPr>
+      <w:proofErr w:type="spellStart"/>
       <w:r>
         <w:rPr>
           <w:w w:val="105"/>
         </w:rPr>
         <w:t>Tomkins</w:t>
       </w:r>
+      <w:proofErr w:type="spellEnd"/>
       <w:r>
         <w:rPr>
           <w:spacing w:val="-13"/>
@@ -24503,19 +25104,11 @@
         <w:spacing w:before="13"/>
         <w:ind w:left="2768"/>
       </w:pPr>
-      <w:proofErr w:type="gramStart"/>
-      <w:r>
-        <w:rPr>
-          <w:w w:val="105"/>
-        </w:rPr>
-        <w:t>détresse</w:t>
-      </w:r>
-      <w:proofErr w:type="gramEnd"/>
-      <w:r>
-        <w:rPr>
-          <w:w w:val="105"/>
-        </w:rPr>
-        <w:t>,</w:t>
+      <w:r>
+        <w:rPr>
+          <w:w w:val="105"/>
+        </w:rPr>
+        <w:t>détresse,</w:t>
       </w:r>
       <w:r>
         <w:rPr>
@@ -25030,12 +25623,14 @@
         </w:rPr>
         <w:t xml:space="preserve"> </w:t>
       </w:r>
+      <w:proofErr w:type="spellStart"/>
       <w:r>
         <w:rPr>
           <w:w w:val="105"/>
         </w:rPr>
         <w:t>Ortony</w:t>
       </w:r>
+      <w:proofErr w:type="spellEnd"/>
       <w:r>
         <w:rPr>
           <w:spacing w:val="23"/>
@@ -25154,7 +25749,21 @@
         <w:rPr>
           <w:w w:val="105"/>
         </w:rPr>
-        <w:t xml:space="preserve"> d’émotions basiques. Ce raisonnement est similaire à l’analyse des couleurs qui se basent sur des couleurs primaires, irréductible et composant toute autre couleur. Par exemple, pour Kemper (</w:t>
+        <w:t xml:space="preserve"> d’émotions basiques. Ce raisonnement est similaire à l’analyse des couleurs qui se basent sur des couleurs primaires, irréductible et composant toute autre couleur. Par exemple, pour </w:t>
+      </w:r>
+      <w:proofErr w:type="spellStart"/>
+      <w:r>
+        <w:rPr>
+          <w:w w:val="105"/>
+        </w:rPr>
+        <w:t>Kemper</w:t>
+      </w:r>
+      <w:proofErr w:type="spellEnd"/>
+      <w:r>
+        <w:rPr>
+          <w:w w:val="105"/>
+        </w:rPr>
+        <w:t xml:space="preserve"> (</w:t>
       </w:r>
       <w:hyperlink w:anchor="_bookmark83" w:history="1">
         <w:r>
@@ -25311,21 +25920,7 @@
         <w:rPr>
           <w:w w:val="105"/>
         </w:rPr>
-        <w:t xml:space="preserve">déclenchement de peur bien que la culpabilité </w:t>
-      </w:r>
-      <w:proofErr w:type="gramStart"/>
-      <w:r>
-        <w:rPr>
-          <w:w w:val="105"/>
-        </w:rPr>
-        <w:t>est</w:t>
-      </w:r>
-      <w:proofErr w:type="gramEnd"/>
-      <w:r>
-        <w:rPr>
-          <w:w w:val="105"/>
-        </w:rPr>
-        <w:t xml:space="preserve"> une émotion apprise au travers d’interactions sociales. En</w:t>
+        <w:t>déclenchement de peur bien que la culpabilité est une émotion apprise au travers d’interactions sociales. En</w:t>
       </w:r>
       <w:r>
         <w:rPr>
@@ -25360,12 +25955,14 @@
         </w:rPr>
         <w:t xml:space="preserve"> </w:t>
       </w:r>
+      <w:proofErr w:type="spellStart"/>
       <w:r>
         <w:rPr>
           <w:w w:val="105"/>
         </w:rPr>
         <w:t>Plutchik</w:t>
       </w:r>
+      <w:proofErr w:type="spellEnd"/>
       <w:r>
         <w:rPr>
           <w:spacing w:val="-6"/>
@@ -25508,7 +26105,21 @@
         <w:rPr>
           <w:w w:val="105"/>
         </w:rPr>
-        <w:t xml:space="preserve">; l’amour proviendrait du mélange entre joie et confiance, deux émotions que Plutchik considère comme basiques (voir figure </w:t>
+        <w:t xml:space="preserve">; l’amour proviendrait du mélange entre joie et confiance, deux émotions que </w:t>
+      </w:r>
+      <w:proofErr w:type="spellStart"/>
+      <w:r>
+        <w:rPr>
+          <w:w w:val="105"/>
+        </w:rPr>
+        <w:t>Plutchik</w:t>
+      </w:r>
+      <w:proofErr w:type="spellEnd"/>
+      <w:r>
+        <w:rPr>
+          <w:w w:val="105"/>
+        </w:rPr>
+        <w:t xml:space="preserve"> considère comme basiques (voir figure </w:t>
       </w:r>
       <w:hyperlink w:anchor="_bookmark8" w:history="1">
         <w:r>
@@ -25767,7 +26378,15 @@
         <w:t xml:space="preserve"> </w:t>
       </w:r>
       <w:r>
-        <w:t xml:space="preserve">ce que certains considèrent comme des émotions basiques, d’autres ne considèrent pas du tout comme une émotion telle que la surprise (Ortony &amp; Turner, </w:t>
+        <w:t>ce que certains considèrent comme des émotions basiques, d’autres ne considèrent pas du tout comme une émotion telle que la surprise (</w:t>
+      </w:r>
+      <w:proofErr w:type="spellStart"/>
+      <w:r>
+        <w:t>Ortony</w:t>
+      </w:r>
+      <w:proofErr w:type="spellEnd"/>
+      <w:r>
+        <w:t xml:space="preserve"> &amp; Turner, </w:t>
       </w:r>
       <w:hyperlink w:anchor="_bookmark111" w:history="1">
         <w:r>
@@ -25775,7 +26394,23 @@
         </w:r>
       </w:hyperlink>
       <w:r>
-        <w:t xml:space="preserve">). Aristote identifiait 15 émotions basiques, Descartes 6, Hume seulement 2, 3 pour Spinoza etc (Thamm, </w:t>
+        <w:t xml:space="preserve">). Aristote identifiait 15 émotions basiques, Descartes 6, Hume seulement 2, 3 pour Spinoza </w:t>
+      </w:r>
+      <w:proofErr w:type="spellStart"/>
+      <w:r>
+        <w:t>etc</w:t>
+      </w:r>
+      <w:proofErr w:type="spellEnd"/>
+      <w:r>
+        <w:t xml:space="preserve"> (</w:t>
+      </w:r>
+      <w:proofErr w:type="spellStart"/>
+      <w:r>
+        <w:t>Thamm</w:t>
+      </w:r>
+      <w:proofErr w:type="spellEnd"/>
+      <w:r>
+        <w:t xml:space="preserve">, </w:t>
       </w:r>
       <w:hyperlink w:anchor="_bookmark136" w:history="1">
         <w:r>
@@ -25783,7 +26418,15 @@
         </w:r>
       </w:hyperlink>
       <w:r>
-        <w:t>). Ortony et Turner (</w:t>
+        <w:t xml:space="preserve">). </w:t>
+      </w:r>
+      <w:proofErr w:type="spellStart"/>
+      <w:r>
+        <w:t>Ortony</w:t>
+      </w:r>
+      <w:proofErr w:type="spellEnd"/>
+      <w:r>
+        <w:t xml:space="preserve"> et Turner (</w:t>
       </w:r>
       <w:hyperlink w:anchor="_bookmark111" w:history="1">
         <w:r>
@@ -25926,15 +26569,7 @@
         <w:t xml:space="preserve"> </w:t>
       </w:r>
       <w:r>
-        <w:t xml:space="preserve">surprise n’est pas </w:t>
-      </w:r>
-      <w:proofErr w:type="gramStart"/>
-      <w:r>
-        <w:t>une émotions</w:t>
-      </w:r>
-      <w:proofErr w:type="gramEnd"/>
-      <w:r>
-        <w:t xml:space="preserve"> car elle n’a pas de valence propre, une surprise peut être positive, négative</w:t>
+        <w:t>surprise n’est pas une émotions car elle n’a pas de valence propre, une surprise peut être positive, négative</w:t>
       </w:r>
       <w:r>
         <w:rPr>
@@ -26052,7 +26687,10 @@
         <w:t xml:space="preserve"> </w:t>
       </w:r>
       <w:r>
-        <w:t>le choque. Ainsi la surprise ne serait pas une émotion basique mais la présence ou non de surprise</w:t>
+        <w:t>le choque. Ainsi la surprise ne serait pas une émotion basique mais la présence ou non de surp</w:t>
+      </w:r>
+      <w:r>
+        <w:t>rise</w:t>
       </w:r>
       <w:r>
         <w:rPr>
@@ -26289,8 +26927,30 @@
         <w:rPr>
           <w:w w:val="105"/>
         </w:rPr>
-        <w:t>d’igno- rer</w:t>
-      </w:r>
+        <w:t>d’</w:t>
+      </w:r>
+      <w:proofErr w:type="spellStart"/>
+      <w:r>
+        <w:rPr>
+          <w:w w:val="105"/>
+        </w:rPr>
+        <w:t>igno</w:t>
+      </w:r>
+      <w:proofErr w:type="spellEnd"/>
+      <w:r>
+        <w:rPr>
+          <w:w w:val="105"/>
+        </w:rPr>
+        <w:t xml:space="preserve">- </w:t>
+      </w:r>
+      <w:proofErr w:type="spellStart"/>
+      <w:r>
+        <w:rPr>
+          <w:w w:val="105"/>
+        </w:rPr>
+        <w:t>rer</w:t>
+      </w:r>
+      <w:proofErr w:type="spellEnd"/>
       <w:r>
         <w:rPr>
           <w:spacing w:val="-10"/>
@@ -26461,7 +27121,35 @@
         <w:rPr>
           <w:w w:val="105"/>
         </w:rPr>
-        <w:t xml:space="preserve">culturelles (Mesquita &amp; Frijda, </w:t>
+        <w:t>culturelles (</w:t>
+      </w:r>
+      <w:proofErr w:type="spellStart"/>
+      <w:r>
+        <w:rPr>
+          <w:w w:val="105"/>
+        </w:rPr>
+        <w:t>Mesquita</w:t>
+      </w:r>
+      <w:proofErr w:type="spellEnd"/>
+      <w:r>
+        <w:rPr>
+          <w:w w:val="105"/>
+        </w:rPr>
+        <w:t xml:space="preserve"> &amp; </w:t>
+      </w:r>
+      <w:proofErr w:type="spellStart"/>
+      <w:r>
+        <w:rPr>
+          <w:w w:val="105"/>
+        </w:rPr>
+        <w:t>Frijda</w:t>
+      </w:r>
+      <w:proofErr w:type="spellEnd"/>
+      <w:r>
+        <w:rPr>
+          <w:w w:val="105"/>
+        </w:rPr>
+        <w:t xml:space="preserve">, </w:t>
       </w:r>
       <w:hyperlink w:anchor="_bookmark104" w:history="1">
         <w:r>
@@ -26482,7 +27170,21 @@
         <w:rPr>
           <w:w w:val="105"/>
         </w:rPr>
-        <w:t xml:space="preserve">; Mesquita et al., </w:t>
+        <w:t xml:space="preserve">; </w:t>
+      </w:r>
+      <w:proofErr w:type="spellStart"/>
+      <w:r>
+        <w:rPr>
+          <w:w w:val="105"/>
+        </w:rPr>
+        <w:t>Mesquita</w:t>
+      </w:r>
+      <w:proofErr w:type="spellEnd"/>
+      <w:r>
+        <w:rPr>
+          <w:w w:val="105"/>
+        </w:rPr>
+        <w:t xml:space="preserve"> et al., </w:t>
       </w:r>
       <w:hyperlink w:anchor="_bookmark103" w:history="1">
         <w:r>
@@ -26496,21 +27198,35 @@
         <w:rPr>
           <w:w w:val="105"/>
         </w:rPr>
-        <w:t>) et de confondre la distinction entre le mot et le concept. Par exemple le mot</w:t>
-      </w:r>
-      <w:proofErr w:type="gramStart"/>
-      <w:r>
-        <w:rPr>
-          <w:w w:val="105"/>
-        </w:rPr>
-        <w:t xml:space="preserve"> «colère</w:t>
-      </w:r>
-      <w:proofErr w:type="gramEnd"/>
-      <w:r>
-        <w:rPr>
-          <w:w w:val="105"/>
-        </w:rPr>
-        <w:t xml:space="preserve">» n’est pas forcément assigné au même sen- timent de colère pour chacun (Ortony, </w:t>
+        <w:t xml:space="preserve">) et de confondre la distinction entre le mot et le concept. Par exemple le mot «colère» n’est pas forcément assigné au même sen- </w:t>
+      </w:r>
+      <w:proofErr w:type="spellStart"/>
+      <w:r>
+        <w:rPr>
+          <w:w w:val="105"/>
+        </w:rPr>
+        <w:t>timent</w:t>
+      </w:r>
+      <w:proofErr w:type="spellEnd"/>
+      <w:r>
+        <w:rPr>
+          <w:w w:val="105"/>
+        </w:rPr>
+        <w:t xml:space="preserve"> de colère pour chacun (</w:t>
+      </w:r>
+      <w:proofErr w:type="spellStart"/>
+      <w:r>
+        <w:rPr>
+          <w:w w:val="105"/>
+        </w:rPr>
+        <w:t>Ortony</w:t>
+      </w:r>
+      <w:proofErr w:type="spellEnd"/>
+      <w:r>
+        <w:rPr>
+          <w:w w:val="105"/>
+        </w:rPr>
+        <w:t xml:space="preserve">, </w:t>
       </w:r>
       <w:hyperlink w:anchor="_bookmark110" w:history="1">
         <w:r>
@@ -26538,7 +27254,55 @@
         <w:rPr>
           <w:w w:val="105"/>
         </w:rPr>
-        <w:t>) propose un raisonnement en deux étapes. Premièrement, l’idée qu’il n’y a pas de correspondance entre une émotion et une réaction physique ou cognitive, c’est-à-dire que la même réaction physique (changement de rythme cardiaque, transpiration, activation de neurones…) peut être catégorisée comme différentes émotions par différentes personnes, ainsi une émotion ne peut pas être définie par un changement corporel seulement. Deuxièmement, cette catégorisation d’une réaction physique et cog- nitive est générée par un accord social entre membres d’une même société. Prenons pour exemple un patient et son thérapeute, le patient peut relater un évènement diﬀicile, telle que la perte d’un proche, provoquant chez lui de la colère et le thérapeute l’interpréter comme de la tristesse, dans cette situation aucun des deux n’aurait tort ou raison puisque qu’il</w:t>
+        <w:t xml:space="preserve">) propose un raisonnement en deux étapes. Premièrement, l’idée qu’il n’y a pas de correspondance entre une émotion et une réaction physique ou cognitive, c’est-à-dire que la même réaction physique (changement de rythme cardiaque, transpiration, activation de neurones…) peut être catégorisée comme différentes émotions par différentes personnes, ainsi une émotion ne peut pas être définie par un changement corporel seulement. Deuxièmement, cette catégorisation d’une réaction physique et </w:t>
+      </w:r>
+      <w:proofErr w:type="spellStart"/>
+      <w:r>
+        <w:rPr>
+          <w:w w:val="105"/>
+        </w:rPr>
+        <w:t>cog</w:t>
+      </w:r>
+      <w:proofErr w:type="spellEnd"/>
+      <w:r>
+        <w:rPr>
+          <w:w w:val="105"/>
+        </w:rPr>
+        <w:t xml:space="preserve">- </w:t>
+      </w:r>
+      <w:proofErr w:type="spellStart"/>
+      <w:r>
+        <w:rPr>
+          <w:w w:val="105"/>
+        </w:rPr>
+        <w:t>nitive</w:t>
+      </w:r>
+      <w:proofErr w:type="spellEnd"/>
+      <w:r>
+        <w:rPr>
+          <w:w w:val="105"/>
+        </w:rPr>
+        <w:t xml:space="preserve"> est générée</w:t>
+      </w:r>
+      <w:r>
+        <w:rPr>
+          <w:w w:val="105"/>
+        </w:rPr>
+        <w:t xml:space="preserve"> par un accord social entre membres d’une même société. Prenons pour exemple un patient et son thérapeute, le patient peut relater un évènement </w:t>
+      </w:r>
+      <w:proofErr w:type="spellStart"/>
+      <w:r>
+        <w:rPr>
+          <w:w w:val="105"/>
+        </w:rPr>
+        <w:t>diﬀicile</w:t>
+      </w:r>
+      <w:proofErr w:type="spellEnd"/>
+      <w:r>
+        <w:rPr>
+          <w:w w:val="105"/>
+        </w:rPr>
+        <w:t>, telle que la perte d’un proche, provoquant chez lui de la colère et le thérapeute l’interpréter comme de la tristesse, dans cette situation aucun des deux n’aurait tort ou raison puisque qu’il</w:t>
       </w:r>
       <w:r>
         <w:rPr>
@@ -26850,12 +27614,14 @@
         </w:rPr>
         <w:t xml:space="preserve"> </w:t>
       </w:r>
+      <w:proofErr w:type="spellStart"/>
       <w:r>
         <w:rPr>
           <w:sz w:val="24"/>
         </w:rPr>
         <w:t>Plutchik</w:t>
       </w:r>
+      <w:proofErr w:type="spellEnd"/>
       <w:r>
         <w:rPr>
           <w:spacing w:val="20"/>
@@ -26942,19 +27708,11 @@
         <w:ind w:left="142" w:right="275"/>
         <w:jc w:val="both"/>
       </w:pPr>
-      <w:proofErr w:type="gramStart"/>
-      <w:r>
-        <w:rPr>
-          <w:w w:val="105"/>
-        </w:rPr>
-        <w:t>chose</w:t>
-      </w:r>
-      <w:proofErr w:type="gramEnd"/>
-      <w:r>
-        <w:rPr>
-          <w:w w:val="105"/>
-        </w:rPr>
-        <w:t xml:space="preserve"> qu’il catégorise comme de la colère et le thérapeute a réellement perçu quelque chose qu’il catégorise comme de la tristesse. Les catégorisations de chacun dépendent de comment ils identifient la colère et la tristesse. Or cette identification dépend des normes sociales</w:t>
+      <w:r>
+        <w:rPr>
+          <w:w w:val="105"/>
+        </w:rPr>
+        <w:t>chose qu’il catégorise comme de la colère et le thérapeute a réellement perçu quelque chose qu’il catégorise comme de la tristesse. Les catégorisations de chacun dépendent de comment ils identifient la colère et la tristesse. Or cette identification dépend des normes sociales</w:t>
       </w:r>
       <w:r>
         <w:rPr>
@@ -27343,11 +28101,19 @@
         </w:rPr>
         <w:t xml:space="preserve"> </w:t>
       </w:r>
-      <w:r>
-        <w:rPr>
-          <w:w w:val="105"/>
-        </w:rPr>
-        <w:t>catégo- ries discrètes et tente de toutes les recenser et de les classifier comme les éléments dans le tableau</w:t>
+      <w:proofErr w:type="spellStart"/>
+      <w:r>
+        <w:rPr>
+          <w:w w:val="105"/>
+        </w:rPr>
+        <w:t>catégo</w:t>
+      </w:r>
+      <w:proofErr w:type="spellEnd"/>
+      <w:r>
+        <w:rPr>
+          <w:w w:val="105"/>
+        </w:rPr>
+        <w:t>- ries discrètes et tente de toutes les recenser et de les classifier comme les éléments dans le tableau</w:t>
       </w:r>
       <w:r>
         <w:rPr>
@@ -28020,12 +28786,14 @@
         </w:rPr>
         <w:t xml:space="preserve"> </w:t>
       </w:r>
+      <w:proofErr w:type="spellStart"/>
       <w:r>
         <w:rPr>
           <w:w w:val="105"/>
         </w:rPr>
         <w:t>suﬀisantes</w:t>
       </w:r>
+      <w:proofErr w:type="spellEnd"/>
       <w:r>
         <w:rPr>
           <w:spacing w:val="-4"/>
@@ -28072,11 +28840,25 @@
         </w:rPr>
         <w:t xml:space="preserve"> </w:t>
       </w:r>
-      <w:r>
-        <w:rPr>
-          <w:w w:val="105"/>
-        </w:rPr>
-        <w:t>Ortony,</w:t>
+      <w:proofErr w:type="spellStart"/>
+      <w:r>
+        <w:rPr>
+          <w:w w:val="105"/>
+        </w:rPr>
+        <w:t>Or</w:t>
+      </w:r>
+      <w:r>
+        <w:rPr>
+          <w:w w:val="105"/>
+        </w:rPr>
+        <w:t>tony</w:t>
+      </w:r>
+      <w:proofErr w:type="spellEnd"/>
+      <w:r>
+        <w:rPr>
+          <w:w w:val="105"/>
+        </w:rPr>
+        <w:t>,</w:t>
       </w:r>
       <w:r>
         <w:rPr>
@@ -28446,7 +29228,6 @@
         </w:rPr>
         <w:t xml:space="preserve"> </w:t>
       </w:r>
-      <w:proofErr w:type="gramStart"/>
       <w:r>
         <w:rPr>
           <w:w w:val="105"/>
@@ -28479,7 +29260,6 @@
         </w:rPr>
         <w:t>typique</w:t>
       </w:r>
-      <w:proofErr w:type="gramEnd"/>
       <w:r>
         <w:rPr>
           <w:spacing w:val="-1"/>
@@ -28541,7 +29321,23 @@
         <w:jc w:val="both"/>
       </w:pPr>
       <w:r>
-        <w:t>Les émotions sont aussi souvent classées selon leurs dimensions fondatrices. La classi- fication dimensionnelle considère les émotions n’ont pas comme des catégories distinctes</w:t>
+        <w:t xml:space="preserve">Les émotions sont aussi souvent classées selon leurs dimensions fondatrices. La </w:t>
+      </w:r>
+      <w:proofErr w:type="spellStart"/>
+      <w:r>
+        <w:t>classi</w:t>
+      </w:r>
+      <w:proofErr w:type="spellEnd"/>
+      <w:r>
+        <w:t xml:space="preserve">- </w:t>
+      </w:r>
+      <w:proofErr w:type="spellStart"/>
+      <w:r>
+        <w:t>fication</w:t>
+      </w:r>
+      <w:proofErr w:type="spellEnd"/>
+      <w:r>
+        <w:t xml:space="preserve"> dimensionnelle considère les émotions n’ont pas comme des catégories distinctes</w:t>
       </w:r>
       <w:r>
         <w:rPr>
@@ -28694,7 +29490,15 @@
         <w:t xml:space="preserve"> </w:t>
       </w:r>
       <w:r>
-        <w:t>va de soi que la valence seule ne suﬀit pas à définir distinctement toutes les émotions,</w:t>
+        <w:t xml:space="preserve">va de soi que la valence seule ne </w:t>
+      </w:r>
+      <w:proofErr w:type="spellStart"/>
+      <w:r>
+        <w:t>suﬀit</w:t>
+      </w:r>
+      <w:proofErr w:type="spellEnd"/>
+      <w:r>
+        <w:t xml:space="preserve"> pas à définir distinctement toutes les émotions,</w:t>
       </w:r>
       <w:r>
         <w:rPr>
@@ -28704,8 +29508,21 @@
         <w:t xml:space="preserve"> </w:t>
       </w:r>
       <w:r>
-        <w:t>d’autres dimensions sont nécessaires. C’est là que se concentre la réflexion de la classifica- tion</w:t>
-      </w:r>
+        <w:t xml:space="preserve">d’autres dimensions sont nécessaires. C’est là que se concentre la réflexion de la </w:t>
+      </w:r>
+      <w:proofErr w:type="spellStart"/>
+      <w:r>
+        <w:t>classifica</w:t>
+      </w:r>
+      <w:proofErr w:type="spellEnd"/>
+      <w:r>
+        <w:t xml:space="preserve">- </w:t>
+      </w:r>
+      <w:proofErr w:type="spellStart"/>
+      <w:r>
+        <w:t>tion</w:t>
+      </w:r>
+      <w:proofErr w:type="spellEnd"/>
       <w:r>
         <w:rPr>
           <w:spacing w:val="40"/>
@@ -28834,7 +29651,6 @@
         <w:ind w:left="142" w:right="282"/>
         <w:jc w:val="both"/>
       </w:pPr>
-      <w:proofErr w:type="gramStart"/>
       <w:r>
         <w:rPr>
           <w:w w:val="105"/>
@@ -28842,7 +29658,6 @@
         <w:lastRenderedPageBreak/>
         <w:t>exemple</w:t>
       </w:r>
-      <w:proofErr w:type="gramEnd"/>
       <w:r>
         <w:rPr>
           <w:spacing w:val="-2"/>
@@ -29025,8 +29840,30 @@
         <w:rPr>
           <w:w w:val="105"/>
         </w:rPr>
-        <w:t>Une classification dimensionnelle est appelée un modèle. Son objectif est de trouver les dimensions nécessaires à la qualification de chaque émotion avec le moins de chevau- chement</w:t>
-      </w:r>
+        <w:t xml:space="preserve">Une classification dimensionnelle est appelée un modèle. Son objectif est de trouver les dimensions nécessaires à la qualification de chaque émotion avec le moins de </w:t>
+      </w:r>
+      <w:proofErr w:type="spellStart"/>
+      <w:r>
+        <w:rPr>
+          <w:w w:val="105"/>
+        </w:rPr>
+        <w:t>chevau</w:t>
+      </w:r>
+      <w:proofErr w:type="spellEnd"/>
+      <w:r>
+        <w:rPr>
+          <w:w w:val="105"/>
+        </w:rPr>
+        <w:t xml:space="preserve">- </w:t>
+      </w:r>
+      <w:proofErr w:type="spellStart"/>
+      <w:r>
+        <w:rPr>
+          <w:w w:val="105"/>
+        </w:rPr>
+        <w:t>chement</w:t>
+      </w:r>
+      <w:proofErr w:type="spellEnd"/>
       <w:r>
         <w:rPr>
           <w:spacing w:val="-4"/>
@@ -29181,7 +30018,21 @@
         <w:rPr>
           <w:w w:val="105"/>
         </w:rPr>
-        <w:t>assez de dimensions ce qui ne permet pas d’expliquer toutes les émotions et entre trop de di- mensions qui seraient trop similaires tout en complexifiant une analyse. Chaque modèle</w:t>
+        <w:t xml:space="preserve">assez de dimensions ce qui ne permet pas d’expliquer toutes les émotions et entre trop de di- </w:t>
+      </w:r>
+      <w:proofErr w:type="spellStart"/>
+      <w:r>
+        <w:rPr>
+          <w:w w:val="105"/>
+        </w:rPr>
+        <w:t>mensions</w:t>
+      </w:r>
+      <w:proofErr w:type="spellEnd"/>
+      <w:r>
+        <w:rPr>
+          <w:w w:val="105"/>
+        </w:rPr>
+        <w:t xml:space="preserve"> qui seraient trop similaires tout en complexifiant une analyse. Chaque modèle</w:t>
       </w:r>
       <w:r>
         <w:rPr>
@@ -29390,7 +30241,21 @@
         <w:rPr>
           <w:w w:val="105"/>
         </w:rPr>
-        <w:t>) identifie les dimensions absence ou pré- sence de plaisir, excitation ou calme, tension ou relaxation. Cette limitation à deux ou</w:t>
+        <w:t xml:space="preserve">) identifie les dimensions absence ou pré- </w:t>
+      </w:r>
+      <w:proofErr w:type="spellStart"/>
+      <w:r>
+        <w:rPr>
+          <w:w w:val="105"/>
+        </w:rPr>
+        <w:t>sence</w:t>
+      </w:r>
+      <w:proofErr w:type="spellEnd"/>
+      <w:r>
+        <w:rPr>
+          <w:w w:val="105"/>
+        </w:rPr>
+        <w:t xml:space="preserve"> de plaisir, excitation ou calme, tension ou relaxation. Cette limitation à deux ou</w:t>
       </w:r>
       <w:r>
         <w:rPr>
@@ -29477,12 +30342,14 @@
         </w:rPr>
         <w:t xml:space="preserve"> </w:t>
       </w:r>
+      <w:proofErr w:type="spellStart"/>
       <w:r>
         <w:rPr>
           <w:w w:val="105"/>
         </w:rPr>
         <w:t>diﬀiculté</w:t>
       </w:r>
+      <w:proofErr w:type="spellEnd"/>
       <w:r>
         <w:rPr>
           <w:spacing w:val="-8"/>
@@ -29559,10 +30426,37 @@
         <w:rPr>
           <w:w w:val="105"/>
         </w:rPr>
-        <w:t xml:space="preserve">com- prendre un modèle avec plus de trois dimensions et ensuite par une convergence d’études psychométriques trouvant deux ou trois dimensions selon les spécificités de l’étude (anƒd </w:t>
-      </w:r>
-      <w:r>
-        <w:t xml:space="preserve">Vello Sermat, </w:t>
+        <w:t>com- prendre un modèle avec plus de trois dimensions et ensuite par une convergence d’études psychométriques trouvant deux ou trois dimensions selon les spécificités de l’étude (</w:t>
+      </w:r>
+      <w:proofErr w:type="spellStart"/>
+      <w:r>
+        <w:rPr>
+          <w:w w:val="105"/>
+        </w:rPr>
+        <w:t>anƒd</w:t>
+      </w:r>
+      <w:proofErr w:type="spellEnd"/>
+      <w:r>
+        <w:rPr>
+          <w:w w:val="105"/>
+        </w:rPr>
+        <w:t xml:space="preserve"> </w:t>
+      </w:r>
+      <w:proofErr w:type="spellStart"/>
+      <w:r>
+        <w:t>Vello</w:t>
+      </w:r>
+      <w:proofErr w:type="spellEnd"/>
+      <w:r>
+        <w:t xml:space="preserve"> </w:t>
+      </w:r>
+      <w:proofErr w:type="spellStart"/>
+      <w:r>
+        <w:t>Sermat</w:t>
+      </w:r>
+      <w:proofErr w:type="spellEnd"/>
+      <w:r>
+        <w:t xml:space="preserve">, </w:t>
       </w:r>
       <w:hyperlink w:anchor="_bookmark33" w:history="1">
         <w:r>
@@ -29576,7 +30470,15 @@
         <w:t xml:space="preserve"> </w:t>
       </w:r>
       <w:r>
-        <w:t xml:space="preserve">; Gladstones, </w:t>
+        <w:t xml:space="preserve">; </w:t>
+      </w:r>
+      <w:proofErr w:type="spellStart"/>
+      <w:r>
+        <w:t>Gladstones</w:t>
+      </w:r>
+      <w:proofErr w:type="spellEnd"/>
+      <w:r>
+        <w:t xml:space="preserve">, </w:t>
       </w:r>
       <w:hyperlink w:anchor="_bookmark66" w:history="1">
         <w:r>
@@ -29604,7 +30506,15 @@
         <w:t xml:space="preserve"> </w:t>
       </w:r>
       <w:r>
-        <w:t xml:space="preserve">; Schlosberg, </w:t>
+        <w:t xml:space="preserve">; </w:t>
+      </w:r>
+      <w:proofErr w:type="spellStart"/>
+      <w:r>
+        <w:t>Schlosberg</w:t>
+      </w:r>
+      <w:proofErr w:type="spellEnd"/>
+      <w:r>
+        <w:t xml:space="preserve">, </w:t>
       </w:r>
       <w:hyperlink w:anchor="_bookmark129" w:history="1">
         <w:r>
@@ -29620,11 +30530,19 @@
       <w:r>
         <w:t xml:space="preserve">; Williams &amp; Sun- </w:t>
       </w:r>
-      <w:r>
-        <w:rPr>
-          <w:w w:val="105"/>
-        </w:rPr>
-        <w:t xml:space="preserve">dene, </w:t>
+      <w:proofErr w:type="spellStart"/>
+      <w:r>
+        <w:rPr>
+          <w:w w:val="105"/>
+        </w:rPr>
+        <w:t>dene</w:t>
+      </w:r>
+      <w:proofErr w:type="spellEnd"/>
+      <w:r>
+        <w:rPr>
+          <w:w w:val="105"/>
+        </w:rPr>
+        <w:t xml:space="preserve">, </w:t>
       </w:r>
       <w:hyperlink w:anchor="_bookmark145" w:history="1">
         <w:r>
@@ -29806,8 +30724,18 @@
           <w:i/>
           <w:w w:val="105"/>
         </w:rPr>
-        <w:t>le modèle circumplexe</w:t>
-      </w:r>
+        <w:t xml:space="preserve">le modèle </w:t>
+      </w:r>
+      <w:proofErr w:type="spellStart"/>
+      <w:r>
+        <w:rPr>
+          <w:rFonts w:ascii="Palatino Linotype" w:hAnsi="Palatino Linotype"/>
+          <w:i/>
+          <w:w w:val="105"/>
+        </w:rPr>
+        <w:t>circumplexe</w:t>
+      </w:r>
+      <w:proofErr w:type="spellEnd"/>
       <w:r>
         <w:rPr>
           <w:rFonts w:ascii="Palatino Linotype" w:hAnsi="Palatino Linotype"/>
@@ -29942,13 +30870,45 @@
           <w:i/>
           <w:w w:val="105"/>
         </w:rPr>
-        <w:t xml:space="preserve">émotion- nels PAD </w:t>
-      </w:r>
-      <w:r>
-        <w:rPr>
-          <w:w w:val="105"/>
-        </w:rPr>
-        <w:t>(Mehrabian et Russell (</w:t>
+        <w:t xml:space="preserve">émotion- </w:t>
+      </w:r>
+      <w:proofErr w:type="spellStart"/>
+      <w:r>
+        <w:rPr>
+          <w:rFonts w:ascii="Palatino Linotype" w:hAnsi="Palatino Linotype"/>
+          <w:i/>
+          <w:w w:val="105"/>
+        </w:rPr>
+        <w:t>nels</w:t>
+      </w:r>
+      <w:proofErr w:type="spellEnd"/>
+      <w:r>
+        <w:rPr>
+          <w:rFonts w:ascii="Palatino Linotype" w:hAnsi="Palatino Linotype"/>
+          <w:i/>
+          <w:w w:val="105"/>
+        </w:rPr>
+        <w:t xml:space="preserve"> PAD </w:t>
+      </w:r>
+      <w:r>
+        <w:rPr>
+          <w:w w:val="105"/>
+        </w:rPr>
+        <w:t>(</w:t>
+      </w:r>
+      <w:proofErr w:type="spellStart"/>
+      <w:r>
+        <w:rPr>
+          <w:w w:val="105"/>
+        </w:rPr>
+        <w:t>Mehrabian</w:t>
+      </w:r>
+      <w:proofErr w:type="spellEnd"/>
+      <w:r>
+        <w:rPr>
+          <w:w w:val="105"/>
+        </w:rPr>
+        <w:t xml:space="preserve"> et Russell (</w:t>
       </w:r>
       <w:hyperlink w:anchor="_bookmark102" w:history="1">
         <w:r>
@@ -29989,7 +30949,41 @@
         <w:rPr>
           <w:w w:val="105"/>
         </w:rPr>
-        <w:t>; PAD signifie Plaisir Activation (excitation) Dominance. Le modèle circumplexe décrit les émotions sur deux dimensions : la valence de positif à négatif et l’activation de haute excitation à basse excitation au sein d’un cercle, chaque arc-de-cercle appartient à une émotion. Ainsi, en décrivant à quel point l’un est activé et ce qu’il ressent est positif ou négatif, il est possible d’approximer l’émotion ressentie. Le modèle PAD se distingue en ajoutant une dimension : la dominance ou soumission. Avec ce modèle, on doit pouvoir représenter toutes les émotions sur trois axes au lieu de deux dans le modèle circumplexe. Le troisième axe : dominance - soumission permet par exemple de distinguer la colère de la</w:t>
+        <w:t xml:space="preserve">; PAD signifie Plaisir Activation (excitation) Dominance. Le modèle </w:t>
+      </w:r>
+      <w:proofErr w:type="spellStart"/>
+      <w:r>
+        <w:rPr>
+          <w:w w:val="105"/>
+        </w:rPr>
+        <w:t>circumplexe</w:t>
+      </w:r>
+      <w:proofErr w:type="spellEnd"/>
+      <w:r>
+        <w:rPr>
+          <w:w w:val="105"/>
+        </w:rPr>
+        <w:t xml:space="preserve"> décrit les émotions sur deux dimensions : la valence de positif à négatif et l’activation de haute excitation à basse excitation au sein d’un cercle, chaque arc-de-cercle appartient à une émotion. Ainsi, en décrivant à quel point l’un est activé et ce qu’il ressent est positif ou négatif, il est possible d’approximer l’émotion ressentie. Le modèle PAD se distingue en ajoutant une dimension : la dom</w:t>
+      </w:r>
+      <w:r>
+        <w:rPr>
+          <w:w w:val="105"/>
+        </w:rPr>
+        <w:t xml:space="preserve">inance ou soumission. Avec ce modèle, on doit pouvoir représenter toutes les émotions sur trois axes au lieu de deux dans le modèle </w:t>
+      </w:r>
+      <w:proofErr w:type="spellStart"/>
+      <w:r>
+        <w:rPr>
+          <w:w w:val="105"/>
+        </w:rPr>
+        <w:t>circumplexe</w:t>
+      </w:r>
+      <w:proofErr w:type="spellEnd"/>
+      <w:r>
+        <w:rPr>
+          <w:w w:val="105"/>
+        </w:rPr>
+        <w:t>. Le troisième axe : dominance - soumission permet par exemple de distinguer la colère de la</w:t>
       </w:r>
       <w:r>
         <w:rPr>
@@ -30093,9 +31087,11 @@
         </w:rPr>
         <w:t xml:space="preserve"> </w:t>
       </w:r>
+      <w:proofErr w:type="spellStart"/>
       <w:r>
         <w:t>circumplexe</w:t>
       </w:r>
+      <w:proofErr w:type="spellEnd"/>
       <w:r>
         <w:rPr>
           <w:spacing w:val="21"/>
@@ -31392,23 +32388,13 @@
           <w:sz w:val="20"/>
         </w:rPr>
       </w:pPr>
-      <w:proofErr w:type="gramStart"/>
       <w:r>
         <w:rPr>
           <w:spacing w:val="-2"/>
           <w:w w:val="110"/>
           <w:sz w:val="20"/>
         </w:rPr>
-        <w:t>tendu</w:t>
-      </w:r>
-      <w:proofErr w:type="gramEnd"/>
-      <w:r>
-        <w:rPr>
-          <w:spacing w:val="-2"/>
-          <w:w w:val="110"/>
-          <w:sz w:val="20"/>
-        </w:rPr>
-        <w:t xml:space="preserve"> nerveux</w:t>
+        <w:t>tendu nerveux</w:t>
       </w:r>
     </w:p>
     <w:p>
@@ -31419,7 +32405,6 @@
           <w:sz w:val="20"/>
         </w:rPr>
       </w:pPr>
-      <w:proofErr w:type="gramStart"/>
       <w:r>
         <w:rPr>
           <w:spacing w:val="-2"/>
@@ -31428,7 +32413,6 @@
         </w:rPr>
         <w:t>stressé</w:t>
       </w:r>
-      <w:proofErr w:type="gramEnd"/>
     </w:p>
     <w:p>
       <w:pPr>
@@ -31447,7 +32431,6 @@
           <w:sz w:val="20"/>
         </w:rPr>
       </w:pPr>
-      <w:proofErr w:type="gramStart"/>
       <w:r>
         <w:rPr>
           <w:spacing w:val="-2"/>
@@ -31456,7 +32439,6 @@
         </w:rPr>
         <w:t>contrarié</w:t>
       </w:r>
-      <w:proofErr w:type="gramEnd"/>
     </w:p>
     <w:p>
       <w:pPr>
@@ -31476,7 +32458,6 @@
           <w:sz w:val="20"/>
         </w:rPr>
       </w:pPr>
-      <w:proofErr w:type="gramStart"/>
       <w:r>
         <w:rPr>
           <w:spacing w:val="-2"/>
@@ -31485,7 +32466,6 @@
         </w:rPr>
         <w:t>alerte</w:t>
       </w:r>
-      <w:proofErr w:type="gramEnd"/>
     </w:p>
     <w:p>
       <w:pPr>
@@ -31523,7 +32503,6 @@
           <w:sz w:val="20"/>
         </w:rPr>
       </w:pPr>
-      <w:proofErr w:type="gramStart"/>
       <w:r>
         <w:rPr>
           <w:spacing w:val="-2"/>
@@ -31532,7 +32511,6 @@
         </w:rPr>
         <w:t>excité</w:t>
       </w:r>
-      <w:proofErr w:type="gramEnd"/>
     </w:p>
     <w:p>
       <w:pPr>
@@ -31550,7 +32528,6 @@
           <w:sz w:val="20"/>
         </w:rPr>
       </w:pPr>
-      <w:proofErr w:type="gramStart"/>
       <w:r>
         <w:rPr>
           <w:spacing w:val="-2"/>
@@ -31559,7 +32536,6 @@
         </w:rPr>
         <w:t>élancé</w:t>
       </w:r>
-      <w:proofErr w:type="gramEnd"/>
     </w:p>
     <w:p>
       <w:pPr>
@@ -31613,7 +32589,6 @@
       <w:r>
         <w:br w:type="column"/>
       </w:r>
-      <w:proofErr w:type="gramStart"/>
       <w:r>
         <w:rPr>
           <w:spacing w:val="-2"/>
@@ -31622,7 +32597,6 @@
         </w:rPr>
         <w:t>heureux</w:t>
       </w:r>
-      <w:proofErr w:type="gramEnd"/>
     </w:p>
     <w:p>
       <w:pPr>
@@ -31740,7 +32714,6 @@
       <w:r>
         <w:br w:type="column"/>
       </w:r>
-      <w:proofErr w:type="gramStart"/>
       <w:r>
         <w:rPr>
           <w:spacing w:val="-2"/>
@@ -31749,7 +32722,6 @@
         </w:rPr>
         <w:t>triste</w:t>
       </w:r>
-      <w:proofErr w:type="gramEnd"/>
     </w:p>
     <w:p>
       <w:pPr>
@@ -31767,7 +32739,6 @@
           <w:sz w:val="20"/>
         </w:rPr>
       </w:pPr>
-      <w:proofErr w:type="gramStart"/>
       <w:r>
         <w:rPr>
           <w:spacing w:val="-2"/>
@@ -31776,7 +32747,6 @@
         </w:rPr>
         <w:t>déprimé</w:t>
       </w:r>
-      <w:proofErr w:type="gramEnd"/>
     </w:p>
     <w:p>
       <w:pPr>
@@ -31794,7 +32764,6 @@
           <w:sz w:val="20"/>
         </w:rPr>
       </w:pPr>
-      <w:proofErr w:type="gramStart"/>
       <w:r>
         <w:rPr>
           <w:spacing w:val="-2"/>
@@ -31803,7 +32772,6 @@
         </w:rPr>
         <w:t>léthargique</w:t>
       </w:r>
-      <w:proofErr w:type="gramEnd"/>
     </w:p>
     <w:p>
       <w:pPr>
@@ -31816,7 +32784,6 @@
       <w:r>
         <w:br w:type="column"/>
       </w:r>
-      <w:proofErr w:type="gramStart"/>
       <w:r>
         <w:rPr>
           <w:spacing w:val="-2"/>
@@ -31825,7 +32792,6 @@
         </w:rPr>
         <w:t>content</w:t>
       </w:r>
-      <w:proofErr w:type="gramEnd"/>
     </w:p>
     <w:p>
       <w:pPr>
@@ -31835,23 +32801,13 @@
           <w:sz w:val="20"/>
         </w:rPr>
       </w:pPr>
-      <w:proofErr w:type="gramStart"/>
       <w:r>
         <w:rPr>
           <w:spacing w:val="-2"/>
           <w:w w:val="105"/>
           <w:sz w:val="20"/>
         </w:rPr>
-        <w:t>serein</w:t>
-      </w:r>
-      <w:proofErr w:type="gramEnd"/>
-      <w:r>
-        <w:rPr>
-          <w:spacing w:val="-2"/>
-          <w:w w:val="105"/>
-          <w:sz w:val="20"/>
-        </w:rPr>
-        <w:t xml:space="preserve"> détendu</w:t>
+        <w:t>serein détendu</w:t>
       </w:r>
     </w:p>
     <w:p>
@@ -31902,7 +32858,6 @@
       <w:r>
         <w:br w:type="column"/>
       </w:r>
-      <w:proofErr w:type="gramStart"/>
       <w:r>
         <w:rPr>
           <w:spacing w:val="-2"/>
@@ -31911,7 +32866,6 @@
         </w:rPr>
         <w:t>fatigué</w:t>
       </w:r>
-      <w:proofErr w:type="gramEnd"/>
     </w:p>
     <w:p>
       <w:pPr>
@@ -31924,7 +32878,6 @@
       <w:r>
         <w:br w:type="column"/>
       </w:r>
-      <w:proofErr w:type="gramStart"/>
       <w:r>
         <w:rPr>
           <w:spacing w:val="-2"/>
@@ -31932,7 +32885,6 @@
         </w:rPr>
         <w:t>calme</w:t>
       </w:r>
-      <w:proofErr w:type="gramEnd"/>
     </w:p>
     <w:p>
       <w:pPr>
@@ -32332,8 +33284,21 @@
         </w:rPr>
         <w:t xml:space="preserve"> </w:t>
       </w:r>
-      <w:r>
-        <w:t>émo- tionnelles,</w:t>
+      <w:proofErr w:type="spellStart"/>
+      <w:r>
+        <w:t>émo</w:t>
+      </w:r>
+      <w:proofErr w:type="spellEnd"/>
+      <w:r>
+        <w:t xml:space="preserve">- </w:t>
+      </w:r>
+      <w:proofErr w:type="spellStart"/>
+      <w:r>
+        <w:t>tionnelles</w:t>
+      </w:r>
+      <w:proofErr w:type="spellEnd"/>
+      <w:r>
+        <w:t>,</w:t>
       </w:r>
       <w:r>
         <w:rPr>
@@ -32377,9 +33342,11 @@
         </w:rPr>
         <w:t xml:space="preserve"> </w:t>
       </w:r>
+      <w:proofErr w:type="spellStart"/>
       <w:r>
         <w:t>Marsella</w:t>
       </w:r>
+      <w:proofErr w:type="spellEnd"/>
       <w:r>
         <w:rPr>
           <w:spacing w:val="40"/>
@@ -34520,11 +35487,19 @@
         <w:ind w:left="142" w:right="236" w:firstLine="398"/>
         <w:jc w:val="both"/>
       </w:pPr>
-      <w:r>
-        <w:rPr>
-          <w:w w:val="105"/>
-        </w:rPr>
-        <w:t>Pang et al. (</w:t>
+      <w:proofErr w:type="spellStart"/>
+      <w:r>
+        <w:rPr>
+          <w:w w:val="105"/>
+        </w:rPr>
+        <w:t>Pang</w:t>
+      </w:r>
+      <w:proofErr w:type="spellEnd"/>
+      <w:r>
+        <w:rPr>
+          <w:w w:val="105"/>
+        </w:rPr>
+        <w:t xml:space="preserve"> et al. (</w:t>
       </w:r>
       <w:hyperlink w:anchor="_bookmark115" w:history="1">
         <w:r>
@@ -34676,7 +35651,6 @@
         <w:spacing w:before="134" w:line="312" w:lineRule="auto"/>
         <w:ind w:left="142"/>
       </w:pPr>
-      <w:proofErr w:type="gramStart"/>
       <w:r>
         <w:rPr>
           <w:w w:val="105"/>
@@ -34684,7 +35658,6 @@
         <w:lastRenderedPageBreak/>
         <w:t>plusieurs</w:t>
       </w:r>
-      <w:proofErr w:type="gramEnd"/>
       <w:r>
         <w:rPr>
           <w:spacing w:val="-1"/>
@@ -34958,9 +35931,11 @@
         </w:rPr>
         <w:t xml:space="preserve"> </w:t>
       </w:r>
+      <w:proofErr w:type="spellStart"/>
       <w:r>
         <w:t>Ligthart</w:t>
       </w:r>
+      <w:proofErr w:type="spellEnd"/>
       <w:r>
         <w:rPr>
           <w:spacing w:val="37"/>
@@ -35921,12 +36896,14 @@
         </w:rPr>
         <w:t xml:space="preserve"> </w:t>
       </w:r>
+      <w:proofErr w:type="spellStart"/>
       <w:r>
         <w:rPr>
           <w:w w:val="105"/>
         </w:rPr>
         <w:t>Zhan</w:t>
       </w:r>
+      <w:proofErr w:type="spellEnd"/>
       <w:r>
         <w:rPr>
           <w:spacing w:val="-3"/>
@@ -36010,7 +36987,6 @@
         </w:rPr>
       </w:pPr>
       <w:commentRangeStart w:id="43"/>
-      <w:proofErr w:type="gramStart"/>
       <w:r>
         <w:rPr>
           <w:sz w:val="24"/>
@@ -36018,7 +36994,6 @@
         <w:lastRenderedPageBreak/>
         <w:t>permet</w:t>
       </w:r>
-      <w:proofErr w:type="gramEnd"/>
       <w:r>
         <w:rPr>
           <w:spacing w:val="4"/>
@@ -36787,9 +37762,11 @@
         </w:rPr>
         <w:t xml:space="preserve"> </w:t>
       </w:r>
+      <w:proofErr w:type="spellStart"/>
       <w:r>
         <w:t>Pang</w:t>
       </w:r>
+      <w:proofErr w:type="spellEnd"/>
       <w:r>
         <w:rPr>
           <w:spacing w:val="40"/>
@@ -37221,7 +38198,21 @@
         <w:rPr>
           <w:w w:val="105"/>
         </w:rPr>
-        <w:t>Après le choix du type d’analyse et de l’échelle, il reste à choisir parmi les diffé- rentes approches méthodologiques. Celles-ci peuvent être résumées en trois catégories : l’approche lexicale, l’approche par apprentissage automatique, et les approches hybrides, mélangeant</w:t>
+        <w:t xml:space="preserve">Après le choix du type d’analyse et de l’échelle, il reste à choisir parmi les </w:t>
+      </w:r>
+      <w:proofErr w:type="spellStart"/>
+      <w:r>
+        <w:rPr>
+          <w:w w:val="105"/>
+        </w:rPr>
+        <w:t>diffé</w:t>
+      </w:r>
+      <w:proofErr w:type="spellEnd"/>
+      <w:r>
+        <w:rPr>
+          <w:w w:val="105"/>
+        </w:rPr>
+        <w:t>- rentes approches méthodologiques. Celles-ci peuvent être résumées en trois catégories : l’approche lexicale, l’approche par apprentissage automatique, et les approches hybrides, mélangeant</w:t>
       </w:r>
       <w:r>
         <w:rPr>
@@ -37359,7 +38350,35 @@
         <w:rPr>
           <w:w w:val="105"/>
         </w:rPr>
-        <w:t xml:space="preserve">base sur un lexique attribuant à chaque mot une valeur positive ou négative. La création de ce lexique est la partie la plus fastidieuse. Une fois le lexique constitué, l’algorithme n’a plus qu’à simplement additionner la valeur des mots connotés positivement ou négativement (Hemmatian &amp; Sohrabi, </w:t>
+        <w:t>base sur un lexique attribuant à chaque mot une valeur positive ou négative. La création de ce lexique est la partie la plus fastidieuse. Une fois le lexique constitué, l’algorithme n’a plus qu’à simplement additionner la valeur des mots connotés positivement ou négativement (</w:t>
+      </w:r>
+      <w:proofErr w:type="spellStart"/>
+      <w:r>
+        <w:rPr>
+          <w:w w:val="105"/>
+        </w:rPr>
+        <w:t>Hemmatian</w:t>
+      </w:r>
+      <w:proofErr w:type="spellEnd"/>
+      <w:r>
+        <w:rPr>
+          <w:w w:val="105"/>
+        </w:rPr>
+        <w:t xml:space="preserve"> &amp; </w:t>
+      </w:r>
+      <w:proofErr w:type="spellStart"/>
+      <w:r>
+        <w:rPr>
+          <w:w w:val="105"/>
+        </w:rPr>
+        <w:t>Sohrabi</w:t>
+      </w:r>
+      <w:proofErr w:type="spellEnd"/>
+      <w:r>
+        <w:rPr>
+          <w:w w:val="105"/>
+        </w:rPr>
+        <w:t xml:space="preserve">, </w:t>
       </w:r>
       <w:hyperlink w:anchor="_bookmark71" w:history="1">
         <w:r>
@@ -37373,7 +38392,21 @@
         <w:rPr>
           <w:w w:val="105"/>
         </w:rPr>
-        <w:t xml:space="preserve">). Puisque la qualité des résultats d’une approche lexicale dépend du lexique employé, il est nécessaire d’adapter ce lexique au contexte de l’analyse (Ligthart et al., </w:t>
+        <w:t>). Puisque la qualité des résultats d’une approche lexicale dépend du lexique employé, il est nécessaire d’adapter ce lexique au contexte de l’analyse (</w:t>
+      </w:r>
+      <w:proofErr w:type="spellStart"/>
+      <w:r>
+        <w:rPr>
+          <w:w w:val="105"/>
+        </w:rPr>
+        <w:t>Ligthart</w:t>
+      </w:r>
+      <w:proofErr w:type="spellEnd"/>
+      <w:r>
+        <w:rPr>
+          <w:w w:val="105"/>
+        </w:rPr>
+        <w:t xml:space="preserve"> et al., </w:t>
       </w:r>
       <w:hyperlink w:anchor="_bookmark95" w:history="1">
         <w:r>
@@ -37586,7 +38619,21 @@
         <w:rPr>
           <w:w w:val="105"/>
         </w:rPr>
-        <w:t xml:space="preserve">don- nées afin de leur attribuer des labels et les catégoriser. Les différentes méthodes diffèrent principalement par la technique d’apprentissage. Il existe trois catégories : l’apprentissage supervisé, non supervisé et l’apprentissage hybride (Ligthart et al., </w:t>
+        <w:t>don- nées afin de leur attribuer des labels et les catégoriser. Les différentes méthodes diffèrent principalement par la technique d’apprentissage. Il existe trois catégories : l’apprentissage supervisé, non supervisé et l’apprentissage hybride (</w:t>
+      </w:r>
+      <w:proofErr w:type="spellStart"/>
+      <w:r>
+        <w:rPr>
+          <w:w w:val="105"/>
+        </w:rPr>
+        <w:t>Ligthart</w:t>
+      </w:r>
+      <w:proofErr w:type="spellEnd"/>
+      <w:r>
+        <w:rPr>
+          <w:w w:val="105"/>
+        </w:rPr>
+        <w:t xml:space="preserve"> et al., </w:t>
       </w:r>
       <w:hyperlink w:anchor="_bookmark95" w:history="1">
         <w:r>
@@ -37600,7 +38647,63 @@
         <w:rPr>
           <w:w w:val="105"/>
         </w:rPr>
-        <w:t xml:space="preserve">). Les méthodes de TALN utilisant l’apprentissage supervisé sont supposées apporter de meilleurs résul- tats, mais sont plus compliquées et coûteuses (Hemmatian &amp; Sohrabi, </w:t>
+        <w:t xml:space="preserve">). Les méthodes de TALN utilisant l’apprentissage supervisé sont supposées apporter de meilleurs </w:t>
+      </w:r>
+      <w:proofErr w:type="spellStart"/>
+      <w:r>
+        <w:rPr>
+          <w:w w:val="105"/>
+        </w:rPr>
+        <w:t>résul</w:t>
+      </w:r>
+      <w:proofErr w:type="spellEnd"/>
+      <w:r>
+        <w:rPr>
+          <w:w w:val="105"/>
+        </w:rPr>
+        <w:t xml:space="preserve">- </w:t>
+      </w:r>
+      <w:proofErr w:type="spellStart"/>
+      <w:r>
+        <w:rPr>
+          <w:w w:val="105"/>
+        </w:rPr>
+        <w:t>tats</w:t>
+      </w:r>
+      <w:proofErr w:type="spellEnd"/>
+      <w:r>
+        <w:rPr>
+          <w:w w:val="105"/>
+        </w:rPr>
+        <w:t>, mais sont plus compliquées et coûteuses (</w:t>
+      </w:r>
+      <w:proofErr w:type="spellStart"/>
+      <w:r>
+        <w:rPr>
+          <w:w w:val="105"/>
+        </w:rPr>
+        <w:t>Hemmatian</w:t>
+      </w:r>
+      <w:proofErr w:type="spellEnd"/>
+      <w:r>
+        <w:rPr>
+          <w:w w:val="105"/>
+        </w:rPr>
+        <w:t xml:space="preserve"> &amp; </w:t>
+      </w:r>
+      <w:proofErr w:type="spellStart"/>
+      <w:r>
+        <w:rPr>
+          <w:w w:val="105"/>
+        </w:rPr>
+        <w:t>Sohrabi</w:t>
+      </w:r>
+      <w:proofErr w:type="spellEnd"/>
+      <w:r>
+        <w:rPr>
+          <w:w w:val="105"/>
+        </w:rPr>
+        <w:t xml:space="preserve">, </w:t>
       </w:r>
       <w:hyperlink w:anchor="_bookmark71" w:history="1">
         <w:r>
@@ -37614,7 +38717,63 @@
         <w:rPr>
           <w:w w:val="105"/>
         </w:rPr>
-        <w:t xml:space="preserve">). Cependant, les méthodes non supervisées gagnent en qualité, notamment grâce à l’Inférence en Lan- gage Naturel et l’apprentissage sans entraînement (zero-shot learning), qui permet de mesurer le lien entre deux textes non familiers, comme un texte et un label. Les mé- thodes d’apprentissage profond, basées sur les réseaux de neurones, sont de plus en plus </w:t>
+        <w:t>). Cependant, les méthodes non supervisées gagnent en qualité, notamment grâce à l’Inférence en Lan- gage Naturel et l’apprentissage sans entraînement (</w:t>
+      </w:r>
+      <w:proofErr w:type="spellStart"/>
+      <w:r>
+        <w:rPr>
+          <w:w w:val="105"/>
+        </w:rPr>
+        <w:t>zero</w:t>
+      </w:r>
+      <w:proofErr w:type="spellEnd"/>
+      <w:r>
+        <w:rPr>
+          <w:w w:val="105"/>
+        </w:rPr>
+        <w:t xml:space="preserve">-shot </w:t>
+      </w:r>
+      <w:proofErr w:type="spellStart"/>
+      <w:r>
+        <w:rPr>
+          <w:w w:val="105"/>
+        </w:rPr>
+        <w:t>learning</w:t>
+      </w:r>
+      <w:proofErr w:type="spellEnd"/>
+      <w:r>
+        <w:rPr>
+          <w:w w:val="105"/>
+        </w:rPr>
+        <w:t xml:space="preserve">), qui permet de mesurer le lien entre deux textes non familiers, comme un texte et un label. Les </w:t>
+      </w:r>
+      <w:proofErr w:type="spellStart"/>
+      <w:r>
+        <w:rPr>
+          <w:w w:val="105"/>
+        </w:rPr>
+        <w:t>mé</w:t>
+      </w:r>
+      <w:proofErr w:type="spellEnd"/>
+      <w:r>
+        <w:rPr>
+          <w:w w:val="105"/>
+        </w:rPr>
+        <w:t xml:space="preserve">- </w:t>
+      </w:r>
+      <w:proofErr w:type="spellStart"/>
+      <w:r>
+        <w:rPr>
+          <w:w w:val="105"/>
+        </w:rPr>
+        <w:t>thodes</w:t>
+      </w:r>
+      <w:proofErr w:type="spellEnd"/>
+      <w:r>
+        <w:rPr>
+          <w:w w:val="105"/>
+        </w:rPr>
+        <w:t xml:space="preserve"> d’apprentissage profond, basées sur les réseaux de neurones, sont de plus en plus </w:t>
       </w:r>
       <w:r>
         <w:rPr>
@@ -37656,15 +38815,7 @@
           <w:t>er les choix que l’on a fait parmi les différentes options possibles.</w:t>
         </w:r>
         <w:r>
-          <w:t xml:space="preserve"> (</w:t>
-        </w:r>
-        <w:proofErr w:type="gramStart"/>
-        <w:r>
-          <w:t>ou</w:t>
-        </w:r>
-        <w:proofErr w:type="gramEnd"/>
-        <w:r>
-          <w:t xml:space="preserve"> alors explique que tu présenteras tes choix plus tard)</w:t>
+          <w:t xml:space="preserve"> (ou alors explique que tu présenteras tes choix plus tard)</w:t>
         </w:r>
       </w:ins>
     </w:p>
@@ -38261,7 +39412,13 @@
         <w:rPr>
           <w:w w:val="105"/>
         </w:rPr>
-        <w:t>ayant signalé avoir vécu une expérience similaire, la satisfaction (binaire) de la réponse de la part de l’auteur et celle des visiteurs du site.</w:t>
+        <w:t>ayant signalé avoir vécu une expérience similaire, la satisfaction (binaire</w:t>
+      </w:r>
+      <w:r>
+        <w:rPr>
+          <w:w w:val="105"/>
+        </w:rPr>
+        <w:t>) de la réponse de la part de l’auteur et celle des visiteurs du site.</w:t>
       </w:r>
     </w:p>
     <w:p>
@@ -38899,14 +40056,14 @@
         <w:spacing w:before="12"/>
         <w:ind w:left="1889"/>
       </w:pPr>
-      <w:proofErr w:type="gramStart"/>
+      <w:proofErr w:type="spellStart"/>
       <w:r>
         <w:rPr>
           <w:w w:val="105"/>
         </w:rPr>
         <w:t>ments</w:t>
       </w:r>
-      <w:proofErr w:type="gramEnd"/>
+      <w:proofErr w:type="spellEnd"/>
       <w:r>
         <w:rPr>
           <w:spacing w:val="8"/>
@@ -39162,7 +40319,6 @@
         <w:spacing w:before="12" w:line="252" w:lineRule="auto"/>
         <w:ind w:left="1838" w:right="482"/>
       </w:pPr>
-      <w:proofErr w:type="gramStart"/>
       <w:r>
         <w:rPr>
           <w:spacing w:val="-6"/>
@@ -39170,7 +40326,6 @@
         </w:rPr>
         <w:t>de</w:t>
       </w:r>
-      <w:proofErr w:type="gramEnd"/>
       <w:r>
         <w:tab/>
       </w:r>
@@ -39194,19 +40349,37 @@
       <w:r>
         <w:tab/>
       </w:r>
+      <w:proofErr w:type="spellStart"/>
       <w:r>
         <w:rPr>
           <w:spacing w:val="-6"/>
           <w:w w:val="105"/>
         </w:rPr>
-        <w:t xml:space="preserve">mé- </w:t>
-      </w:r>
+        <w:t>mé</w:t>
+      </w:r>
+      <w:proofErr w:type="spellEnd"/>
+      <w:r>
+        <w:rPr>
+          <w:spacing w:val="-6"/>
+          <w:w w:val="105"/>
+        </w:rPr>
+        <w:t xml:space="preserve">- </w:t>
+      </w:r>
+      <w:proofErr w:type="spellStart"/>
       <w:r>
         <w:rPr>
           <w:spacing w:val="-2"/>
           <w:w w:val="105"/>
         </w:rPr>
-        <w:t>thode.</w:t>
+        <w:t>thode</w:t>
+      </w:r>
+      <w:proofErr w:type="spellEnd"/>
+      <w:r>
+        <w:rPr>
+          <w:spacing w:val="-2"/>
+          <w:w w:val="105"/>
+        </w:rPr>
+        <w:t>.</w:t>
       </w:r>
     </w:p>
     <w:p>
@@ -39301,8 +40474,30 @@
         <w:rPr>
           <w:w w:val="105"/>
         </w:rPr>
-        <w:t>Comme mentionné auparavant, les méthodes dictionnaires sont des méthodes néces- sitant</w:t>
-      </w:r>
+        <w:t xml:space="preserve">Comme mentionné auparavant, les méthodes dictionnaires sont des méthodes </w:t>
+      </w:r>
+      <w:proofErr w:type="spellStart"/>
+      <w:r>
+        <w:rPr>
+          <w:w w:val="105"/>
+        </w:rPr>
+        <w:t>néces</w:t>
+      </w:r>
+      <w:proofErr w:type="spellEnd"/>
+      <w:r>
+        <w:rPr>
+          <w:w w:val="105"/>
+        </w:rPr>
+        <w:t xml:space="preserve">- </w:t>
+      </w:r>
+      <w:proofErr w:type="spellStart"/>
+      <w:r>
+        <w:rPr>
+          <w:w w:val="105"/>
+        </w:rPr>
+        <w:t>sitant</w:t>
+      </w:r>
+      <w:proofErr w:type="spellEnd"/>
       <w:r>
         <w:rPr>
           <w:spacing w:val="19"/>
@@ -39483,8 +40678,16 @@
         <w:rPr>
           <w:w w:val="105"/>
         </w:rPr>
-        <w:t>assigné à chaque mot. Ensuite, ces scores sont additionnés pour créer un score global du sen- timent</w:t>
-      </w:r>
+        <w:t xml:space="preserve">assigné à chaque mot. Ensuite, ces scores sont additionnés pour créer un score global du sen- </w:t>
+      </w:r>
+      <w:proofErr w:type="spellStart"/>
+      <w:r>
+        <w:rPr>
+          <w:w w:val="105"/>
+        </w:rPr>
+        <w:t>timent</w:t>
+      </w:r>
+      <w:proofErr w:type="spellEnd"/>
       <w:r>
         <w:rPr>
           <w:spacing w:val="31"/>
@@ -39662,20 +40865,68 @@
         <w:ind w:left="142" w:right="243"/>
         <w:jc w:val="both"/>
       </w:pPr>
-      <w:proofErr w:type="gramStart"/>
       <w:r>
         <w:rPr>
           <w:w w:val="105"/>
         </w:rPr>
         <w:lastRenderedPageBreak/>
-        <w:t>étant</w:t>
-      </w:r>
-      <w:proofErr w:type="gramEnd"/>
-      <w:r>
-        <w:rPr>
-          <w:w w:val="105"/>
-        </w:rPr>
-        <w:t xml:space="preserve"> neutre par essence comme : ”très”, ”vraiment”, etc… mais qui influencent l’inten- sité d’autres mots en amplifiant leur score. D’autre part, les méthodes d’apprentissage profond et d’inférence se basent sur des réseaux de neurones qui apprennent à partir de données précédemment utilisées. Les méthodes d’inférence se distinguent dans la classi- fication, c’est-à-dire la tâche de catégoriser des données, par leur capacité à utiliser des catégories de labels différentes des données d’entraînement.</w:t>
+        <w:t>étant neutre par essence comme : ”très”, ”vraiment”, etc… mais qui influencent l’</w:t>
+      </w:r>
+      <w:proofErr w:type="spellStart"/>
+      <w:r>
+        <w:rPr>
+          <w:w w:val="105"/>
+        </w:rPr>
+        <w:t>inten</w:t>
+      </w:r>
+      <w:proofErr w:type="spellEnd"/>
+      <w:r>
+        <w:rPr>
+          <w:w w:val="105"/>
+        </w:rPr>
+        <w:t xml:space="preserve">- </w:t>
+      </w:r>
+      <w:proofErr w:type="spellStart"/>
+      <w:r>
+        <w:rPr>
+          <w:w w:val="105"/>
+        </w:rPr>
+        <w:t>sité</w:t>
+      </w:r>
+      <w:proofErr w:type="spellEnd"/>
+      <w:r>
+        <w:rPr>
+          <w:w w:val="105"/>
+        </w:rPr>
+        <w:t xml:space="preserve"> d’autres mots en amplifiant leur score. D’autre part, les méthodes d’apprentissage profond et d’inférence se basent sur des réseaux de neurones qui apprennent à partir de données précédemment utilisées. Les méthodes d’inférence se distinguent dans la </w:t>
+      </w:r>
+      <w:proofErr w:type="spellStart"/>
+      <w:r>
+        <w:rPr>
+          <w:w w:val="105"/>
+        </w:rPr>
+        <w:t>classi</w:t>
+      </w:r>
+      <w:proofErr w:type="spellEnd"/>
+      <w:r>
+        <w:rPr>
+          <w:w w:val="105"/>
+        </w:rPr>
+        <w:t xml:space="preserve">- </w:t>
+      </w:r>
+      <w:proofErr w:type="spellStart"/>
+      <w:r>
+        <w:rPr>
+          <w:w w:val="105"/>
+        </w:rPr>
+        <w:t>fication</w:t>
+      </w:r>
+      <w:proofErr w:type="spellEnd"/>
+      <w:r>
+        <w:rPr>
+          <w:w w:val="105"/>
+        </w:rPr>
+        <w:t>, c’est-à-dire la tâche de catégoriser des données, par leur capacité à utiliser des catégories de labels différentes des données d’entraînement.</w:t>
       </w:r>
     </w:p>
     <w:p>
@@ -39880,12 +41131,21 @@
         </w:rPr>
         <w:t xml:space="preserve"> </w:t>
       </w:r>
+      <w:proofErr w:type="spellStart"/>
       <w:r>
         <w:rPr>
           <w:spacing w:val="-2"/>
           <w:w w:val="105"/>
         </w:rPr>
-        <w:t xml:space="preserve">commen- </w:t>
+        <w:t>commen</w:t>
+      </w:r>
+      <w:proofErr w:type="spellEnd"/>
+      <w:r>
+        <w:rPr>
+          <w:spacing w:val="-2"/>
+          <w:w w:val="105"/>
+        </w:rPr>
+        <w:t xml:space="preserve">- </w:t>
       </w:r>
       <w:r>
         <w:rPr>
@@ -40047,7 +41307,41 @@
         <w:rPr>
           <w:w w:val="105"/>
         </w:rPr>
-        <w:t>proportion de mots négatifs de celle des mots positifs, on obtient un score de valence, c’est-à-dire un score global de sentiment allant de -1 à 1. La méthode avec modificateurs (D-AM), en plus des trois proportions mentionnées de D-SM, nous donne un score de valence global prenant en compte le fait que la majorité des mots utilisés sont neutres, ce score est com- pris entre -1 et 1. Enfin, la méthode zero-shot learning (ZSL) nous donne la probabilité que chaque valeur de sentiment (positif, neutre, négatif) soit applicable au texte. Comme auparavant, en soustrayant la probabilité que le texte soit négatif de la probabilité qu’il soit positif, nous obtenons encore une fois un score de valence compris entre -1 et 1.</w:t>
+        <w:t xml:space="preserve">proportion de mots négatifs de celle des mots positifs, on obtient un score de valence, c’est-à-dire un score global de sentiment allant de -1 à 1. La méthode avec modificateurs (D-AM), en plus des trois proportions mentionnées de D-SM, nous donne un score de valence global prenant en compte le fait que la majorité des mots utilisés sont neutres, ce score est com- pris entre -1 et 1. Enfin, la méthode </w:t>
+      </w:r>
+      <w:proofErr w:type="spellStart"/>
+      <w:r>
+        <w:rPr>
+          <w:w w:val="105"/>
+        </w:rPr>
+        <w:t>zero</w:t>
+      </w:r>
+      <w:proofErr w:type="spellEnd"/>
+      <w:r>
+        <w:rPr>
+          <w:w w:val="105"/>
+        </w:rPr>
+        <w:t xml:space="preserve">-shot </w:t>
+      </w:r>
+      <w:proofErr w:type="spellStart"/>
+      <w:r>
+        <w:rPr>
+          <w:w w:val="105"/>
+        </w:rPr>
+        <w:t>learning</w:t>
+      </w:r>
+      <w:proofErr w:type="spellEnd"/>
+      <w:r>
+        <w:rPr>
+          <w:w w:val="105"/>
+        </w:rPr>
+        <w:t xml:space="preserve"> (ZSL) nous donne la probabilité que chaque valeur de sentiment (positif, neutre, négatif</w:t>
+      </w:r>
+      <w:r>
+        <w:rPr>
+          <w:w w:val="105"/>
+        </w:rPr>
+        <w:t>) soit applicable au texte. Comme auparavant, en soustrayant la probabilité que le texte soit négatif de la probabilité qu’il soit positif, nous obtenons encore une fois un score de valence compris entre -1 et 1.</w:t>
       </w:r>
     </w:p>
     <w:p>
@@ -41124,12 +42418,14 @@
         </w:rPr>
         <w:t xml:space="preserve"> </w:t>
       </w:r>
+      <w:proofErr w:type="spellStart"/>
       <w:r>
         <w:rPr>
           <w:w w:val="105"/>
         </w:rPr>
         <w:t>aﬀichés</w:t>
       </w:r>
+      <w:proofErr w:type="spellEnd"/>
       <w:r>
         <w:rPr>
           <w:spacing w:val="-15"/>
@@ -41201,7 +42497,13 @@
         <w:rPr>
           <w:w w:val="105"/>
         </w:rPr>
-        <w:t>que le ZSL (𝜞</w:t>
+        <w:t>que le ZSL (</w:t>
+      </w:r>
+      <w:r>
+        <w:rPr>
+          <w:w w:val="105"/>
+        </w:rPr>
+        <w:t>𝜞</w:t>
       </w:r>
       <w:r>
         <w:rPr>
@@ -41246,7 +42548,13 @@
         <w:rPr>
           <w:w w:val="105"/>
         </w:rPr>
-        <w:t>89 est plus performant à la fois en précision et en rappel, loin devant le modèle DAM (𝜞</w:t>
+        <w:t>89 est plus performant à la fois en précision et en rappel, loin devant le modèle DAM (</w:t>
+      </w:r>
+      <w:r>
+        <w:rPr>
+          <w:w w:val="105"/>
+        </w:rPr>
+        <w:t>𝜞</w:t>
       </w:r>
       <w:r>
         <w:rPr>
@@ -41284,7 +42592,13 @@
         <w:rPr>
           <w:w w:val="105"/>
         </w:rPr>
-        <w:t>52) et le modèle DSM (𝜞</w:t>
+        <w:t>52) et le modèle DSM (</w:t>
+      </w:r>
+      <w:r>
+        <w:rPr>
+          <w:w w:val="105"/>
+        </w:rPr>
+        <w:t>𝜞</w:t>
       </w:r>
       <w:r>
         <w:rPr>
@@ -41561,12 +42875,14 @@
         </w:rPr>
         <w:t xml:space="preserve"> </w:t>
       </w:r>
+      <w:proofErr w:type="spellStart"/>
       <w:r>
         <w:rPr>
           <w:spacing w:val="-2"/>
         </w:rPr>
         <w:t>multitraits</w:t>
       </w:r>
+      <w:proofErr w:type="spellEnd"/>
     </w:p>
     <w:p>
       <w:pPr>
@@ -41590,7 +42906,21 @@
         <w:rPr>
           <w:w w:val="105"/>
         </w:rPr>
-        <w:t xml:space="preserve">Les modèles D-SM et ZSL nous donnent tous deux une probabilité que chaque com- mentaire soit positif, négatif ou neutre. Ces six probabilités nous permettent de comparer les résultats. À première vue, la matrice de corrélation (figure </w:t>
+        <w:t xml:space="preserve">Les modèles D-SM et ZSL nous donnent tous deux une probabilité que chaque com- </w:t>
+      </w:r>
+      <w:proofErr w:type="spellStart"/>
+      <w:r>
+        <w:rPr>
+          <w:w w:val="105"/>
+        </w:rPr>
+        <w:t>mentaire</w:t>
+      </w:r>
+      <w:proofErr w:type="spellEnd"/>
+      <w:r>
+        <w:rPr>
+          <w:w w:val="105"/>
+        </w:rPr>
+        <w:t xml:space="preserve"> soit positif, négatif ou neutre. Ces six probabilités nous permettent de comparer les résultats. À première vue, la matrice de corrélation (figure </w:t>
       </w:r>
       <w:hyperlink w:anchor="_bookmark23" w:history="1">
         <w:r>
@@ -41987,7 +43317,13 @@
         <w:rPr>
           <w:sz w:val="24"/>
         </w:rPr>
-        <w:t>Scores 𝜞</w:t>
+        <w:t xml:space="preserve">Scores </w:t>
+      </w:r>
+      <w:r>
+        <w:rPr>
+          <w:sz w:val="24"/>
+        </w:rPr>
+        <w:t>𝜞</w:t>
       </w:r>
       <w:r>
         <w:rPr>
@@ -42009,12 +43345,21 @@
         </w:rPr>
         <w:t xml:space="preserve">avec </w:t>
       </w:r>
+      <w:proofErr w:type="spellStart"/>
       <w:r>
         <w:rPr>
           <w:spacing w:val="-2"/>
           <w:sz w:val="24"/>
         </w:rPr>
-        <w:t>préci-</w:t>
+        <w:t>préci</w:t>
+      </w:r>
+      <w:proofErr w:type="spellEnd"/>
+      <w:r>
+        <w:rPr>
+          <w:spacing w:val="-2"/>
+          <w:sz w:val="24"/>
+        </w:rPr>
+        <w:t>-</w:t>
       </w:r>
     </w:p>
     <w:p>
@@ -42023,14 +43368,14 @@
         <w:spacing w:before="13" w:line="252" w:lineRule="auto"/>
         <w:ind w:left="1650"/>
       </w:pPr>
-      <w:proofErr w:type="gramStart"/>
+      <w:proofErr w:type="spellStart"/>
       <w:r>
         <w:rPr>
           <w:w w:val="105"/>
         </w:rPr>
         <w:t>sion</w:t>
       </w:r>
-      <w:proofErr w:type="gramEnd"/>
+      <w:proofErr w:type="spellEnd"/>
       <w:r>
         <w:rPr>
           <w:spacing w:val="40"/>
@@ -42096,7 +43441,15 @@
         <w:t xml:space="preserve">Figure 3.6 – </w:t>
       </w:r>
       <w:r>
-        <w:t>Matrice de corrélations des proba- bilités de traits.</w:t>
+        <w:t xml:space="preserve">Matrice de corrélations des proba- </w:t>
+      </w:r>
+      <w:proofErr w:type="spellStart"/>
+      <w:r>
+        <w:t>bilités</w:t>
+      </w:r>
+      <w:proofErr w:type="spellEnd"/>
+      <w:r>
+        <w:t xml:space="preserve"> de traits.</w:t>
       </w:r>
     </w:p>
     <w:p>
@@ -43178,12 +44531,14 @@
         </w:rPr>
         <w:t xml:space="preserve"> </w:t>
       </w:r>
+      <w:proofErr w:type="spellStart"/>
       <w:r>
         <w:rPr>
           <w:w w:val="105"/>
         </w:rPr>
         <w:t>Blodgett</w:t>
       </w:r>
+      <w:proofErr w:type="spellEnd"/>
       <w:r>
         <w:rPr>
           <w:spacing w:val="12"/>
@@ -43283,12 +44638,14 @@
         </w:rPr>
         <w:t xml:space="preserve"> </w:t>
       </w:r>
+      <w:proofErr w:type="spellStart"/>
       <w:r>
         <w:rPr>
           <w:w w:val="105"/>
         </w:rPr>
         <w:t>reclamation</w:t>
       </w:r>
+      <w:proofErr w:type="spellEnd"/>
       <w:r>
         <w:rPr>
           <w:spacing w:val="12"/>
@@ -43360,6 +44717,7 @@
         </w:rPr>
         <w:t xml:space="preserve"> </w:t>
       </w:r>
+      <w:proofErr w:type="spellStart"/>
       <w:r>
         <w:rPr>
           <w:w w:val="105"/>
@@ -43367,6 +44725,7 @@
         </w:rPr>
         <w:t>Chandrashekaran</w:t>
       </w:r>
+      <w:proofErr w:type="spellEnd"/>
       <w:r>
         <w:rPr>
           <w:spacing w:val="-2"/>
@@ -43380,15 +44739,7 @@
           <w:w w:val="105"/>
           <w:lang w:val="en-US"/>
         </w:rPr>
-        <w:t>(1998</w:t>
-      </w:r>
-      <w:proofErr w:type="gramStart"/>
-      <w:r>
-        <w:rPr>
-          <w:w w:val="105"/>
-          <w:lang w:val="en-US"/>
-        </w:rPr>
-        <w:t>)</w:t>
+        <w:t>(1998)</w:t>
       </w:r>
       <w:r>
         <w:rPr>
@@ -43405,7 +44756,6 @@
         </w:rPr>
         <w:t>:</w:t>
       </w:r>
-      <w:proofErr w:type="gramEnd"/>
       <w:r>
         <w:rPr>
           <w:spacing w:val="-2"/>
@@ -43517,13 +44867,22 @@
           <w:lang w:val="en-US"/>
         </w:rPr>
       </w:pPr>
+      <w:proofErr w:type="spellStart"/>
       <w:ins w:id="83" w:author="GUENOUN Marcel" w:date="2025-11-26T11:25:00Z">
         <w:r>
           <w:rPr>
             <w:w w:val="105"/>
             <w:lang w:val="en-US"/>
           </w:rPr>
-          <w:t xml:space="preserve">Commentaires sur le fond: </w:t>
+          <w:t>Commentaires</w:t>
+        </w:r>
+        <w:proofErr w:type="spellEnd"/>
+        <w:r>
+          <w:rPr>
+            <w:w w:val="105"/>
+            <w:lang w:val="en-US"/>
+          </w:rPr>
+          <w:t xml:space="preserve"> sur le fond: </w:t>
         </w:r>
       </w:ins>
     </w:p>
@@ -43601,15 +44960,7 @@
       </w:ins>
       <w:ins w:id="92" w:author="GUENOUN Marcel" w:date="2025-11-26T11:30:00Z">
         <w:r>
-          <w:t xml:space="preserve">26=&gt; envoi de la thèse finalisée et validée   le 30 septembre=&gt; envoi de la version finale pour relecture à Christophe et moi </w:t>
-        </w:r>
-        <w:proofErr w:type="gramStart"/>
-        <w:r>
-          <w:t>le  30</w:t>
-        </w:r>
-        <w:proofErr w:type="gramEnd"/>
-        <w:r>
-          <w:t xml:space="preserve"> aout</w:t>
+          <w:t>26=&gt; envoi de la thèse finalisée et validée   le 30 septembre=&gt; envoi de la version finale pour relecture à Christophe et moi le  30 aout</w:t>
         </w:r>
       </w:ins>
       <w:ins w:id="93" w:author="GUENOUN Marcel" w:date="2025-11-26T11:31:00Z">
@@ -43724,29 +45075,7 @@
           <w:sz w:val="24"/>
           <w:lang w:val="en-US"/>
         </w:rPr>
-        <w:t xml:space="preserve">Quality and </w:t>
-      </w:r>
-      <w:proofErr w:type="gramStart"/>
-      <w:r>
-        <w:rPr>
-          <w:rFonts w:ascii="Palatino Linotype"/>
-          <w:i/>
-          <w:w w:val="105"/>
-          <w:sz w:val="24"/>
-          <w:lang w:val="en-US"/>
-        </w:rPr>
-        <w:t>competition :</w:t>
-      </w:r>
-      <w:proofErr w:type="gramEnd"/>
-      <w:r>
-        <w:rPr>
-          <w:rFonts w:ascii="Palatino Linotype"/>
-          <w:i/>
-          <w:w w:val="105"/>
-          <w:sz w:val="24"/>
-          <w:lang w:val="en-US"/>
-        </w:rPr>
-        <w:t xml:space="preserve"> an essay in economic theory</w:t>
+        <w:t>Quality and competition : an essay in economic theory</w:t>
       </w:r>
       <w:r>
         <w:rPr>
@@ -43826,20 +45155,8 @@
           <w:sz w:val="24"/>
           <w:lang w:val="en-US"/>
         </w:rPr>
-        <w:t xml:space="preserve">Marketing Behavior and Executive </w:t>
-      </w:r>
-      <w:proofErr w:type="gramStart"/>
-      <w:r>
-        <w:rPr>
-          <w:rFonts w:ascii="Palatino Linotype"/>
-          <w:i/>
-          <w:w w:val="105"/>
-          <w:sz w:val="24"/>
-          <w:lang w:val="en-US"/>
-        </w:rPr>
-        <w:t>Action :</w:t>
-      </w:r>
-      <w:proofErr w:type="gramEnd"/>
+        <w:t>Marketing Behavior and Executive Action :</w:t>
+      </w:r>
       <w:r>
         <w:rPr>
           <w:rFonts w:ascii="Palatino Linotype"/>
@@ -43877,6 +45194,7 @@
       </w:pPr>
       <w:bookmarkStart w:id="102" w:name="_bookmark33"/>
       <w:bookmarkEnd w:id="102"/>
+      <w:proofErr w:type="spellStart"/>
       <w:r>
         <w:rPr>
           <w:w w:val="105"/>
@@ -43884,6 +45202,7 @@
         </w:rPr>
         <w:t>anƒd</w:t>
       </w:r>
+      <w:proofErr w:type="spellEnd"/>
       <w:r>
         <w:rPr>
           <w:spacing w:val="-4"/>
@@ -43907,12 +45226,21 @@
         </w:rPr>
         <w:t xml:space="preserve"> </w:t>
       </w:r>
-      <w:r>
-        <w:rPr>
-          <w:w w:val="105"/>
-          <w:lang w:val="en-US"/>
-        </w:rPr>
-        <w:t>Sermat,</w:t>
+      <w:proofErr w:type="spellStart"/>
+      <w:r>
+        <w:rPr>
+          <w:w w:val="105"/>
+          <w:lang w:val="en-US"/>
+        </w:rPr>
+        <w:t>Sermat</w:t>
+      </w:r>
+      <w:proofErr w:type="spellEnd"/>
+      <w:r>
+        <w:rPr>
+          <w:w w:val="105"/>
+          <w:lang w:val="en-US"/>
+        </w:rPr>
+        <w:t>,</w:t>
       </w:r>
       <w:r>
         <w:rPr>
@@ -44213,23 +45541,7 @@
           <w:w w:val="105"/>
           <w:lang w:val="en-US"/>
         </w:rPr>
-        <w:t xml:space="preserve">Arkadan, F., Macdonald, E. K., &amp; Wilson, H. N. (2024). Customer experience </w:t>
-      </w:r>
-      <w:proofErr w:type="gramStart"/>
-      <w:r>
-        <w:rPr>
-          <w:w w:val="105"/>
-          <w:lang w:val="en-US"/>
-        </w:rPr>
-        <w:t>orientation :</w:t>
-      </w:r>
-      <w:proofErr w:type="gramEnd"/>
-      <w:r>
-        <w:rPr>
-          <w:w w:val="105"/>
-          <w:lang w:val="en-US"/>
-        </w:rPr>
-        <w:t xml:space="preserve"> Conceptual model, propositions, and research directions. </w:t>
+        <w:t xml:space="preserve">Arkadan, F., Macdonald, E. K., &amp; Wilson, H. N. (2024). Customer experience orientation : Conceptual model, propositions, and research directions. </w:t>
       </w:r>
       <w:r>
         <w:rPr>
@@ -44476,23 +45788,7 @@
           <w:w w:val="105"/>
           <w:lang w:val="en-US"/>
         </w:rPr>
-        <w:t xml:space="preserve">Arora, S. D., &amp; Chakraborty, A. (2020). Legitimate and illegitimate consumer complaining </w:t>
-      </w:r>
-      <w:proofErr w:type="gramStart"/>
-      <w:r>
-        <w:rPr>
-          <w:w w:val="105"/>
-          <w:lang w:val="en-US"/>
-        </w:rPr>
-        <w:t>behavior :</w:t>
-      </w:r>
-      <w:proofErr w:type="gramEnd"/>
-      <w:r>
-        <w:rPr>
-          <w:w w:val="105"/>
-          <w:lang w:val="en-US"/>
-        </w:rPr>
-        <w:t xml:space="preserve"> a review and taxonomy. </w:t>
+        <w:t xml:space="preserve">Arora, S. D., &amp; Chakraborty, A. (2020). Legitimate and illegitimate consumer complaining behavior : a review and taxonomy. </w:t>
       </w:r>
       <w:r>
         <w:rPr>
@@ -44597,16 +45893,7 @@
           <w:sz w:val="24"/>
           <w:lang w:val="en-US"/>
         </w:rPr>
-        <w:t xml:space="preserve">Barrett, L. F. (2006). Are Emotions Natural </w:t>
-      </w:r>
-      <w:proofErr w:type="gramStart"/>
-      <w:r>
-        <w:rPr>
-          <w:w w:val="105"/>
-          <w:sz w:val="24"/>
-          <w:lang w:val="en-US"/>
-        </w:rPr>
-        <w:t>Kinds</w:t>
+        <w:t>Barrett, L. F. (2006). Are Emotions Natural Kinds</w:t>
       </w:r>
       <w:r>
         <w:rPr>
@@ -44623,16 +45910,7 @@
           <w:sz w:val="24"/>
           <w:lang w:val="en-US"/>
         </w:rPr>
-        <w:t>?</w:t>
-      </w:r>
-      <w:proofErr w:type="gramEnd"/>
-      <w:r>
-        <w:rPr>
-          <w:w w:val="105"/>
-          <w:sz w:val="24"/>
-          <w:lang w:val="en-US"/>
-        </w:rPr>
-        <w:t xml:space="preserve"> </w:t>
+        <w:t xml:space="preserve">? </w:t>
       </w:r>
       <w:r>
         <w:rPr>
@@ -44758,23 +46036,7 @@
           <w:w w:val="105"/>
           <w:lang w:val="en-US"/>
         </w:rPr>
-        <w:t xml:space="preserve">Best, A., &amp; Andreasen, A. R. (1977). Consumer Response to Unsatisfactory </w:t>
-      </w:r>
-      <w:proofErr w:type="gramStart"/>
-      <w:r>
-        <w:rPr>
-          <w:w w:val="105"/>
-          <w:lang w:val="en-US"/>
-        </w:rPr>
-        <w:t>Purchases :</w:t>
-      </w:r>
-      <w:proofErr w:type="gramEnd"/>
-      <w:r>
-        <w:rPr>
-          <w:w w:val="105"/>
-          <w:lang w:val="en-US"/>
-        </w:rPr>
-        <w:t xml:space="preserve"> A Survey of Perceiving Defects, Voicing Complaints, and Obtaining Redress. </w:t>
+        <w:t xml:space="preserve">Best, A., &amp; Andreasen, A. R. (1977). Consumer Response to Unsatisfactory Purchases : A Survey of Perceiving Defects, Voicing Complaints, and Obtaining Redress. </w:t>
       </w:r>
       <w:r>
         <w:rPr>
@@ -44834,7 +46096,23 @@
           <w:w w:val="105"/>
           <w:lang w:val="en-US"/>
         </w:rPr>
-        <w:t xml:space="preserve">Blodgett, J. G., Hill, D. J., &amp; Tax, S. S. (1997). The effects of distributive, procedural, and interactional justice on postcomplaint behavior. </w:t>
+        <w:t xml:space="preserve">Blodgett, J. G., Hill, D. J., &amp; Tax, S. S. (1997). The effects of distributive, procedural, and interactional justice on </w:t>
+      </w:r>
+      <w:proofErr w:type="spellStart"/>
+      <w:r>
+        <w:rPr>
+          <w:w w:val="105"/>
+          <w:lang w:val="en-US"/>
+        </w:rPr>
+        <w:t>postcomplaint</w:t>
+      </w:r>
+      <w:proofErr w:type="spellEnd"/>
+      <w:r>
+        <w:rPr>
+          <w:w w:val="105"/>
+          <w:lang w:val="en-US"/>
+        </w:rPr>
+        <w:t xml:space="preserve"> behavior. </w:t>
       </w:r>
       <w:r>
         <w:rPr>
@@ -44963,7 +46241,25 @@
           <w:sz w:val="24"/>
           <w:lang w:val="en-US"/>
         </w:rPr>
-        <w:t xml:space="preserve">Boote, J. (1998). Towards a Comprehensive Taxonomy and Model of Consumer Complaining Behaviour. </w:t>
+        <w:t xml:space="preserve">Boote, J. (1998). Towards a Comprehensive Taxonomy and Model of Consumer Complaining </w:t>
+      </w:r>
+      <w:proofErr w:type="spellStart"/>
+      <w:r>
+        <w:rPr>
+          <w:w w:val="105"/>
+          <w:sz w:val="24"/>
+          <w:lang w:val="en-US"/>
+        </w:rPr>
+        <w:t>Behaviour</w:t>
+      </w:r>
+      <w:proofErr w:type="spellEnd"/>
+      <w:r>
+        <w:rPr>
+          <w:w w:val="105"/>
+          <w:sz w:val="24"/>
+          <w:lang w:val="en-US"/>
+        </w:rPr>
+        <w:t xml:space="preserve">. </w:t>
       </w:r>
       <w:r>
         <w:rPr>
@@ -45133,12 +46429,21 @@
         </w:rPr>
         <w:t xml:space="preserve"> </w:t>
       </w:r>
-      <w:r>
-        <w:rPr>
-          <w:w w:val="105"/>
-          <w:lang w:val="en-US"/>
-        </w:rPr>
-        <w:t>Zarantonello,</w:t>
+      <w:proofErr w:type="spellStart"/>
+      <w:r>
+        <w:rPr>
+          <w:w w:val="105"/>
+          <w:lang w:val="en-US"/>
+        </w:rPr>
+        <w:t>Zarantonello</w:t>
+      </w:r>
+      <w:proofErr w:type="spellEnd"/>
+      <w:r>
+        <w:rPr>
+          <w:w w:val="105"/>
+          <w:lang w:val="en-US"/>
+        </w:rPr>
+        <w:t>,</w:t>
       </w:r>
       <w:r>
         <w:rPr>
@@ -45193,7 +46498,6 @@
         </w:rPr>
         <w:t xml:space="preserve"> </w:t>
       </w:r>
-      <w:proofErr w:type="gramStart"/>
       <w:r>
         <w:rPr>
           <w:w w:val="105"/>
@@ -45216,7 +46520,6 @@
         </w:rPr>
         <w:t>:</w:t>
       </w:r>
-      <w:proofErr w:type="gramEnd"/>
       <w:r>
         <w:rPr>
           <w:spacing w:val="16"/>
@@ -45245,9 +46548,61 @@
           <w:w w:val="105"/>
           <w:lang w:val="en-US"/>
         </w:rPr>
-        <w:t xml:space="preserve">Is </w:t>
-      </w:r>
-      <w:proofErr w:type="gramStart"/>
+        <w:t>Is It</w:t>
+      </w:r>
+      <w:r>
+        <w:rPr>
+          <w:spacing w:val="-25"/>
+          <w:w w:val="105"/>
+          <w:lang w:val="en-US"/>
+        </w:rPr>
+        <w:t xml:space="preserve"> </w:t>
+      </w:r>
+      <w:r>
+        <w:rPr>
+          <w:w w:val="105"/>
+          <w:lang w:val="en-US"/>
+        </w:rPr>
+        <w:t>?</w:t>
+      </w:r>
+      <w:r>
+        <w:rPr>
+          <w:spacing w:val="-13"/>
+          <w:w w:val="105"/>
+          <w:lang w:val="en-US"/>
+        </w:rPr>
+        <w:t xml:space="preserve"> </w:t>
+      </w:r>
+      <w:r>
+        <w:rPr>
+          <w:w w:val="105"/>
+          <w:lang w:val="en-US"/>
+        </w:rPr>
+        <w:t>How</w:t>
+      </w:r>
+      <w:r>
+        <w:rPr>
+          <w:spacing w:val="4"/>
+          <w:w w:val="105"/>
+          <w:lang w:val="en-US"/>
+        </w:rPr>
+        <w:t xml:space="preserve"> </w:t>
+      </w:r>
+      <w:r>
+        <w:rPr>
+          <w:w w:val="105"/>
+          <w:lang w:val="en-US"/>
+        </w:rPr>
+        <w:t>Is</w:t>
+      </w:r>
+      <w:r>
+        <w:rPr>
+          <w:spacing w:val="3"/>
+          <w:w w:val="105"/>
+          <w:lang w:val="en-US"/>
+        </w:rPr>
+        <w:t xml:space="preserve"> </w:t>
+      </w:r>
       <w:r>
         <w:rPr>
           <w:w w:val="105"/>
@@ -45257,6 +46612,21 @@
       </w:r>
       <w:r>
         <w:rPr>
+          <w:spacing w:val="4"/>
+          <w:w w:val="105"/>
+          <w:lang w:val="en-US"/>
+        </w:rPr>
+        <w:t xml:space="preserve"> </w:t>
+      </w:r>
+      <w:r>
+        <w:rPr>
+          <w:w w:val="105"/>
+          <w:lang w:val="en-US"/>
+        </w:rPr>
+        <w:t>Measured</w:t>
+      </w:r>
+      <w:r>
+        <w:rPr>
           <w:spacing w:val="-25"/>
           <w:w w:val="105"/>
           <w:lang w:val="en-US"/>
@@ -45270,21 +46640,20 @@
         </w:rPr>
         <w:t>?</w:t>
       </w:r>
-      <w:proofErr w:type="gramEnd"/>
-      <w:r>
-        <w:rPr>
-          <w:spacing w:val="-13"/>
-          <w:w w:val="105"/>
-          <w:lang w:val="en-US"/>
-        </w:rPr>
-        <w:t xml:space="preserve"> </w:t>
-      </w:r>
-      <w:r>
-        <w:rPr>
-          <w:w w:val="105"/>
-          <w:lang w:val="en-US"/>
-        </w:rPr>
-        <w:t>How</w:t>
+      <w:r>
+        <w:rPr>
+          <w:spacing w:val="3"/>
+          <w:w w:val="105"/>
+          <w:lang w:val="en-US"/>
+        </w:rPr>
+        <w:t xml:space="preserve"> </w:t>
+      </w:r>
+      <w:r>
+        <w:rPr>
+          <w:w w:val="105"/>
+          <w:lang w:val="en-US"/>
+        </w:rPr>
+        <w:t>Does</w:t>
       </w:r>
       <w:r>
         <w:rPr>
@@ -45299,7 +46668,7 @@
           <w:w w:val="105"/>
           <w:lang w:val="en-US"/>
         </w:rPr>
-        <w:t>Is</w:t>
+        <w:t>It</w:t>
       </w:r>
       <w:r>
         <w:rPr>
@@ -45314,7 +46683,7 @@
           <w:w w:val="105"/>
           <w:lang w:val="en-US"/>
         </w:rPr>
-        <w:t>It</w:t>
+        <w:t>Affect</w:t>
       </w:r>
       <w:r>
         <w:rPr>
@@ -45324,13 +46693,12 @@
         </w:rPr>
         <w:t xml:space="preserve"> </w:t>
       </w:r>
-      <w:proofErr w:type="gramStart"/>
-      <w:r>
-        <w:rPr>
-          <w:w w:val="105"/>
-          <w:lang w:val="en-US"/>
-        </w:rPr>
-        <w:t>Measured</w:t>
+      <w:r>
+        <w:rPr>
+          <w:w w:val="105"/>
+          <w:lang w:val="en-US"/>
+        </w:rPr>
+        <w:t>Loyalty</w:t>
       </w:r>
       <w:r>
         <w:rPr>
@@ -45347,84 +46715,6 @@
         </w:rPr>
         <w:t>?</w:t>
       </w:r>
-      <w:proofErr w:type="gramEnd"/>
-      <w:r>
-        <w:rPr>
-          <w:spacing w:val="3"/>
-          <w:w w:val="105"/>
-          <w:lang w:val="en-US"/>
-        </w:rPr>
-        <w:t xml:space="preserve"> </w:t>
-      </w:r>
-      <w:r>
-        <w:rPr>
-          <w:w w:val="105"/>
-          <w:lang w:val="en-US"/>
-        </w:rPr>
-        <w:t>Does</w:t>
-      </w:r>
-      <w:r>
-        <w:rPr>
-          <w:spacing w:val="4"/>
-          <w:w w:val="105"/>
-          <w:lang w:val="en-US"/>
-        </w:rPr>
-        <w:t xml:space="preserve"> </w:t>
-      </w:r>
-      <w:r>
-        <w:rPr>
-          <w:w w:val="105"/>
-          <w:lang w:val="en-US"/>
-        </w:rPr>
-        <w:t>It</w:t>
-      </w:r>
-      <w:r>
-        <w:rPr>
-          <w:spacing w:val="3"/>
-          <w:w w:val="105"/>
-          <w:lang w:val="en-US"/>
-        </w:rPr>
-        <w:t xml:space="preserve"> </w:t>
-      </w:r>
-      <w:r>
-        <w:rPr>
-          <w:w w:val="105"/>
-          <w:lang w:val="en-US"/>
-        </w:rPr>
-        <w:t>Affect</w:t>
-      </w:r>
-      <w:r>
-        <w:rPr>
-          <w:spacing w:val="4"/>
-          <w:w w:val="105"/>
-          <w:lang w:val="en-US"/>
-        </w:rPr>
-        <w:t xml:space="preserve"> </w:t>
-      </w:r>
-      <w:proofErr w:type="gramStart"/>
-      <w:r>
-        <w:rPr>
-          <w:w w:val="105"/>
-          <w:lang w:val="en-US"/>
-        </w:rPr>
-        <w:t>Loyalty</w:t>
-      </w:r>
-      <w:r>
-        <w:rPr>
-          <w:spacing w:val="-25"/>
-          <w:w w:val="105"/>
-          <w:lang w:val="en-US"/>
-        </w:rPr>
-        <w:t xml:space="preserve"> </w:t>
-      </w:r>
-      <w:r>
-        <w:rPr>
-          <w:w w:val="105"/>
-          <w:lang w:val="en-US"/>
-        </w:rPr>
-        <w:t>?</w:t>
-      </w:r>
-      <w:proofErr w:type="gramEnd"/>
       <w:r>
         <w:rPr>
           <w:spacing w:val="3"/>
@@ -45567,23 +46857,7 @@
           <w:lang w:val="en-US"/>
         </w:rPr>
         <w:lastRenderedPageBreak/>
-        <w:t xml:space="preserve">Brown, T. J., Barry, T. E., Dacin, P. A., &amp; Gunst, R. F. (2005). Spreading the </w:t>
-      </w:r>
-      <w:proofErr w:type="gramStart"/>
-      <w:r>
-        <w:rPr>
-          <w:w w:val="105"/>
-          <w:lang w:val="en-US"/>
-        </w:rPr>
-        <w:t>Word :</w:t>
-      </w:r>
-      <w:proofErr w:type="gramEnd"/>
-      <w:r>
-        <w:rPr>
-          <w:w w:val="105"/>
-          <w:lang w:val="en-US"/>
-        </w:rPr>
-        <w:t xml:space="preserve"> Investigating Antecedents of Consumers’ Positive Word-of-Mouth Intentions and Behaviors in a Retailing Context. </w:t>
+        <w:t xml:space="preserve">Brown, T. J., Barry, T. E., Dacin, P. A., &amp; Gunst, R. F. (2005). Spreading the Word : Investigating Antecedents of Consumers’ Positive Word-of-Mouth Intentions and Behaviors in a Retailing Context. </w:t>
       </w:r>
       <w:r>
         <w:rPr>
@@ -45643,7 +46917,23 @@
           <w:w w:val="105"/>
           <w:lang w:val="en-US"/>
         </w:rPr>
-        <w:t xml:space="preserve">Cambria, E., Poria, S., Gelbukh, A., &amp; Thelwall, M. (2017). Sentiment Analysis Is a Big Suitcase. </w:t>
+        <w:t xml:space="preserve">Cambria, E., Poria, S., </w:t>
+      </w:r>
+      <w:proofErr w:type="spellStart"/>
+      <w:r>
+        <w:rPr>
+          <w:w w:val="105"/>
+          <w:lang w:val="en-US"/>
+        </w:rPr>
+        <w:t>Gelbukh</w:t>
+      </w:r>
+      <w:proofErr w:type="spellEnd"/>
+      <w:r>
+        <w:rPr>
+          <w:w w:val="105"/>
+          <w:lang w:val="en-US"/>
+        </w:rPr>
+        <w:t xml:space="preserve">, A., &amp; Thelwall, M. (2017). Sentiment Analysis Is a Big Suitcase. </w:t>
       </w:r>
       <w:r>
         <w:rPr>
@@ -45699,28 +46989,37 @@
       </w:pPr>
       <w:bookmarkStart w:id="115" w:name="_bookmark46"/>
       <w:bookmarkEnd w:id="115"/>
-      <w:r>
-        <w:rPr>
-          <w:w w:val="105"/>
-          <w:lang w:val="en-US"/>
-        </w:rPr>
-        <w:t xml:space="preserve">Celeghin, A., Diano, M., Bagnis, A., Viola, M., &amp; Tamietto, M. (2017). Basic Emotions in Human </w:t>
-      </w:r>
-      <w:proofErr w:type="gramStart"/>
-      <w:r>
-        <w:rPr>
-          <w:w w:val="105"/>
-          <w:lang w:val="en-US"/>
-        </w:rPr>
-        <w:t>Neuroscience :</w:t>
-      </w:r>
-      <w:proofErr w:type="gramEnd"/>
-      <w:r>
-        <w:rPr>
-          <w:w w:val="105"/>
-          <w:lang w:val="en-US"/>
-        </w:rPr>
-        <w:t xml:space="preserve"> Neuroimaging and Beyond. </w:t>
+      <w:proofErr w:type="spellStart"/>
+      <w:r>
+        <w:rPr>
+          <w:w w:val="105"/>
+          <w:lang w:val="en-US"/>
+        </w:rPr>
+        <w:t>Celeghin</w:t>
+      </w:r>
+      <w:proofErr w:type="spellEnd"/>
+      <w:r>
+        <w:rPr>
+          <w:w w:val="105"/>
+          <w:lang w:val="en-US"/>
+        </w:rPr>
+        <w:t xml:space="preserve">, A., Diano, M., Bagnis, A., Viola, M., &amp; </w:t>
+      </w:r>
+      <w:proofErr w:type="spellStart"/>
+      <w:r>
+        <w:rPr>
+          <w:w w:val="105"/>
+          <w:lang w:val="en-US"/>
+        </w:rPr>
+        <w:t>Tamietto</w:t>
+      </w:r>
+      <w:proofErr w:type="spellEnd"/>
+      <w:r>
+        <w:rPr>
+          <w:w w:val="105"/>
+          <w:lang w:val="en-US"/>
+        </w:rPr>
+        <w:t xml:space="preserve">, M. (2017). Basic Emotions in Human Neuroscience : Neuroimaging and Beyond. </w:t>
       </w:r>
       <w:r>
         <w:rPr>
@@ -45781,7 +47080,39 @@
           <w:w w:val="105"/>
           <w:lang w:val="en-US"/>
         </w:rPr>
-        <w:t xml:space="preserve">Clore, G., &amp; Ortony, A. (1988, janvier). The Semantics of the Affective Lexicon. </w:t>
+        <w:t xml:space="preserve">Clore, G., &amp; </w:t>
+      </w:r>
+      <w:proofErr w:type="spellStart"/>
+      <w:r>
+        <w:rPr>
+          <w:w w:val="105"/>
+          <w:lang w:val="en-US"/>
+        </w:rPr>
+        <w:t>Ortony</w:t>
+      </w:r>
+      <w:proofErr w:type="spellEnd"/>
+      <w:r>
+        <w:rPr>
+          <w:w w:val="105"/>
+          <w:lang w:val="en-US"/>
+        </w:rPr>
+        <w:t xml:space="preserve">, A. (1988, </w:t>
+      </w:r>
+      <w:proofErr w:type="spellStart"/>
+      <w:r>
+        <w:rPr>
+          <w:w w:val="105"/>
+          <w:lang w:val="en-US"/>
+        </w:rPr>
+        <w:t>janvier</w:t>
+      </w:r>
+      <w:proofErr w:type="spellEnd"/>
+      <w:r>
+        <w:rPr>
+          <w:w w:val="105"/>
+          <w:lang w:val="en-US"/>
+        </w:rPr>
+        <w:t xml:space="preserve">). The Semantics of the Affective Lexicon. </w:t>
       </w:r>
       <w:hyperlink r:id="rId36">
         <w:r>
@@ -46139,23 +47470,7 @@
           <w:w w:val="105"/>
           <w:lang w:val="en-US"/>
         </w:rPr>
-        <w:t xml:space="preserve">Davidow, M. (2003). Organizational Responses to Customer </w:t>
-      </w:r>
-      <w:proofErr w:type="gramStart"/>
-      <w:r>
-        <w:rPr>
-          <w:w w:val="105"/>
-          <w:lang w:val="en-US"/>
-        </w:rPr>
-        <w:t>Complaints :</w:t>
-      </w:r>
-      <w:proofErr w:type="gramEnd"/>
-      <w:r>
-        <w:rPr>
-          <w:w w:val="105"/>
-          <w:lang w:val="en-US"/>
-        </w:rPr>
-        <w:t xml:space="preserve"> What Works and What Doesn’t. </w:t>
+        <w:t xml:space="preserve">Davidow, M. (2003). Organizational Responses to Customer Complaints : What Works and What Doesn’t. </w:t>
       </w:r>
       <w:r>
         <w:rPr>
@@ -46256,25 +47571,7 @@
           <w:sz w:val="24"/>
           <w:lang w:val="en-US"/>
         </w:rPr>
-        <w:t xml:space="preserve">. New </w:t>
-      </w:r>
-      <w:proofErr w:type="gramStart"/>
-      <w:r>
-        <w:rPr>
-          <w:w w:val="105"/>
-          <w:sz w:val="24"/>
-          <w:lang w:val="en-US"/>
-        </w:rPr>
-        <w:t>York :</w:t>
-      </w:r>
-      <w:proofErr w:type="gramEnd"/>
-      <w:r>
-        <w:rPr>
-          <w:w w:val="105"/>
-          <w:sz w:val="24"/>
-          <w:lang w:val="en-US"/>
-        </w:rPr>
-        <w:t xml:space="preserve"> North-Holland.</w:t>
+        <w:t>. New York : North-Holland.</w:t>
       </w:r>
     </w:p>
     <w:p>
@@ -46660,7 +47957,23 @@
           <w:w w:val="105"/>
           <w:lang w:val="en-US"/>
         </w:rPr>
-        <w:t xml:space="preserve">Day, R. L., Grabicke, K., Schaetzle, T., &amp; Staubach, F. (1981). The Hidden Agenda of Consumer Complaining. </w:t>
+        <w:t xml:space="preserve">Day, R. L., </w:t>
+      </w:r>
+      <w:proofErr w:type="spellStart"/>
+      <w:r>
+        <w:rPr>
+          <w:w w:val="105"/>
+          <w:lang w:val="en-US"/>
+        </w:rPr>
+        <w:t>Grabicke</w:t>
+      </w:r>
+      <w:proofErr w:type="spellEnd"/>
+      <w:r>
+        <w:rPr>
+          <w:w w:val="105"/>
+          <w:lang w:val="en-US"/>
+        </w:rPr>
+        <w:t xml:space="preserve">, K., Schaetzle, T., &amp; Staubach, F. (1981). The Hidden Agenda of Consumer Complaining. </w:t>
       </w:r>
       <w:r>
         <w:rPr>
@@ -46712,7 +48025,25 @@
           <w:sz w:val="24"/>
           <w:lang w:val="en-US"/>
         </w:rPr>
-        <w:t xml:space="preserve">De Keyser, A., Lemon, K. N., Klaus, P., &amp; Keiningham, T. L. (2015). A framework for understanding and managing the customer experience. </w:t>
+        <w:t xml:space="preserve">De Keyser, A., Lemon, K. N., Klaus, P., &amp; </w:t>
+      </w:r>
+      <w:proofErr w:type="spellStart"/>
+      <w:r>
+        <w:rPr>
+          <w:w w:val="105"/>
+          <w:sz w:val="24"/>
+          <w:lang w:val="en-US"/>
+        </w:rPr>
+        <w:t>Keiningham</w:t>
+      </w:r>
+      <w:proofErr w:type="spellEnd"/>
+      <w:r>
+        <w:rPr>
+          <w:w w:val="105"/>
+          <w:sz w:val="24"/>
+          <w:lang w:val="en-US"/>
+        </w:rPr>
+        <w:t xml:space="preserve">, T. L. (2015). A framework for understanding and managing the customer experience. </w:t>
       </w:r>
       <w:r>
         <w:rPr>
@@ -46767,15 +48098,7 @@
           <w:w w:val="105"/>
           <w:lang w:val="en-US"/>
         </w:rPr>
-        <w:t xml:space="preserve">Ekman, P. (1982). What emotion categories or dimensions can observers judge from facial </w:t>
-      </w:r>
-      <w:proofErr w:type="gramStart"/>
-      <w:r>
-        <w:rPr>
-          <w:w w:val="105"/>
-          <w:lang w:val="en-US"/>
-        </w:rPr>
-        <w:t>behavior</w:t>
+        <w:t>Ekman, P. (1982). What emotion categories or dimensions can observers judge from facial behavior</w:t>
       </w:r>
       <w:r>
         <w:rPr>
@@ -46790,15 +48113,23 @@
           <w:w w:val="105"/>
           <w:lang w:val="en-US"/>
         </w:rPr>
-        <w:t>?</w:t>
-      </w:r>
-      <w:proofErr w:type="gramEnd"/>
-      <w:r>
-        <w:rPr>
-          <w:w w:val="105"/>
-          <w:lang w:val="en-US"/>
-        </w:rPr>
-        <w:t xml:space="preserve"> In P. Ekman (Éd.), </w:t>
+        <w:t>? In P. Ekman (</w:t>
+      </w:r>
+      <w:proofErr w:type="spellStart"/>
+      <w:r>
+        <w:rPr>
+          <w:w w:val="105"/>
+          <w:lang w:val="en-US"/>
+        </w:rPr>
+        <w:t>Éd</w:t>
+      </w:r>
+      <w:proofErr w:type="spellEnd"/>
+      <w:r>
+        <w:rPr>
+          <w:w w:val="105"/>
+          <w:lang w:val="en-US"/>
+        </w:rPr>
+        <w:t xml:space="preserve">.), </w:t>
       </w:r>
       <w:r>
         <w:rPr>
@@ -46981,7 +48312,6 @@
         </w:rPr>
         <w:t xml:space="preserve"> </w:t>
       </w:r>
-      <w:proofErr w:type="gramStart"/>
       <w:r>
         <w:rPr>
           <w:w w:val="105"/>
@@ -47004,7 +48334,6 @@
         </w:rPr>
         <w:t>?</w:t>
       </w:r>
-      <w:proofErr w:type="gramEnd"/>
       <w:r>
         <w:rPr>
           <w:spacing w:val="-3"/>
@@ -47156,7 +48485,25 @@
           <w:sz w:val="24"/>
           <w:lang w:val="en-US"/>
         </w:rPr>
-        <w:t xml:space="preserve">Ekman, P. (1999). Basic Emotions. In T. Dalgleish &amp; M. J. Power (Éd.), </w:t>
+        <w:t>Ekman, P. (1999). Basic Emotions. In T. Dalgleish &amp; M. J. Power (</w:t>
+      </w:r>
+      <w:proofErr w:type="spellStart"/>
+      <w:r>
+        <w:rPr>
+          <w:w w:val="105"/>
+          <w:sz w:val="24"/>
+          <w:lang w:val="en-US"/>
+        </w:rPr>
+        <w:t>Éd</w:t>
+      </w:r>
+      <w:proofErr w:type="spellEnd"/>
+      <w:r>
+        <w:rPr>
+          <w:w w:val="105"/>
+          <w:sz w:val="24"/>
+          <w:lang w:val="en-US"/>
+        </w:rPr>
+        <w:t xml:space="preserve">.), </w:t>
       </w:r>
       <w:r>
         <w:rPr>
@@ -47538,7 +48885,23 @@
           <w:w w:val="105"/>
           <w:lang w:val="en-US"/>
         </w:rPr>
-        <w:t xml:space="preserve">Elster, J. (1998, novembre). </w:t>
+        <w:t xml:space="preserve">Elster, J. (1998, </w:t>
+      </w:r>
+      <w:proofErr w:type="spellStart"/>
+      <w:r>
+        <w:rPr>
+          <w:w w:val="105"/>
+          <w:lang w:val="en-US"/>
+        </w:rPr>
+        <w:t>novembre</w:t>
+      </w:r>
+      <w:proofErr w:type="spellEnd"/>
+      <w:r>
+        <w:rPr>
+          <w:w w:val="105"/>
+          <w:lang w:val="en-US"/>
+        </w:rPr>
+        <w:t xml:space="preserve">). </w:t>
       </w:r>
       <w:r>
         <w:rPr>
@@ -47584,25 +48947,7 @@
           <w:sz w:val="24"/>
           <w:lang w:val="en-US"/>
         </w:rPr>
-        <w:t xml:space="preserve">Fennell, G. (1985). Things of Heaven and </w:t>
-      </w:r>
-      <w:proofErr w:type="gramStart"/>
-      <w:r>
-        <w:rPr>
-          <w:w w:val="105"/>
-          <w:sz w:val="24"/>
-          <w:lang w:val="en-US"/>
-        </w:rPr>
-        <w:t>Earth :</w:t>
-      </w:r>
-      <w:proofErr w:type="gramEnd"/>
-      <w:r>
-        <w:rPr>
-          <w:w w:val="105"/>
-          <w:sz w:val="24"/>
-          <w:lang w:val="en-US"/>
-        </w:rPr>
-        <w:t xml:space="preserve"> Phenomenology, Marketing, and Consumer Research. </w:t>
+        <w:t xml:space="preserve">Fennell, G. (1985). Things of Heaven and Earth : Phenomenology, Marketing, and Consumer Research. </w:t>
       </w:r>
       <w:r>
         <w:rPr>
@@ -48239,23 +49584,7 @@
           <w:w w:val="105"/>
           <w:lang w:val="en-US"/>
         </w:rPr>
-        <w:t xml:space="preserve">Grewal, D., Levy, M., &amp; Kumar, V. (2009). Customer Experience Management in </w:t>
-      </w:r>
-      <w:proofErr w:type="gramStart"/>
-      <w:r>
-        <w:rPr>
-          <w:w w:val="105"/>
-          <w:lang w:val="en-US"/>
-        </w:rPr>
-        <w:t>Retailing :</w:t>
-      </w:r>
-      <w:proofErr w:type="gramEnd"/>
-      <w:r>
-        <w:rPr>
-          <w:w w:val="105"/>
-          <w:lang w:val="en-US"/>
-        </w:rPr>
-        <w:t xml:space="preserve"> An Organizing Framework. </w:t>
+        <w:t xml:space="preserve">Grewal, D., Levy, M., &amp; Kumar, V. (2009). Customer Experience Management in Retailing : An Organizing Framework. </w:t>
       </w:r>
       <w:r>
         <w:rPr>
@@ -48409,23 +49738,7 @@
           <w:w w:val="105"/>
           <w:lang w:val="en-US"/>
         </w:rPr>
-        <w:t xml:space="preserve">Hardt, M. (2007). </w:t>
-      </w:r>
-      <w:proofErr w:type="gramStart"/>
-      <w:r>
-        <w:rPr>
-          <w:w w:val="105"/>
-          <w:lang w:val="en-US"/>
-        </w:rPr>
-        <w:t>Foreword :</w:t>
-      </w:r>
-      <w:proofErr w:type="gramEnd"/>
-      <w:r>
-        <w:rPr>
-          <w:w w:val="105"/>
-          <w:lang w:val="en-US"/>
-        </w:rPr>
-        <w:t xml:space="preserve"> what affects are good for. In </w:t>
+        <w:t xml:space="preserve">Hardt, M. (2007). Foreword : what affects are good for. In </w:t>
       </w:r>
       <w:r>
         <w:rPr>
@@ -48463,34 +49776,104 @@
       </w:pPr>
       <w:bookmarkStart w:id="141" w:name="_bookmark71"/>
       <w:bookmarkEnd w:id="141"/>
-      <w:r>
-        <w:rPr>
-          <w:w w:val="105"/>
-        </w:rPr>
-        <w:t xml:space="preserve">Hemmatian, F., &amp; Sohrabi, M. K. (2019). A survey on </w:t>
-      </w:r>
-      <w:proofErr w:type="gramStart"/>
-      <w:r>
-        <w:rPr>
-          <w:w w:val="105"/>
-        </w:rPr>
-        <w:t>classification techniques</w:t>
-      </w:r>
-      <w:proofErr w:type="gramEnd"/>
-      <w:r>
-        <w:rPr>
-          <w:w w:val="105"/>
-        </w:rPr>
-        <w:t xml:space="preserve"> for opinion mining and sentiment analysis. </w:t>
-      </w:r>
+      <w:proofErr w:type="spellStart"/>
+      <w:r>
+        <w:rPr>
+          <w:w w:val="105"/>
+        </w:rPr>
+        <w:t>Hemmatian</w:t>
+      </w:r>
+      <w:proofErr w:type="spellEnd"/>
+      <w:r>
+        <w:rPr>
+          <w:w w:val="105"/>
+        </w:rPr>
+        <w:t xml:space="preserve">, F., &amp; </w:t>
+      </w:r>
+      <w:proofErr w:type="spellStart"/>
+      <w:r>
+        <w:rPr>
+          <w:w w:val="105"/>
+        </w:rPr>
+        <w:t>Sohrabi</w:t>
+      </w:r>
+      <w:proofErr w:type="spellEnd"/>
+      <w:r>
+        <w:rPr>
+          <w:w w:val="105"/>
+        </w:rPr>
+        <w:t xml:space="preserve">, M. K. (2019). A </w:t>
+      </w:r>
+      <w:proofErr w:type="spellStart"/>
+      <w:r>
+        <w:rPr>
+          <w:w w:val="105"/>
+        </w:rPr>
+        <w:t>survey</w:t>
+      </w:r>
+      <w:proofErr w:type="spellEnd"/>
+      <w:r>
+        <w:rPr>
+          <w:w w:val="105"/>
+        </w:rPr>
+        <w:t xml:space="preserve"> on classification techniques for opinion </w:t>
+      </w:r>
+      <w:proofErr w:type="spellStart"/>
+      <w:r>
+        <w:rPr>
+          <w:w w:val="105"/>
+        </w:rPr>
+        <w:t>mining</w:t>
+      </w:r>
+      <w:proofErr w:type="spellEnd"/>
+      <w:r>
+        <w:rPr>
+          <w:w w:val="105"/>
+        </w:rPr>
+        <w:t xml:space="preserve"> and sentiment </w:t>
+      </w:r>
+      <w:proofErr w:type="spellStart"/>
+      <w:r>
+        <w:rPr>
+          <w:w w:val="105"/>
+        </w:rPr>
+        <w:t>analysis</w:t>
+      </w:r>
+      <w:proofErr w:type="spellEnd"/>
+      <w:r>
+        <w:rPr>
+          <w:w w:val="105"/>
+        </w:rPr>
+        <w:t xml:space="preserve">. </w:t>
+      </w:r>
+      <w:proofErr w:type="spellStart"/>
       <w:r>
         <w:rPr>
           <w:rFonts w:ascii="Palatino Linotype"/>
           <w:i/>
           <w:w w:val="105"/>
         </w:rPr>
-        <w:t>Artificial Intelligence Review</w:t>
-      </w:r>
+        <w:t>Artificial</w:t>
+      </w:r>
+      <w:proofErr w:type="spellEnd"/>
+      <w:r>
+        <w:rPr>
+          <w:rFonts w:ascii="Palatino Linotype"/>
+          <w:i/>
+          <w:w w:val="105"/>
+        </w:rPr>
+        <w:t xml:space="preserve"> Intelligence </w:t>
+      </w:r>
+      <w:proofErr w:type="spellStart"/>
+      <w:r>
+        <w:rPr>
+          <w:rFonts w:ascii="Palatino Linotype"/>
+          <w:i/>
+          <w:w w:val="105"/>
+        </w:rPr>
+        <w:t>Review</w:t>
+      </w:r>
+      <w:proofErr w:type="spellEnd"/>
       <w:r>
         <w:rPr>
           <w:w w:val="105"/>
@@ -48553,7 +49936,25 @@
           <w:lang w:val="en-US"/>
         </w:rPr>
         <w:lastRenderedPageBreak/>
-        <w:t xml:space="preserve">Heung, V. C., &amp; Lam, T. (2003). Customer complaint behaviour towards hotel restaurant services. </w:t>
+        <w:t xml:space="preserve">Heung, V. C., &amp; Lam, T. (2003). Customer complaint </w:t>
+      </w:r>
+      <w:proofErr w:type="spellStart"/>
+      <w:r>
+        <w:rPr>
+          <w:w w:val="105"/>
+          <w:sz w:val="24"/>
+          <w:lang w:val="en-US"/>
+        </w:rPr>
+        <w:t>behaviour</w:t>
+      </w:r>
+      <w:proofErr w:type="spellEnd"/>
+      <w:r>
+        <w:rPr>
+          <w:w w:val="105"/>
+          <w:sz w:val="24"/>
+          <w:lang w:val="en-US"/>
+        </w:rPr>
+        <w:t xml:space="preserve"> towards hotel restaurant services. </w:t>
       </w:r>
       <w:r>
         <w:rPr>
@@ -48730,7 +50131,6 @@
         </w:rPr>
         <w:t xml:space="preserve"> </w:t>
       </w:r>
-      <w:proofErr w:type="gramStart"/>
       <w:r>
         <w:rPr>
           <w:rFonts w:ascii="Palatino Linotype"/>
@@ -48759,7 +50159,6 @@
         </w:rPr>
         <w:t>:</w:t>
       </w:r>
-      <w:proofErr w:type="gramEnd"/>
       <w:r>
         <w:rPr>
           <w:rFonts w:ascii="Palatino Linotype"/>
@@ -48987,23 +50386,7 @@
           <w:w w:val="105"/>
           <w:lang w:val="en-US"/>
         </w:rPr>
-        <w:t xml:space="preserve">Hirschman, E. C., &amp; Holbrook, M. B. (1982). Hedonic </w:t>
-      </w:r>
-      <w:proofErr w:type="gramStart"/>
-      <w:r>
-        <w:rPr>
-          <w:w w:val="105"/>
-          <w:lang w:val="en-US"/>
-        </w:rPr>
-        <w:t>Consumption :</w:t>
-      </w:r>
-      <w:proofErr w:type="gramEnd"/>
-      <w:r>
-        <w:rPr>
-          <w:w w:val="105"/>
-          <w:lang w:val="en-US"/>
-        </w:rPr>
-        <w:t xml:space="preserve"> Emerging Concepts, Methods, and Propositions. </w:t>
+        <w:t xml:space="preserve">Hirschman, E. C., &amp; Holbrook, M. B. (1982). Hedonic Consumption : Emerging Concepts, Methods, and Propositions. </w:t>
       </w:r>
       <w:r>
         <w:rPr>
@@ -49221,7 +50604,6 @@
         </w:rPr>
         <w:t xml:space="preserve">of </w:t>
       </w:r>
-      <w:proofErr w:type="gramStart"/>
       <w:r>
         <w:rPr>
           <w:spacing w:val="-2"/>
@@ -49246,7 +50628,6 @@
         </w:rPr>
         <w:t>:</w:t>
       </w:r>
-      <w:proofErr w:type="gramEnd"/>
       <w:r>
         <w:rPr>
           <w:spacing w:val="-11"/>
@@ -49335,7 +50716,6 @@
         </w:rPr>
         <w:t xml:space="preserve"> </w:t>
       </w:r>
-      <w:proofErr w:type="gramStart"/>
       <w:r>
         <w:rPr>
           <w:rFonts w:ascii="Palatino Linotype"/>
@@ -49366,7 +50746,6 @@
         </w:rPr>
         <w:t>:</w:t>
       </w:r>
-      <w:proofErr w:type="gramEnd"/>
       <w:r>
         <w:rPr>
           <w:rFonts w:ascii="Palatino Linotype"/>
@@ -49515,23 +50894,7 @@
           <w:w w:val="105"/>
           <w:lang w:val="en-US"/>
         </w:rPr>
-        <w:t xml:space="preserve">Homburg, C., Jozić, D., &amp; Kuehnl, C. (2017). Customer experience </w:t>
-      </w:r>
-      <w:proofErr w:type="gramStart"/>
-      <w:r>
-        <w:rPr>
-          <w:w w:val="105"/>
-          <w:lang w:val="en-US"/>
-        </w:rPr>
-        <w:t>management :</w:t>
-      </w:r>
-      <w:proofErr w:type="gramEnd"/>
-      <w:r>
-        <w:rPr>
-          <w:w w:val="105"/>
-          <w:lang w:val="en-US"/>
-        </w:rPr>
-        <w:t xml:space="preserve"> toward implementing an evolving marketing concept. </w:t>
+        <w:t xml:space="preserve">Homburg, C., Jozić, D., &amp; Kuehnl, C. (2017). Customer experience management : toward implementing an evolving marketing concept. </w:t>
       </w:r>
       <w:r>
         <w:rPr>
@@ -49645,11 +51008,19 @@
           <w:lang w:val="en-US"/>
         </w:rPr>
       </w:pPr>
-      <w:r>
-        <w:rPr>
-          <w:lang w:val="en-US"/>
-        </w:rPr>
-        <w:t>Istanbulluoglu,</w:t>
+      <w:proofErr w:type="spellStart"/>
+      <w:r>
+        <w:rPr>
+          <w:lang w:val="en-US"/>
+        </w:rPr>
+        <w:t>Istanbulluoglu</w:t>
+      </w:r>
+      <w:proofErr w:type="spellEnd"/>
+      <w:r>
+        <w:rPr>
+          <w:lang w:val="en-US"/>
+        </w:rPr>
+        <w:t>,</w:t>
       </w:r>
       <w:r>
         <w:rPr>
@@ -49710,11 +51081,19 @@
         </w:rPr>
         <w:t xml:space="preserve"> </w:t>
       </w:r>
-      <w:r>
-        <w:rPr>
-          <w:lang w:val="en-US"/>
-        </w:rPr>
-        <w:t>Szmigin,</w:t>
+      <w:proofErr w:type="spellStart"/>
+      <w:r>
+        <w:rPr>
+          <w:lang w:val="en-US"/>
+        </w:rPr>
+        <w:t>Szmigin</w:t>
+      </w:r>
+      <w:proofErr w:type="spellEnd"/>
+      <w:r>
+        <w:rPr>
+          <w:lang w:val="en-US"/>
+        </w:rPr>
+        <w:t>,</w:t>
       </w:r>
       <w:r>
         <w:rPr>
@@ -49801,7 +51180,6 @@
         </w:rPr>
         <w:t xml:space="preserve"> </w:t>
       </w:r>
-      <w:proofErr w:type="gramStart"/>
       <w:r>
         <w:rPr>
           <w:lang w:val="en-US"/>
@@ -49821,7 +51199,6 @@
         </w:rPr>
         <w:t>:</w:t>
       </w:r>
-      <w:proofErr w:type="gramEnd"/>
       <w:r>
         <w:rPr>
           <w:spacing w:val="32"/>
@@ -49931,13 +51308,23 @@
         </w:rPr>
         <w:t xml:space="preserve"> </w:t>
       </w:r>
+      <w:proofErr w:type="spellStart"/>
       <w:r>
         <w:rPr>
           <w:spacing w:val="-2"/>
           <w:w w:val="110"/>
           <w:lang w:val="en-US"/>
         </w:rPr>
-        <w:t>behaviour.</w:t>
+        <w:t>behaviour</w:t>
+      </w:r>
+      <w:proofErr w:type="spellEnd"/>
+      <w:r>
+        <w:rPr>
+          <w:spacing w:val="-2"/>
+          <w:w w:val="110"/>
+          <w:lang w:val="en-US"/>
+        </w:rPr>
+        <w:t>.</w:t>
       </w:r>
       <w:r>
         <w:rPr>
@@ -50205,23 +51592,7 @@
           <w:w w:val="105"/>
           <w:lang w:val="en-US"/>
         </w:rPr>
-        <w:t xml:space="preserve">Jacoby, J., &amp; Jaccard, J. J. (1981). The Sources, Meaning, and Validity of Consumer Complaint </w:t>
-      </w:r>
-      <w:proofErr w:type="gramStart"/>
-      <w:r>
-        <w:rPr>
-          <w:w w:val="105"/>
-          <w:lang w:val="en-US"/>
-        </w:rPr>
-        <w:t>Behavior :</w:t>
-      </w:r>
-      <w:proofErr w:type="gramEnd"/>
-      <w:r>
-        <w:rPr>
-          <w:w w:val="105"/>
-          <w:lang w:val="en-US"/>
-        </w:rPr>
-        <w:t xml:space="preserve"> A Psychological Analysis. </w:t>
+        <w:t xml:space="preserve">Jacoby, J., &amp; Jaccard, J. J. (1981). The Sources, Meaning, and Validity of Consumer Complaint Behavior : A Psychological Analysis. </w:t>
       </w:r>
       <w:r>
         <w:rPr>
@@ -50345,7 +51716,6 @@
         </w:rPr>
         <w:t xml:space="preserve"> </w:t>
       </w:r>
-      <w:proofErr w:type="gramStart"/>
       <w:r>
         <w:rPr>
           <w:lang w:val="en-US"/>
@@ -50365,7 +51735,6 @@
         </w:rPr>
         <w:t>?</w:t>
       </w:r>
-      <w:proofErr w:type="gramEnd"/>
       <w:r>
         <w:rPr>
           <w:spacing w:val="36"/>
@@ -50394,13 +51763,23 @@
         </w:rPr>
         <w:t xml:space="preserve"> </w:t>
       </w:r>
+      <w:proofErr w:type="spellStart"/>
       <w:r>
         <w:rPr>
           <w:rFonts w:ascii="Palatino Linotype"/>
           <w:i/>
           <w:lang w:val="en-US"/>
         </w:rPr>
-        <w:t>os-IX</w:t>
+        <w:t>os</w:t>
+      </w:r>
+      <w:proofErr w:type="spellEnd"/>
+      <w:r>
+        <w:rPr>
+          <w:rFonts w:ascii="Palatino Linotype"/>
+          <w:i/>
+          <w:lang w:val="en-US"/>
+        </w:rPr>
+        <w:t>-IX</w:t>
       </w:r>
       <w:r>
         <w:rPr>
@@ -50560,14 +51939,34 @@
         </w:rPr>
         <w:t xml:space="preserve"> </w:t>
       </w:r>
+      <w:proofErr w:type="spellStart"/>
       <w:r>
         <w:rPr>
           <w:rFonts w:ascii="Palatino Linotype"/>
           <w:i/>
           <w:w w:val="105"/>
         </w:rPr>
-        <w:t>Psychological Review</w:t>
-      </w:r>
+        <w:t>Psychological</w:t>
+      </w:r>
+      <w:proofErr w:type="spellEnd"/>
+      <w:r>
+        <w:rPr>
+          <w:rFonts w:ascii="Palatino Linotype"/>
+          <w:i/>
+          <w:w w:val="105"/>
+        </w:rPr>
+        <w:t xml:space="preserve"> </w:t>
+      </w:r>
+      <w:proofErr w:type="spellStart"/>
+      <w:r>
+        <w:rPr>
+          <w:rFonts w:ascii="Palatino Linotype"/>
+          <w:i/>
+          <w:w w:val="105"/>
+        </w:rPr>
+        <w:t>Review</w:t>
+      </w:r>
+      <w:proofErr w:type="spellEnd"/>
       <w:r>
         <w:rPr>
           <w:w w:val="105"/>
@@ -50760,15 +52159,7 @@
           <w:w w:val="105"/>
           <w:lang w:val="en-US"/>
         </w:rPr>
-        <w:t xml:space="preserve">Kemper, T. D. (1987). How Many Emotions Are </w:t>
-      </w:r>
-      <w:proofErr w:type="gramStart"/>
-      <w:r>
-        <w:rPr>
-          <w:w w:val="105"/>
-          <w:lang w:val="en-US"/>
-        </w:rPr>
-        <w:t>There</w:t>
+        <w:t>Kemper, T. D. (1987). How Many Emotions Are There</w:t>
       </w:r>
       <w:r>
         <w:rPr>
@@ -50783,15 +52174,7 @@
           <w:w w:val="105"/>
           <w:lang w:val="en-US"/>
         </w:rPr>
-        <w:t>?</w:t>
-      </w:r>
-      <w:proofErr w:type="gramEnd"/>
-      <w:r>
-        <w:rPr>
-          <w:w w:val="105"/>
-          <w:lang w:val="en-US"/>
-        </w:rPr>
-        <w:t xml:space="preserve"> Wedding the Social and the Autonomic Components. </w:t>
+        <w:t xml:space="preserve">? Wedding the Social and the Autonomic Components. </w:t>
       </w:r>
       <w:r>
         <w:rPr>
@@ -50904,7 +52287,25 @@
           <w:sz w:val="24"/>
           <w:lang w:val="en-US"/>
         </w:rPr>
-        <w:t>(Éd.).</w:t>
+        <w:t>(</w:t>
+      </w:r>
+      <w:proofErr w:type="spellStart"/>
+      <w:r>
+        <w:rPr>
+          <w:w w:val="105"/>
+          <w:sz w:val="24"/>
+          <w:lang w:val="en-US"/>
+        </w:rPr>
+        <w:t>Éd</w:t>
+      </w:r>
+      <w:proofErr w:type="spellEnd"/>
+      <w:r>
+        <w:rPr>
+          <w:w w:val="105"/>
+          <w:sz w:val="24"/>
+          <w:lang w:val="en-US"/>
+        </w:rPr>
+        <w:t>.).</w:t>
       </w:r>
       <w:r>
         <w:rPr>
@@ -51069,29 +52470,54 @@
       </w:pPr>
       <w:bookmarkStart w:id="155" w:name="_bookmark85"/>
       <w:bookmarkEnd w:id="155"/>
+      <w:proofErr w:type="spellStart"/>
       <w:r>
         <w:rPr>
           <w:w w:val="105"/>
           <w:lang w:val="en-US"/>
         </w:rPr>
         <w:lastRenderedPageBreak/>
-        <w:t xml:space="preserve">Kitapci, O., &amp; Dortyol, I. T. (2009). The differences in customer complaint behaviour between loyal customers and first comers in the retail banking </w:t>
-      </w:r>
-      <w:proofErr w:type="gramStart"/>
-      <w:r>
-        <w:rPr>
-          <w:w w:val="105"/>
-          <w:lang w:val="en-US"/>
-        </w:rPr>
-        <w:t>industry :</w:t>
-      </w:r>
-      <w:proofErr w:type="gramEnd"/>
-      <w:r>
-        <w:rPr>
-          <w:w w:val="105"/>
-          <w:lang w:val="en-US"/>
-        </w:rPr>
-        <w:t xml:space="preserve"> The case of Turkish customers. </w:t>
+        <w:t>Kitapci</w:t>
+      </w:r>
+      <w:proofErr w:type="spellEnd"/>
+      <w:r>
+        <w:rPr>
+          <w:w w:val="105"/>
+          <w:lang w:val="en-US"/>
+        </w:rPr>
+        <w:t xml:space="preserve">, O., &amp; </w:t>
+      </w:r>
+      <w:proofErr w:type="spellStart"/>
+      <w:r>
+        <w:rPr>
+          <w:w w:val="105"/>
+          <w:lang w:val="en-US"/>
+        </w:rPr>
+        <w:t>Dortyol</w:t>
+      </w:r>
+      <w:proofErr w:type="spellEnd"/>
+      <w:r>
+        <w:rPr>
+          <w:w w:val="105"/>
+          <w:lang w:val="en-US"/>
+        </w:rPr>
+        <w:t xml:space="preserve">, I. T. (2009). The differences in customer complaint </w:t>
+      </w:r>
+      <w:proofErr w:type="spellStart"/>
+      <w:r>
+        <w:rPr>
+          <w:w w:val="105"/>
+          <w:lang w:val="en-US"/>
+        </w:rPr>
+        <w:t>behaviour</w:t>
+      </w:r>
+      <w:proofErr w:type="spellEnd"/>
+      <w:r>
+        <w:rPr>
+          <w:w w:val="105"/>
+          <w:lang w:val="en-US"/>
+        </w:rPr>
+        <w:t xml:space="preserve"> between loyal customers and first comers in the retail banking industry : The case of Turkish customers. </w:t>
       </w:r>
       <w:r>
         <w:rPr>
@@ -51147,31 +52573,59 @@
       </w:pPr>
       <w:bookmarkStart w:id="156" w:name="_bookmark86"/>
       <w:bookmarkEnd w:id="156"/>
-      <w:r>
-        <w:rPr>
-          <w:w w:val="105"/>
-          <w:sz w:val="24"/>
-          <w:lang w:val="en-US"/>
-        </w:rPr>
-        <w:t xml:space="preserve">Kitapci, O., Meltem, R., Özbük, Y., Sakarya, A., &amp; Sarıyıldız, A. (2019). Consumer Complaint </w:t>
-      </w:r>
-      <w:proofErr w:type="gramStart"/>
-      <w:r>
-        <w:rPr>
-          <w:w w:val="105"/>
-          <w:sz w:val="24"/>
-          <w:lang w:val="en-US"/>
-        </w:rPr>
-        <w:t>Behavior :</w:t>
-      </w:r>
-      <w:proofErr w:type="gramEnd"/>
-      <w:r>
-        <w:rPr>
-          <w:w w:val="105"/>
-          <w:sz w:val="24"/>
-          <w:lang w:val="en-US"/>
-        </w:rPr>
-        <w:t xml:space="preserve"> A Literature Review and Research Agenda. </w:t>
+      <w:proofErr w:type="spellStart"/>
+      <w:r>
+        <w:rPr>
+          <w:w w:val="105"/>
+          <w:sz w:val="24"/>
+          <w:lang w:val="en-US"/>
+        </w:rPr>
+        <w:t>Kitapci</w:t>
+      </w:r>
+      <w:proofErr w:type="spellEnd"/>
+      <w:r>
+        <w:rPr>
+          <w:w w:val="105"/>
+          <w:sz w:val="24"/>
+          <w:lang w:val="en-US"/>
+        </w:rPr>
+        <w:t xml:space="preserve">, O., Meltem, R., </w:t>
+      </w:r>
+      <w:proofErr w:type="spellStart"/>
+      <w:r>
+        <w:rPr>
+          <w:w w:val="105"/>
+          <w:sz w:val="24"/>
+          <w:lang w:val="en-US"/>
+        </w:rPr>
+        <w:t>Özbük</w:t>
+      </w:r>
+      <w:proofErr w:type="spellEnd"/>
+      <w:r>
+        <w:rPr>
+          <w:w w:val="105"/>
+          <w:sz w:val="24"/>
+          <w:lang w:val="en-US"/>
+        </w:rPr>
+        <w:t xml:space="preserve">, Y., Sakarya, A., &amp; </w:t>
+      </w:r>
+      <w:proofErr w:type="spellStart"/>
+      <w:r>
+        <w:rPr>
+          <w:w w:val="105"/>
+          <w:sz w:val="24"/>
+          <w:lang w:val="en-US"/>
+        </w:rPr>
+        <w:t>Sarıyıldız</w:t>
+      </w:r>
+      <w:proofErr w:type="spellEnd"/>
+      <w:r>
+        <w:rPr>
+          <w:w w:val="105"/>
+          <w:sz w:val="24"/>
+          <w:lang w:val="en-US"/>
+        </w:rPr>
+        <w:t xml:space="preserve">, A. (2019). Consumer Complaint Behavior : A Literature Review and Research Agenda. </w:t>
       </w:r>
       <w:r>
         <w:rPr>
@@ -51226,15 +52680,7 @@
           <w:w w:val="105"/>
           <w:lang w:val="en-US"/>
         </w:rPr>
-        <w:t xml:space="preserve">Kumar, V., Shah, D., &amp; Venkatesan, R. (2006). Managing retailer profitability—one customer at a </w:t>
-      </w:r>
-      <w:proofErr w:type="gramStart"/>
-      <w:r>
-        <w:rPr>
-          <w:w w:val="105"/>
-          <w:lang w:val="en-US"/>
-        </w:rPr>
-        <w:t>time</w:t>
+        <w:t>Kumar, V., Shah, D., &amp; Venkatesan, R. (2006). Managing retailer profitability—one customer at a time</w:t>
       </w:r>
       <w:r>
         <w:rPr>
@@ -51249,15 +52695,7 @@
           <w:w w:val="105"/>
           <w:lang w:val="en-US"/>
         </w:rPr>
-        <w:t>!</w:t>
-      </w:r>
-      <w:proofErr w:type="gramEnd"/>
-      <w:r>
-        <w:rPr>
-          <w:w w:val="105"/>
-          <w:lang w:val="en-US"/>
-        </w:rPr>
-        <w:t xml:space="preserve"> </w:t>
+        <w:t xml:space="preserve">! </w:t>
       </w:r>
       <w:r>
         <w:rPr>
@@ -51318,31 +52756,7 @@
           <w:w w:val="105"/>
           <w:lang w:val="en-US"/>
         </w:rPr>
-        <w:t xml:space="preserve">Lance, B., &amp; Marsella, S. (2010). Glances, glares, and </w:t>
-      </w:r>
-      <w:proofErr w:type="gramStart"/>
-      <w:r>
-        <w:rPr>
-          <w:w w:val="105"/>
-          <w:lang w:val="en-US"/>
-        </w:rPr>
-        <w:t>glowering :</w:t>
-      </w:r>
-      <w:proofErr w:type="gramEnd"/>
-      <w:r>
-        <w:rPr>
-          <w:w w:val="105"/>
-          <w:lang w:val="en-US"/>
-        </w:rPr>
-        <w:t xml:space="preserve"> how should a virtual human express emotion through </w:t>
-      </w:r>
-      <w:proofErr w:type="gramStart"/>
-      <w:r>
-        <w:rPr>
-          <w:w w:val="105"/>
-          <w:lang w:val="en-US"/>
-        </w:rPr>
-        <w:t>gaze</w:t>
+        <w:t>Lance, B., &amp; Marsella, S. (2010). Glances, glares, and glowering : how should a virtual human express emotion through gaze</w:t>
       </w:r>
       <w:r>
         <w:rPr>
@@ -51357,15 +52771,7 @@
           <w:w w:val="105"/>
           <w:lang w:val="en-US"/>
         </w:rPr>
-        <w:t>?</w:t>
-      </w:r>
-      <w:proofErr w:type="gramEnd"/>
-      <w:r>
-        <w:rPr>
-          <w:w w:val="105"/>
-          <w:lang w:val="en-US"/>
-        </w:rPr>
-        <w:t xml:space="preserve"> </w:t>
+        <w:t xml:space="preserve">? </w:t>
       </w:r>
       <w:r>
         <w:rPr>
@@ -52120,28 +53526,53 @@
       </w:pPr>
       <w:bookmarkStart w:id="165" w:name="_bookmark95"/>
       <w:bookmarkEnd w:id="165"/>
-      <w:r>
-        <w:rPr>
-          <w:w w:val="105"/>
-          <w:lang w:val="en-US"/>
-        </w:rPr>
-        <w:t xml:space="preserve">Ligthart, A., Catal, C., &amp; Tekinerdogan, B. (2021). Systematic reviews in sentiment </w:t>
-      </w:r>
-      <w:proofErr w:type="gramStart"/>
-      <w:r>
-        <w:rPr>
-          <w:w w:val="105"/>
-          <w:lang w:val="en-US"/>
-        </w:rPr>
-        <w:t>analysis :</w:t>
-      </w:r>
-      <w:proofErr w:type="gramEnd"/>
-      <w:r>
-        <w:rPr>
-          <w:w w:val="105"/>
-          <w:lang w:val="en-US"/>
-        </w:rPr>
-        <w:t xml:space="preserve"> a tertiary study. </w:t>
+      <w:proofErr w:type="spellStart"/>
+      <w:r>
+        <w:rPr>
+          <w:w w:val="105"/>
+          <w:lang w:val="en-US"/>
+        </w:rPr>
+        <w:t>Ligthart</w:t>
+      </w:r>
+      <w:proofErr w:type="spellEnd"/>
+      <w:r>
+        <w:rPr>
+          <w:w w:val="105"/>
+          <w:lang w:val="en-US"/>
+        </w:rPr>
+        <w:t xml:space="preserve">, A., </w:t>
+      </w:r>
+      <w:proofErr w:type="spellStart"/>
+      <w:r>
+        <w:rPr>
+          <w:w w:val="105"/>
+          <w:lang w:val="en-US"/>
+        </w:rPr>
+        <w:t>Catal</w:t>
+      </w:r>
+      <w:proofErr w:type="spellEnd"/>
+      <w:r>
+        <w:rPr>
+          <w:w w:val="105"/>
+          <w:lang w:val="en-US"/>
+        </w:rPr>
+        <w:t xml:space="preserve">, C., &amp; </w:t>
+      </w:r>
+      <w:proofErr w:type="spellStart"/>
+      <w:r>
+        <w:rPr>
+          <w:w w:val="105"/>
+          <w:lang w:val="en-US"/>
+        </w:rPr>
+        <w:t>Tekinerdogan</w:t>
+      </w:r>
+      <w:proofErr w:type="spellEnd"/>
+      <w:r>
+        <w:rPr>
+          <w:w w:val="105"/>
+          <w:lang w:val="en-US"/>
+        </w:rPr>
+        <w:t xml:space="preserve">, B. (2021). Systematic reviews in sentiment analysis : a tertiary study. </w:t>
       </w:r>
       <w:r>
         <w:rPr>
@@ -52813,23 +54244,13 @@
         </w:rPr>
         <w:t xml:space="preserve">An introduction to social psychology (Rev. ed.) </w:t>
       </w:r>
-      <w:proofErr w:type="gramStart"/>
-      <w:r>
-        <w:rPr>
-          <w:w w:val="105"/>
-          <w:sz w:val="24"/>
-          <w:lang w:val="en-US"/>
-        </w:rPr>
-        <w:t>Boston :</w:t>
-      </w:r>
-      <w:proofErr w:type="gramEnd"/>
-      <w:r>
-        <w:rPr>
-          <w:w w:val="105"/>
-          <w:sz w:val="24"/>
-          <w:lang w:val="en-US"/>
-        </w:rPr>
-        <w:t xml:space="preserve"> John W. </w:t>
+      <w:r>
+        <w:rPr>
+          <w:w w:val="105"/>
+          <w:sz w:val="24"/>
+          <w:lang w:val="en-US"/>
+        </w:rPr>
+        <w:t xml:space="preserve">Boston : John W. </w:t>
       </w:r>
       <w:r>
         <w:rPr>
@@ -52857,23 +54278,7 @@
           <w:w w:val="105"/>
           <w:lang w:val="en-US"/>
         </w:rPr>
-        <w:t xml:space="preserve">Meehan, S. (2024). Transforming customer </w:t>
-      </w:r>
-      <w:proofErr w:type="gramStart"/>
-      <w:r>
-        <w:rPr>
-          <w:w w:val="105"/>
-          <w:lang w:val="en-US"/>
-        </w:rPr>
-        <w:t>experience :</w:t>
-      </w:r>
-      <w:proofErr w:type="gramEnd"/>
-      <w:r>
-        <w:rPr>
-          <w:w w:val="105"/>
-          <w:lang w:val="en-US"/>
-        </w:rPr>
-        <w:t xml:space="preserve"> A story of ambition, values, beliefs, and digital capabilities. </w:t>
+        <w:t xml:space="preserve">Meehan, S. (2024). Transforming customer experience : A story of ambition, values, beliefs, and digital capabilities. </w:t>
       </w:r>
       <w:r>
         <w:rPr>
@@ -53144,13 +54549,23 @@
         </w:rPr>
         <w:t xml:space="preserve">MIT </w:t>
       </w:r>
+      <w:proofErr w:type="spellStart"/>
       <w:r>
         <w:rPr>
           <w:spacing w:val="-2"/>
           <w:w w:val="105"/>
           <w:sz w:val="24"/>
         </w:rPr>
-        <w:t>Press.</w:t>
+        <w:t>Press</w:t>
+      </w:r>
+      <w:proofErr w:type="spellEnd"/>
+      <w:r>
+        <w:rPr>
+          <w:spacing w:val="-2"/>
+          <w:w w:val="105"/>
+          <w:sz w:val="24"/>
+        </w:rPr>
+        <w:t>.</w:t>
       </w:r>
     </w:p>
     <w:p>
@@ -53164,11 +54579,47 @@
       </w:pPr>
       <w:bookmarkStart w:id="173" w:name="_bookmark103"/>
       <w:bookmarkEnd w:id="173"/>
-      <w:r>
-        <w:rPr>
-          <w:w w:val="105"/>
-        </w:rPr>
-        <w:t xml:space="preserve">Mesquita, B., Boiger, M., &amp; Leersnyder, J. D. (2016, avril). </w:t>
+      <w:proofErr w:type="spellStart"/>
+      <w:r>
+        <w:rPr>
+          <w:w w:val="105"/>
+        </w:rPr>
+        <w:t>Mesquita</w:t>
+      </w:r>
+      <w:proofErr w:type="spellEnd"/>
+      <w:r>
+        <w:rPr>
+          <w:w w:val="105"/>
+        </w:rPr>
+        <w:t xml:space="preserve">, B., </w:t>
+      </w:r>
+      <w:proofErr w:type="spellStart"/>
+      <w:r>
+        <w:rPr>
+          <w:w w:val="105"/>
+        </w:rPr>
+        <w:t>Boiger</w:t>
+      </w:r>
+      <w:proofErr w:type="spellEnd"/>
+      <w:r>
+        <w:rPr>
+          <w:w w:val="105"/>
+        </w:rPr>
+        <w:t xml:space="preserve">, M., &amp; </w:t>
+      </w:r>
+      <w:proofErr w:type="spellStart"/>
+      <w:r>
+        <w:rPr>
+          <w:w w:val="105"/>
+        </w:rPr>
+        <w:t>Leersnyder</w:t>
+      </w:r>
+      <w:proofErr w:type="spellEnd"/>
+      <w:r>
+        <w:rPr>
+          <w:w w:val="105"/>
+        </w:rPr>
+        <w:t xml:space="preserve">, J. D. (2016, avril). </w:t>
       </w:r>
       <w:r>
         <w:rPr>
@@ -53198,6 +54649,7 @@
       </w:pPr>
       <w:bookmarkStart w:id="174" w:name="_bookmark104"/>
       <w:bookmarkEnd w:id="174"/>
+      <w:proofErr w:type="spellStart"/>
       <w:r>
         <w:rPr>
           <w:w w:val="105"/>
@@ -53208,13 +54660,26 @@
             </w:rPr>
           </w:rPrChange>
         </w:rPr>
-        <w:t>Mesquita,</w:t>
+        <w:t>Mesquita</w:t>
+      </w:r>
+      <w:proofErr w:type="spellEnd"/>
+      <w:r>
+        <w:rPr>
+          <w:w w:val="105"/>
+          <w:rPrChange w:id="176" w:author="GUENOUN Marcel" w:date="2025-11-27T09:38:00Z">
+            <w:rPr>
+              <w:w w:val="105"/>
+              <w:lang w:val="en-US"/>
+            </w:rPr>
+          </w:rPrChange>
+        </w:rPr>
+        <w:t>,</w:t>
       </w:r>
       <w:r>
         <w:rPr>
           <w:spacing w:val="11"/>
           <w:w w:val="105"/>
-          <w:rPrChange w:id="176" w:author="GUENOUN Marcel" w:date="2025-11-27T09:38:00Z">
+          <w:rPrChange w:id="177" w:author="GUENOUN Marcel" w:date="2025-11-27T09:38:00Z">
             <w:rPr>
               <w:spacing w:val="11"/>
               <w:w w:val="105"/>
@@ -53227,7 +54692,7 @@
       <w:r>
         <w:rPr>
           <w:w w:val="105"/>
-          <w:rPrChange w:id="177" w:author="GUENOUN Marcel" w:date="2025-11-27T09:38:00Z">
+          <w:rPrChange w:id="178" w:author="GUENOUN Marcel" w:date="2025-11-27T09:38:00Z">
             <w:rPr>
               <w:w w:val="105"/>
               <w:lang w:val="en-US"/>
@@ -53240,7 +54705,7 @@
         <w:rPr>
           <w:spacing w:val="11"/>
           <w:w w:val="105"/>
-          <w:rPrChange w:id="178" w:author="GUENOUN Marcel" w:date="2025-11-27T09:38:00Z">
+          <w:rPrChange w:id="179" w:author="GUENOUN Marcel" w:date="2025-11-27T09:38:00Z">
             <w:rPr>
               <w:spacing w:val="11"/>
               <w:w w:val="105"/>
@@ -53253,7 +54718,7 @@
       <w:r>
         <w:rPr>
           <w:w w:val="105"/>
-          <w:rPrChange w:id="179" w:author="GUENOUN Marcel" w:date="2025-11-27T09:38:00Z">
+          <w:rPrChange w:id="180" w:author="GUENOUN Marcel" w:date="2025-11-27T09:38:00Z">
             <w:rPr>
               <w:w w:val="105"/>
               <w:lang w:val="en-US"/>
@@ -53266,7 +54731,7 @@
         <w:rPr>
           <w:spacing w:val="11"/>
           <w:w w:val="105"/>
-          <w:rPrChange w:id="180" w:author="GUENOUN Marcel" w:date="2025-11-27T09:38:00Z">
+          <w:rPrChange w:id="181" w:author="GUENOUN Marcel" w:date="2025-11-27T09:38:00Z">
             <w:rPr>
               <w:spacing w:val="11"/>
               <w:w w:val="105"/>
@@ -53276,32 +54741,20 @@
         </w:rPr>
         <w:t xml:space="preserve"> </w:t>
       </w:r>
-      <w:r>
-        <w:rPr>
-          <w:w w:val="105"/>
-          <w:rPrChange w:id="181" w:author="GUENOUN Marcel" w:date="2025-11-27T09:38:00Z">
+      <w:proofErr w:type="spellStart"/>
+      <w:r>
+        <w:rPr>
+          <w:w w:val="105"/>
+          <w:rPrChange w:id="182" w:author="GUENOUN Marcel" w:date="2025-11-27T09:38:00Z">
             <w:rPr>
               <w:w w:val="105"/>
               <w:lang w:val="en-US"/>
             </w:rPr>
           </w:rPrChange>
         </w:rPr>
-        <w:t>Frijda,</w:t>
-      </w:r>
-      <w:r>
-        <w:rPr>
-          <w:spacing w:val="11"/>
-          <w:w w:val="105"/>
-          <w:rPrChange w:id="182" w:author="GUENOUN Marcel" w:date="2025-11-27T09:38:00Z">
-            <w:rPr>
-              <w:spacing w:val="11"/>
-              <w:w w:val="105"/>
-              <w:lang w:val="en-US"/>
-            </w:rPr>
-          </w:rPrChange>
-        </w:rPr>
-        <w:t xml:space="preserve"> </w:t>
-      </w:r>
+        <w:t>Frijda</w:t>
+      </w:r>
+      <w:proofErr w:type="spellEnd"/>
       <w:r>
         <w:rPr>
           <w:w w:val="105"/>
@@ -53312,7 +54765,7 @@
             </w:rPr>
           </w:rPrChange>
         </w:rPr>
-        <w:t>N.</w:t>
+        <w:t>,</w:t>
       </w:r>
       <w:r>
         <w:rPr>
@@ -53338,7 +54791,7 @@
             </w:rPr>
           </w:rPrChange>
         </w:rPr>
-        <w:t>H.</w:t>
+        <w:t>N.</w:t>
       </w:r>
       <w:r>
         <w:rPr>
@@ -53364,7 +54817,7 @@
             </w:rPr>
           </w:rPrChange>
         </w:rPr>
-        <w:t>(1992).</w:t>
+        <w:t>H.</w:t>
       </w:r>
       <w:r>
         <w:rPr>
@@ -53383,6 +54836,32 @@
       <w:r>
         <w:rPr>
           <w:w w:val="105"/>
+          <w:rPrChange w:id="189" w:author="GUENOUN Marcel" w:date="2025-11-27T09:38:00Z">
+            <w:rPr>
+              <w:w w:val="105"/>
+              <w:lang w:val="en-US"/>
+            </w:rPr>
+          </w:rPrChange>
+        </w:rPr>
+        <w:t>(1992).</w:t>
+      </w:r>
+      <w:r>
+        <w:rPr>
+          <w:spacing w:val="11"/>
+          <w:w w:val="105"/>
+          <w:rPrChange w:id="190" w:author="GUENOUN Marcel" w:date="2025-11-27T09:38:00Z">
+            <w:rPr>
+              <w:spacing w:val="11"/>
+              <w:w w:val="105"/>
+              <w:lang w:val="en-US"/>
+            </w:rPr>
+          </w:rPrChange>
+        </w:rPr>
+        <w:t xml:space="preserve"> </w:t>
+      </w:r>
+      <w:r>
+        <w:rPr>
+          <w:w w:val="105"/>
           <w:lang w:val="en-US"/>
         </w:rPr>
         <w:t>Cultural</w:t>
@@ -53425,7 +54904,6 @@
         </w:rPr>
         <w:t xml:space="preserve"> </w:t>
       </w:r>
-      <w:proofErr w:type="gramStart"/>
       <w:r>
         <w:rPr>
           <w:w w:val="105"/>
@@ -53448,7 +54926,6 @@
         </w:rPr>
         <w:t>:</w:t>
       </w:r>
-      <w:proofErr w:type="gramEnd"/>
       <w:r>
         <w:rPr>
           <w:spacing w:val="11"/>
@@ -53490,6 +54967,7 @@
           <w:lang w:val="en-US"/>
         </w:rPr>
       </w:pPr>
+      <w:proofErr w:type="spellStart"/>
       <w:r>
         <w:rPr>
           <w:rFonts w:ascii="Palatino Linotype"/>
@@ -53499,6 +54977,7 @@
         </w:rPr>
         <w:t>Psychological</w:t>
       </w:r>
+      <w:proofErr w:type="spellEnd"/>
       <w:r>
         <w:rPr>
           <w:rFonts w:ascii="Palatino Linotype"/>
@@ -53588,14 +55067,23 @@
         </w:rPr>
         <w:t xml:space="preserve"> </w:t>
       </w:r>
-      <w:bookmarkStart w:id="189" w:name="_bookmark105"/>
-      <w:bookmarkEnd w:id="189"/>
-      <w:r>
-        <w:rPr>
-          <w:w w:val="105"/>
-          <w:sz w:val="24"/>
-        </w:rPr>
-        <w:t xml:space="preserve">Mowrer, O. (1960). </w:t>
+      <w:bookmarkStart w:id="191" w:name="_bookmark105"/>
+      <w:bookmarkEnd w:id="191"/>
+      <w:proofErr w:type="spellStart"/>
+      <w:r>
+        <w:rPr>
+          <w:w w:val="105"/>
+          <w:sz w:val="24"/>
+        </w:rPr>
+        <w:t>Mowrer</w:t>
+      </w:r>
+      <w:proofErr w:type="spellEnd"/>
+      <w:r>
+        <w:rPr>
+          <w:w w:val="105"/>
+          <w:sz w:val="24"/>
+        </w:rPr>
+        <w:t xml:space="preserve">, O. (1960). </w:t>
       </w:r>
       <w:r>
         <w:rPr>
@@ -53625,8 +55113,8 @@
           <w:lang w:val="en-US"/>
         </w:rPr>
       </w:pPr>
-      <w:bookmarkStart w:id="190" w:name="_bookmark106"/>
-      <w:bookmarkEnd w:id="190"/>
+      <w:bookmarkStart w:id="192" w:name="_bookmark106"/>
+      <w:bookmarkEnd w:id="192"/>
       <w:r>
         <w:rPr>
           <w:w w:val="105"/>
@@ -53891,14 +55379,30 @@
           <w:lang w:val="en-US"/>
         </w:rPr>
       </w:pPr>
-      <w:bookmarkStart w:id="191" w:name="_bookmark107"/>
-      <w:bookmarkEnd w:id="191"/>
-      <w:r>
-        <w:rPr>
-          <w:w w:val="105"/>
-          <w:lang w:val="en-US"/>
-        </w:rPr>
-        <w:t>Nguyen, H., &amp; Nguyen, M.-L. (2018, juin). A Deep Neural Architecture for Sentence-Level</w:t>
+      <w:bookmarkStart w:id="193" w:name="_bookmark107"/>
+      <w:bookmarkEnd w:id="193"/>
+      <w:r>
+        <w:rPr>
+          <w:w w:val="105"/>
+          <w:lang w:val="en-US"/>
+        </w:rPr>
+        <w:t xml:space="preserve">Nguyen, H., &amp; Nguyen, M.-L. (2018, </w:t>
+      </w:r>
+      <w:proofErr w:type="spellStart"/>
+      <w:r>
+        <w:rPr>
+          <w:w w:val="105"/>
+          <w:lang w:val="en-US"/>
+        </w:rPr>
+        <w:t>juin</w:t>
+      </w:r>
+      <w:proofErr w:type="spellEnd"/>
+      <w:r>
+        <w:rPr>
+          <w:w w:val="105"/>
+          <w:lang w:val="en-US"/>
+        </w:rPr>
+        <w:t>). A Deep Neural Architecture for Sentence-Level</w:t>
       </w:r>
       <w:r>
         <w:rPr>
@@ -54011,8 +55515,8 @@
           <w:lang w:val="en-US"/>
         </w:rPr>
       </w:pPr>
-      <w:bookmarkStart w:id="192" w:name="_bookmark108"/>
-      <w:bookmarkEnd w:id="192"/>
+      <w:bookmarkStart w:id="194" w:name="_bookmark108"/>
+      <w:bookmarkEnd w:id="194"/>
       <w:r>
         <w:rPr>
           <w:w w:val="105"/>
@@ -54068,8 +55572,8 @@
           <w:lang w:val="en-US"/>
         </w:rPr>
       </w:pPr>
-      <w:bookmarkStart w:id="193" w:name="_bookmark109"/>
-      <w:bookmarkEnd w:id="193"/>
+      <w:bookmarkStart w:id="195" w:name="_bookmark109"/>
+      <w:bookmarkEnd w:id="195"/>
       <w:r>
         <w:rPr>
           <w:w w:val="105"/>
@@ -54389,24 +55893,25 @@
           <w:sz w:val="24"/>
         </w:rPr>
       </w:pPr>
-      <w:bookmarkStart w:id="194" w:name="_bookmark110"/>
-      <w:bookmarkEnd w:id="194"/>
-      <w:r>
-        <w:rPr>
-          <w:w w:val="105"/>
-          <w:sz w:val="24"/>
-          <w:lang w:val="en-US"/>
-        </w:rPr>
-        <w:t xml:space="preserve">Ortony, A. (2022). Are All “Basic Emotions” </w:t>
-      </w:r>
-      <w:proofErr w:type="gramStart"/>
-      <w:r>
-        <w:rPr>
-          <w:w w:val="105"/>
-          <w:sz w:val="24"/>
-          <w:lang w:val="en-US"/>
-        </w:rPr>
-        <w:t>Emotions</w:t>
+      <w:bookmarkStart w:id="196" w:name="_bookmark110"/>
+      <w:bookmarkEnd w:id="196"/>
+      <w:proofErr w:type="spellStart"/>
+      <w:r>
+        <w:rPr>
+          <w:w w:val="105"/>
+          <w:sz w:val="24"/>
+          <w:lang w:val="en-US"/>
+        </w:rPr>
+        <w:t>Ortony</w:t>
+      </w:r>
+      <w:proofErr w:type="spellEnd"/>
+      <w:r>
+        <w:rPr>
+          <w:w w:val="105"/>
+          <w:sz w:val="24"/>
+          <w:lang w:val="en-US"/>
+        </w:rPr>
+        <w:t>, A. (2022). Are All “Basic Emotions” Emotions</w:t>
       </w:r>
       <w:r>
         <w:rPr>
@@ -54423,16 +55928,7 @@
           <w:sz w:val="24"/>
           <w:lang w:val="en-US"/>
         </w:rPr>
-        <w:t>?</w:t>
-      </w:r>
-      <w:proofErr w:type="gramEnd"/>
-      <w:r>
-        <w:rPr>
-          <w:w w:val="105"/>
-          <w:sz w:val="24"/>
-          <w:lang w:val="en-US"/>
-        </w:rPr>
-        <w:t xml:space="preserve"> A Problem for the (Basic) Emotions Construct. </w:t>
+        <w:t xml:space="preserve">? A Problem for the (Basic) Emotions Construct. </w:t>
       </w:r>
       <w:r>
         <w:rPr>
@@ -54441,7 +55937,27 @@
           <w:w w:val="105"/>
           <w:sz w:val="24"/>
         </w:rPr>
-        <w:t>Perspectives on Psychological Science</w:t>
+        <w:t xml:space="preserve">Perspectives on </w:t>
+      </w:r>
+      <w:proofErr w:type="spellStart"/>
+      <w:r>
+        <w:rPr>
+          <w:rFonts w:ascii="Palatino Linotype" w:hAnsi="Palatino Linotype"/>
+          <w:i/>
+          <w:w w:val="105"/>
+          <w:sz w:val="24"/>
+        </w:rPr>
+        <w:t>Psychological</w:t>
+      </w:r>
+      <w:proofErr w:type="spellEnd"/>
+      <w:r>
+        <w:rPr>
+          <w:rFonts w:ascii="Palatino Linotype" w:hAnsi="Palatino Linotype"/>
+          <w:i/>
+          <w:w w:val="105"/>
+          <w:sz w:val="24"/>
+        </w:rPr>
+        <w:t xml:space="preserve"> Science</w:t>
       </w:r>
       <w:r>
         <w:rPr>
@@ -54486,36 +56002,9 @@
           <w:lang w:val="en-US"/>
         </w:rPr>
       </w:pPr>
-      <w:bookmarkStart w:id="195" w:name="_bookmark111"/>
-      <w:bookmarkEnd w:id="195"/>
-      <w:r>
-        <w:rPr>
-          <w:spacing w:val="-2"/>
-          <w:w w:val="110"/>
-          <w:lang w:val="en-US"/>
-          <w:rPrChange w:id="196" w:author="GUENOUN Marcel" w:date="2025-11-27T09:38:00Z">
-            <w:rPr>
-              <w:spacing w:val="-2"/>
-              <w:w w:val="110"/>
-            </w:rPr>
-          </w:rPrChange>
-        </w:rPr>
-        <w:t>Ortony,</w:t>
-      </w:r>
-      <w:r>
-        <w:rPr>
-          <w:spacing w:val="-15"/>
-          <w:w w:val="110"/>
-          <w:lang w:val="en-US"/>
-          <w:rPrChange w:id="197" w:author="GUENOUN Marcel" w:date="2025-11-27T09:38:00Z">
-            <w:rPr>
-              <w:spacing w:val="-15"/>
-              <w:w w:val="110"/>
-            </w:rPr>
-          </w:rPrChange>
-        </w:rPr>
-        <w:t xml:space="preserve"> </w:t>
-      </w:r>
+      <w:bookmarkStart w:id="197" w:name="_bookmark111"/>
+      <w:bookmarkEnd w:id="197"/>
+      <w:proofErr w:type="spellStart"/>
       <w:r>
         <w:rPr>
           <w:spacing w:val="-2"/>
@@ -54528,6 +56017,49 @@
             </w:rPr>
           </w:rPrChange>
         </w:rPr>
+        <w:t>Ortony</w:t>
+      </w:r>
+      <w:proofErr w:type="spellEnd"/>
+      <w:r>
+        <w:rPr>
+          <w:spacing w:val="-2"/>
+          <w:w w:val="110"/>
+          <w:lang w:val="en-US"/>
+          <w:rPrChange w:id="199" w:author="GUENOUN Marcel" w:date="2025-11-27T09:38:00Z">
+            <w:rPr>
+              <w:spacing w:val="-2"/>
+              <w:w w:val="110"/>
+            </w:rPr>
+          </w:rPrChange>
+        </w:rPr>
+        <w:t>,</w:t>
+      </w:r>
+      <w:r>
+        <w:rPr>
+          <w:spacing w:val="-15"/>
+          <w:w w:val="110"/>
+          <w:lang w:val="en-US"/>
+          <w:rPrChange w:id="200" w:author="GUENOUN Marcel" w:date="2025-11-27T09:38:00Z">
+            <w:rPr>
+              <w:spacing w:val="-15"/>
+              <w:w w:val="110"/>
+            </w:rPr>
+          </w:rPrChange>
+        </w:rPr>
+        <w:t xml:space="preserve"> </w:t>
+      </w:r>
+      <w:r>
+        <w:rPr>
+          <w:spacing w:val="-2"/>
+          <w:w w:val="110"/>
+          <w:lang w:val="en-US"/>
+          <w:rPrChange w:id="201" w:author="GUENOUN Marcel" w:date="2025-11-27T09:38:00Z">
+            <w:rPr>
+              <w:spacing w:val="-2"/>
+              <w:w w:val="110"/>
+            </w:rPr>
+          </w:rPrChange>
+        </w:rPr>
         <w:t>A.,</w:t>
       </w:r>
       <w:r>
@@ -54535,7 +56067,7 @@
           <w:spacing w:val="-14"/>
           <w:w w:val="110"/>
           <w:lang w:val="en-US"/>
-          <w:rPrChange w:id="199" w:author="GUENOUN Marcel" w:date="2025-11-27T09:38:00Z">
+          <w:rPrChange w:id="202" w:author="GUENOUN Marcel" w:date="2025-11-27T09:38:00Z">
             <w:rPr>
               <w:spacing w:val="-14"/>
               <w:w w:val="110"/>
@@ -54549,7 +56081,7 @@
           <w:spacing w:val="-2"/>
           <w:w w:val="110"/>
           <w:lang w:val="en-US"/>
-          <w:rPrChange w:id="200" w:author="GUENOUN Marcel" w:date="2025-11-27T09:38:00Z">
+          <w:rPrChange w:id="203" w:author="GUENOUN Marcel" w:date="2025-11-27T09:38:00Z">
             <w:rPr>
               <w:spacing w:val="-2"/>
               <w:w w:val="110"/>
@@ -54563,7 +56095,7 @@
           <w:spacing w:val="-14"/>
           <w:w w:val="110"/>
           <w:lang w:val="en-US"/>
-          <w:rPrChange w:id="201" w:author="GUENOUN Marcel" w:date="2025-11-27T09:38:00Z">
+          <w:rPrChange w:id="204" w:author="GUENOUN Marcel" w:date="2025-11-27T09:38:00Z">
             <w:rPr>
               <w:spacing w:val="-14"/>
               <w:w w:val="110"/>
@@ -54577,7 +56109,7 @@
           <w:spacing w:val="-2"/>
           <w:w w:val="110"/>
           <w:lang w:val="en-US"/>
-          <w:rPrChange w:id="202" w:author="GUENOUN Marcel" w:date="2025-11-27T09:38:00Z">
+          <w:rPrChange w:id="205" w:author="GUENOUN Marcel" w:date="2025-11-27T09:38:00Z">
             <w:rPr>
               <w:spacing w:val="-2"/>
               <w:w w:val="110"/>
@@ -54591,7 +56123,7 @@
           <w:spacing w:val="-11"/>
           <w:w w:val="110"/>
           <w:lang w:val="en-US"/>
-          <w:rPrChange w:id="203" w:author="GUENOUN Marcel" w:date="2025-11-27T09:38:00Z">
+          <w:rPrChange w:id="206" w:author="GUENOUN Marcel" w:date="2025-11-27T09:38:00Z">
             <w:rPr>
               <w:spacing w:val="-11"/>
               <w:w w:val="110"/>
@@ -54605,7 +56137,7 @@
           <w:spacing w:val="-2"/>
           <w:w w:val="110"/>
           <w:lang w:val="en-US"/>
-          <w:rPrChange w:id="204" w:author="GUENOUN Marcel" w:date="2025-11-27T09:38:00Z">
+          <w:rPrChange w:id="207" w:author="GUENOUN Marcel" w:date="2025-11-27T09:38:00Z">
             <w:rPr>
               <w:spacing w:val="-2"/>
               <w:w w:val="110"/>
@@ -54619,7 +56151,7 @@
           <w:spacing w:val="-11"/>
           <w:w w:val="110"/>
           <w:lang w:val="en-US"/>
-          <w:rPrChange w:id="205" w:author="GUENOUN Marcel" w:date="2025-11-27T09:38:00Z">
+          <w:rPrChange w:id="208" w:author="GUENOUN Marcel" w:date="2025-11-27T09:38:00Z">
             <w:rPr>
               <w:spacing w:val="-11"/>
               <w:w w:val="110"/>
@@ -54633,7 +56165,7 @@
           <w:spacing w:val="-2"/>
           <w:w w:val="110"/>
           <w:lang w:val="en-US"/>
-          <w:rPrChange w:id="206" w:author="GUENOUN Marcel" w:date="2025-11-27T09:38:00Z">
+          <w:rPrChange w:id="209" w:author="GUENOUN Marcel" w:date="2025-11-27T09:38:00Z">
             <w:rPr>
               <w:spacing w:val="-2"/>
               <w:w w:val="110"/>
@@ -54647,7 +56179,7 @@
           <w:spacing w:val="-11"/>
           <w:w w:val="110"/>
           <w:lang w:val="en-US"/>
-          <w:rPrChange w:id="207" w:author="GUENOUN Marcel" w:date="2025-11-27T09:38:00Z">
+          <w:rPrChange w:id="210" w:author="GUENOUN Marcel" w:date="2025-11-27T09:38:00Z">
             <w:rPr>
               <w:spacing w:val="-11"/>
               <w:w w:val="110"/>
@@ -54661,7 +56193,7 @@
           <w:spacing w:val="-2"/>
           <w:w w:val="110"/>
           <w:lang w:val="en-US"/>
-          <w:rPrChange w:id="208" w:author="GUENOUN Marcel" w:date="2025-11-27T09:38:00Z">
+          <w:rPrChange w:id="211" w:author="GUENOUN Marcel" w:date="2025-11-27T09:38:00Z">
             <w:rPr>
               <w:spacing w:val="-2"/>
               <w:w w:val="110"/>
@@ -54675,7 +56207,7 @@
           <w:spacing w:val="-11"/>
           <w:w w:val="110"/>
           <w:lang w:val="en-US"/>
-          <w:rPrChange w:id="209" w:author="GUENOUN Marcel" w:date="2025-11-27T09:38:00Z">
+          <w:rPrChange w:id="212" w:author="GUENOUN Marcel" w:date="2025-11-27T09:38:00Z">
             <w:rPr>
               <w:spacing w:val="-11"/>
               <w:w w:val="110"/>
@@ -54748,7 +56280,6 @@
         </w:rPr>
         <w:t xml:space="preserve"> </w:t>
       </w:r>
-      <w:proofErr w:type="gramStart"/>
       <w:r>
         <w:rPr>
           <w:spacing w:val="-2"/>
@@ -54773,7 +56304,6 @@
         </w:rPr>
         <w:t>?</w:t>
       </w:r>
-      <w:proofErr w:type="gramEnd"/>
       <w:r>
         <w:rPr>
           <w:spacing w:val="-11"/>
@@ -54879,8 +56409,8 @@
           <w:lang w:val="en-US"/>
         </w:rPr>
       </w:pPr>
-      <w:bookmarkStart w:id="210" w:name="_bookmark112"/>
-      <w:bookmarkEnd w:id="210"/>
+      <w:bookmarkStart w:id="213" w:name="_bookmark112"/>
+      <w:bookmarkEnd w:id="213"/>
       <w:r>
         <w:rPr>
           <w:w w:val="105"/>
@@ -54941,30 +56471,14 @@
           <w:lang w:val="en-US"/>
         </w:rPr>
       </w:pPr>
-      <w:bookmarkStart w:id="211" w:name="_bookmark113"/>
-      <w:bookmarkEnd w:id="211"/>
-      <w:r>
-        <w:rPr>
-          <w:w w:val="105"/>
-          <w:lang w:val="en-US"/>
-        </w:rPr>
-        <w:t xml:space="preserve">Palmatier, R. W., Dant, R. P., Grewal, D., &amp; Evans, K. R. (2006). Factors Influencing the Effectiveness of Relationship </w:t>
-      </w:r>
-      <w:proofErr w:type="gramStart"/>
-      <w:r>
-        <w:rPr>
-          <w:w w:val="105"/>
-          <w:lang w:val="en-US"/>
-        </w:rPr>
-        <w:t>Marketing :</w:t>
-      </w:r>
-      <w:proofErr w:type="gramEnd"/>
-      <w:r>
-        <w:rPr>
-          <w:w w:val="105"/>
-          <w:lang w:val="en-US"/>
-        </w:rPr>
-        <w:t xml:space="preserve"> A Meta-Analysis. </w:t>
+      <w:bookmarkStart w:id="214" w:name="_bookmark113"/>
+      <w:bookmarkEnd w:id="214"/>
+      <w:r>
+        <w:rPr>
+          <w:w w:val="105"/>
+          <w:lang w:val="en-US"/>
+        </w:rPr>
+        <w:t xml:space="preserve">Palmatier, R. W., Dant, R. P., Grewal, D., &amp; Evans, K. R. (2006). Factors Influencing the Effectiveness of Relationship Marketing : A Meta-Analysis. </w:t>
       </w:r>
       <w:r>
         <w:rPr>
@@ -55017,8 +56531,8 @@
           <w:lang w:val="en-US"/>
         </w:rPr>
       </w:pPr>
-      <w:bookmarkStart w:id="212" w:name="_bookmark114"/>
-      <w:bookmarkEnd w:id="212"/>
+      <w:bookmarkStart w:id="215" w:name="_bookmark114"/>
+      <w:bookmarkEnd w:id="215"/>
       <w:r>
         <w:rPr>
           <w:sz w:val="24"/>
@@ -55124,7 +56638,6 @@
         </w:rPr>
         <w:t xml:space="preserve"> </w:t>
       </w:r>
-      <w:proofErr w:type="gramStart"/>
       <w:r>
         <w:rPr>
           <w:sz w:val="24"/>
@@ -55147,7 +56660,6 @@
         </w:rPr>
         <w:t>:</w:t>
       </w:r>
-      <w:proofErr w:type="gramEnd"/>
       <w:r>
         <w:rPr>
           <w:spacing w:val="40"/>
@@ -55290,8 +56802,8 @@
           <w:lang w:val="en-US"/>
         </w:rPr>
       </w:pPr>
-      <w:bookmarkStart w:id="213" w:name="_bookmark115"/>
-      <w:bookmarkEnd w:id="213"/>
+      <w:bookmarkStart w:id="216" w:name="_bookmark115"/>
+      <w:bookmarkEnd w:id="216"/>
       <w:r>
         <w:rPr>
           <w:w w:val="105"/>
@@ -55315,16 +56827,15 @@
           <w:sz w:val="24"/>
           <w:lang w:val="en-US"/>
         </w:rPr>
-        <w:t xml:space="preserve">B., Lee, L., &amp; Vaithyanathan, S. (2002). Thumbs </w:t>
-      </w:r>
-      <w:proofErr w:type="gramStart"/>
-      <w:r>
-        <w:rPr>
-          <w:w w:val="105"/>
-          <w:sz w:val="24"/>
-          <w:lang w:val="en-US"/>
-        </w:rPr>
-        <w:t>up</w:t>
+        <w:t>B., Lee, L., &amp; Vaithyanathan</w:t>
+      </w:r>
+      <w:r>
+        <w:rPr>
+          <w:w w:val="105"/>
+          <w:sz w:val="24"/>
+          <w:lang w:val="en-US"/>
+        </w:rPr>
+        <w:t>, S. (2002). Thumbs up</w:t>
       </w:r>
       <w:r>
         <w:rPr>
@@ -55341,16 +56852,7 @@
           <w:sz w:val="24"/>
           <w:lang w:val="en-US"/>
         </w:rPr>
-        <w:t>?</w:t>
-      </w:r>
-      <w:proofErr w:type="gramEnd"/>
-      <w:r>
-        <w:rPr>
-          <w:w w:val="105"/>
-          <w:sz w:val="24"/>
-          <w:lang w:val="en-US"/>
-        </w:rPr>
-        <w:t xml:space="preserve"> </w:t>
+        <w:t xml:space="preserve">? </w:t>
       </w:r>
       <w:r>
         <w:rPr>
@@ -55628,8 +57130,8 @@
           <w:lang w:val="en-US"/>
         </w:rPr>
       </w:pPr>
-      <w:bookmarkStart w:id="214" w:name="_bookmark116"/>
-      <w:bookmarkEnd w:id="214"/>
+      <w:bookmarkStart w:id="217" w:name="_bookmark116"/>
+      <w:bookmarkEnd w:id="217"/>
       <w:r>
         <w:rPr>
           <w:w w:val="105"/>
@@ -55685,8 +57187,8 @@
           <w:lang w:val="en-US"/>
         </w:rPr>
       </w:pPr>
-      <w:bookmarkStart w:id="215" w:name="_bookmark117"/>
-      <w:bookmarkEnd w:id="215"/>
+      <w:bookmarkStart w:id="218" w:name="_bookmark117"/>
+      <w:bookmarkEnd w:id="218"/>
       <w:r>
         <w:rPr>
           <w:w w:val="105"/>
@@ -55945,15 +57447,25 @@
           <w:sz w:val="24"/>
         </w:rPr>
       </w:pPr>
-      <w:bookmarkStart w:id="216" w:name="_bookmark118"/>
-      <w:bookmarkEnd w:id="216"/>
-      <w:r>
-        <w:rPr>
-          <w:w w:val="105"/>
-          <w:sz w:val="24"/>
-          <w:lang w:val="en-US"/>
-        </w:rPr>
-        <w:t xml:space="preserve">Plamper, J. (2015). </w:t>
+      <w:bookmarkStart w:id="219" w:name="_bookmark118"/>
+      <w:bookmarkEnd w:id="219"/>
+      <w:proofErr w:type="spellStart"/>
+      <w:r>
+        <w:rPr>
+          <w:w w:val="105"/>
+          <w:sz w:val="24"/>
+          <w:lang w:val="en-US"/>
+        </w:rPr>
+        <w:t>Plamper</w:t>
+      </w:r>
+      <w:proofErr w:type="spellEnd"/>
+      <w:r>
+        <w:rPr>
+          <w:w w:val="105"/>
+          <w:sz w:val="24"/>
+          <w:lang w:val="en-US"/>
+        </w:rPr>
+        <w:t xml:space="preserve">, J. (2015). </w:t>
       </w:r>
       <w:r>
         <w:rPr>
@@ -55963,29 +57475,7 @@
           <w:sz w:val="24"/>
           <w:lang w:val="en-US"/>
         </w:rPr>
-        <w:t xml:space="preserve">The History of </w:t>
-      </w:r>
-      <w:proofErr w:type="gramStart"/>
-      <w:r>
-        <w:rPr>
-          <w:rFonts w:ascii="Palatino Linotype" w:hAnsi="Palatino Linotype"/>
-          <w:i/>
-          <w:w w:val="105"/>
-          <w:sz w:val="24"/>
-          <w:lang w:val="en-US"/>
-        </w:rPr>
-        <w:t>Emotions :</w:t>
-      </w:r>
-      <w:proofErr w:type="gramEnd"/>
-      <w:r>
-        <w:rPr>
-          <w:rFonts w:ascii="Palatino Linotype" w:hAnsi="Palatino Linotype"/>
-          <w:i/>
-          <w:w w:val="105"/>
-          <w:sz w:val="24"/>
-          <w:lang w:val="en-US"/>
-        </w:rPr>
-        <w:t xml:space="preserve"> An Introduction </w:t>
+        <w:t xml:space="preserve">The History of Emotions : An Introduction </w:t>
       </w:r>
       <w:r>
         <w:rPr>
@@ -56016,20 +57506,78 @@
         </w:rPr>
         <w:t xml:space="preserve"> </w:t>
       </w:r>
-      <w:r>
-        <w:rPr>
-          <w:w w:val="105"/>
-          <w:sz w:val="24"/>
-          <w:lang w:val="en-US"/>
-        </w:rPr>
-        <w:t xml:space="preserve">éd.). </w:t>
-      </w:r>
-      <w:r>
-        <w:rPr>
-          <w:w w:val="105"/>
-          <w:sz w:val="24"/>
-        </w:rPr>
-        <w:t>Oxford University Press, Incorporated.</w:t>
+      <w:proofErr w:type="spellStart"/>
+      <w:r>
+        <w:rPr>
+          <w:w w:val="105"/>
+          <w:sz w:val="24"/>
+          <w:lang w:val="en-US"/>
+        </w:rPr>
+        <w:t>éd</w:t>
+      </w:r>
+      <w:proofErr w:type="spellEnd"/>
+      <w:r>
+        <w:rPr>
+          <w:w w:val="105"/>
+          <w:sz w:val="24"/>
+          <w:lang w:val="en-US"/>
+        </w:rPr>
+        <w:t xml:space="preserve">.). </w:t>
+      </w:r>
+      <w:r>
+        <w:rPr>
+          <w:w w:val="105"/>
+          <w:sz w:val="24"/>
+        </w:rPr>
+        <w:t xml:space="preserve">Oxford </w:t>
+      </w:r>
+      <w:proofErr w:type="spellStart"/>
+      <w:r>
+        <w:rPr>
+          <w:w w:val="105"/>
+          <w:sz w:val="24"/>
+        </w:rPr>
+        <w:t>University</w:t>
+      </w:r>
+      <w:proofErr w:type="spellEnd"/>
+      <w:r>
+        <w:rPr>
+          <w:w w:val="105"/>
+          <w:sz w:val="24"/>
+        </w:rPr>
+        <w:t xml:space="preserve"> </w:t>
+      </w:r>
+      <w:proofErr w:type="spellStart"/>
+      <w:r>
+        <w:rPr>
+          <w:w w:val="105"/>
+          <w:sz w:val="24"/>
+        </w:rPr>
+        <w:t>Press</w:t>
+      </w:r>
+      <w:proofErr w:type="spellEnd"/>
+      <w:r>
+        <w:rPr>
+          <w:w w:val="105"/>
+          <w:sz w:val="24"/>
+        </w:rPr>
+        <w:t xml:space="preserve">, </w:t>
+      </w:r>
+      <w:proofErr w:type="spellStart"/>
+      <w:r>
+        <w:rPr>
+          <w:w w:val="105"/>
+          <w:sz w:val="24"/>
+        </w:rPr>
+        <w:t>Incorporated</w:t>
+      </w:r>
+      <w:proofErr w:type="spellEnd"/>
+      <w:r>
+        <w:rPr>
+          <w:w w:val="105"/>
+          <w:sz w:val="24"/>
+        </w:rPr>
+        <w:t>.</w:t>
       </w:r>
     </w:p>
     <w:p>
@@ -56042,8 +57590,8 @@
           <w:lang w:val="en-US"/>
         </w:rPr>
       </w:pPr>
-      <w:bookmarkStart w:id="217" w:name="_bookmark119"/>
-      <w:bookmarkEnd w:id="217"/>
+      <w:bookmarkStart w:id="220" w:name="_bookmark119"/>
+      <w:bookmarkEnd w:id="220"/>
       <w:r>
         <w:rPr>
           <w:w w:val="105"/>
@@ -56060,9 +57608,34 @@
           <w:sz w:val="24"/>
           <w:lang w:val="en-US"/>
         </w:rPr>
-        <w:t xml:space="preserve">The </w:t>
-      </w:r>
-      <w:proofErr w:type="gramStart"/>
+        <w:t>The Emotions : Facts, Theories, and a New Model</w:t>
+      </w:r>
+      <w:r>
+        <w:rPr>
+          <w:w w:val="105"/>
+          <w:sz w:val="24"/>
+          <w:lang w:val="en-US"/>
+        </w:rPr>
+        <w:t xml:space="preserve">. Random House. </w:t>
+      </w:r>
+      <w:bookmarkStart w:id="221" w:name="_bookmark120"/>
+      <w:bookmarkEnd w:id="221"/>
+      <w:r>
+        <w:rPr>
+          <w:w w:val="105"/>
+          <w:sz w:val="24"/>
+          <w:lang w:val="en-US"/>
+        </w:rPr>
+        <w:t>Plutchik</w:t>
+      </w:r>
+      <w:r>
+        <w:rPr>
+          <w:w w:val="105"/>
+          <w:sz w:val="24"/>
+          <w:lang w:val="en-US"/>
+        </w:rPr>
+        <w:t xml:space="preserve">, R. (1980a). </w:t>
+      </w:r>
       <w:r>
         <w:rPr>
           <w:rFonts w:ascii="Palatino Linotype"/>
@@ -56071,9 +57644,9 @@
           <w:sz w:val="24"/>
           <w:lang w:val="en-US"/>
         </w:rPr>
-        <w:t>Emotions :</w:t>
-      </w:r>
-      <w:proofErr w:type="gramEnd"/>
+        <w:t xml:space="preserve">Emotion : A </w:t>
+      </w:r>
+      <w:proofErr w:type="spellStart"/>
       <w:r>
         <w:rPr>
           <w:rFonts w:ascii="Palatino Linotype"/>
@@ -56082,27 +57655,9 @@
           <w:sz w:val="24"/>
           <w:lang w:val="en-US"/>
         </w:rPr>
-        <w:t xml:space="preserve"> Facts, Theories, and a New Model</w:t>
-      </w:r>
-      <w:r>
-        <w:rPr>
-          <w:w w:val="105"/>
-          <w:sz w:val="24"/>
-          <w:lang w:val="en-US"/>
-        </w:rPr>
-        <w:t xml:space="preserve">. Random House. </w:t>
-      </w:r>
-      <w:bookmarkStart w:id="218" w:name="_bookmark120"/>
-      <w:bookmarkEnd w:id="218"/>
-      <w:r>
-        <w:rPr>
-          <w:w w:val="105"/>
-          <w:sz w:val="24"/>
-          <w:lang w:val="en-US"/>
-        </w:rPr>
-        <w:t xml:space="preserve">Plutchik, R. (1980a). </w:t>
-      </w:r>
-      <w:proofErr w:type="gramStart"/>
+        <w:t>Psychoevolutionary</w:t>
+      </w:r>
+      <w:proofErr w:type="spellEnd"/>
       <w:r>
         <w:rPr>
           <w:rFonts w:ascii="Palatino Linotype"/>
@@ -56111,18 +57666,7 @@
           <w:sz w:val="24"/>
           <w:lang w:val="en-US"/>
         </w:rPr>
-        <w:t>Emotion :</w:t>
-      </w:r>
-      <w:proofErr w:type="gramEnd"/>
-      <w:r>
-        <w:rPr>
-          <w:rFonts w:ascii="Palatino Linotype"/>
-          <w:i/>
-          <w:w w:val="105"/>
-          <w:sz w:val="24"/>
-          <w:lang w:val="en-US"/>
-        </w:rPr>
-        <w:t xml:space="preserve"> A Psychoevolutionary Synthesis</w:t>
+        <w:t xml:space="preserve"> Synthesis</w:t>
       </w:r>
       <w:r>
         <w:rPr>
@@ -56142,14 +57686,30 @@
           <w:lang w:val="en-US"/>
         </w:rPr>
       </w:pPr>
-      <w:bookmarkStart w:id="219" w:name="_bookmark121"/>
-      <w:bookmarkEnd w:id="219"/>
-      <w:r>
-        <w:rPr>
-          <w:w w:val="105"/>
-          <w:lang w:val="en-US"/>
-        </w:rPr>
-        <w:t xml:space="preserve">Plutchik, R. (1980b). A general psychoevolutionary theory of emotion. In </w:t>
+      <w:bookmarkStart w:id="222" w:name="_bookmark121"/>
+      <w:bookmarkEnd w:id="222"/>
+      <w:r>
+        <w:rPr>
+          <w:w w:val="105"/>
+          <w:lang w:val="en-US"/>
+        </w:rPr>
+        <w:t xml:space="preserve">Plutchik, R. (1980b). A general </w:t>
+      </w:r>
+      <w:proofErr w:type="spellStart"/>
+      <w:r>
+        <w:rPr>
+          <w:w w:val="105"/>
+          <w:lang w:val="en-US"/>
+        </w:rPr>
+        <w:t>psychoevolutionary</w:t>
+      </w:r>
+      <w:proofErr w:type="spellEnd"/>
+      <w:r>
+        <w:rPr>
+          <w:w w:val="105"/>
+          <w:lang w:val="en-US"/>
+        </w:rPr>
+        <w:t xml:space="preserve"> theory of emotion. In </w:t>
       </w:r>
       <w:r>
         <w:rPr>
@@ -56178,8 +57738,8 @@
           <w:lang w:val="en-US"/>
         </w:rPr>
       </w:pPr>
-      <w:bookmarkStart w:id="220" w:name="_bookmark122"/>
-      <w:bookmarkEnd w:id="220"/>
+      <w:bookmarkStart w:id="223" w:name="_bookmark122"/>
+      <w:bookmarkEnd w:id="223"/>
       <w:r>
         <w:rPr>
           <w:w w:val="105"/>
@@ -56315,7 +57875,6 @@
         </w:rPr>
         <w:t xml:space="preserve"> </w:t>
       </w:r>
-      <w:proofErr w:type="gramStart"/>
       <w:r>
         <w:rPr>
           <w:w w:val="105"/>
@@ -56338,7 +57897,6 @@
         </w:rPr>
         <w:t>:</w:t>
       </w:r>
-      <w:proofErr w:type="gramEnd"/>
       <w:r>
         <w:rPr>
           <w:spacing w:val="6"/>
@@ -56522,8 +58080,8 @@
           <w:lang w:val="en-US"/>
         </w:rPr>
       </w:pPr>
-      <w:bookmarkStart w:id="221" w:name="_bookmark123"/>
-      <w:bookmarkEnd w:id="221"/>
+      <w:bookmarkStart w:id="224" w:name="_bookmark123"/>
+      <w:bookmarkEnd w:id="224"/>
       <w:r>
         <w:rPr>
           <w:w w:val="105"/>
@@ -56598,8 +58156,8 @@
           <w:lang w:val="en-US"/>
         </w:rPr>
       </w:pPr>
-      <w:bookmarkStart w:id="222" w:name="_bookmark124"/>
-      <w:bookmarkEnd w:id="222"/>
+      <w:bookmarkStart w:id="225" w:name="_bookmark124"/>
+      <w:bookmarkEnd w:id="225"/>
       <w:r>
         <w:rPr>
           <w:w w:val="105"/>
@@ -56720,7 +58278,6 @@
         </w:rPr>
         <w:t xml:space="preserve"> </w:t>
       </w:r>
-      <w:proofErr w:type="gramStart"/>
       <w:r>
         <w:rPr>
           <w:w w:val="105"/>
@@ -56743,7 +58300,6 @@
         </w:rPr>
         <w:t>:</w:t>
       </w:r>
-      <w:proofErr w:type="gramEnd"/>
       <w:r>
         <w:rPr>
           <w:spacing w:val="-2"/>
@@ -56825,22 +58381,30 @@
           <w:lang w:val="en-US"/>
         </w:rPr>
       </w:pPr>
-      <w:bookmarkStart w:id="223" w:name="_bookmark125"/>
-      <w:bookmarkEnd w:id="223"/>
-      <w:r>
-        <w:rPr>
-          <w:w w:val="105"/>
-          <w:lang w:val="en-US"/>
-        </w:rPr>
-        <w:t xml:space="preserve">Rui, H., Liu, Y., &amp; Whinston, A. (2013). Whose and what chatter </w:t>
-      </w:r>
-      <w:proofErr w:type="gramStart"/>
-      <w:r>
-        <w:rPr>
-          <w:w w:val="105"/>
-          <w:lang w:val="en-US"/>
-        </w:rPr>
-        <w:t>matters</w:t>
+      <w:bookmarkStart w:id="226" w:name="_bookmark125"/>
+      <w:bookmarkEnd w:id="226"/>
+      <w:r>
+        <w:rPr>
+          <w:w w:val="105"/>
+          <w:lang w:val="en-US"/>
+        </w:rPr>
+        <w:t xml:space="preserve">Rui, H., Liu, Y., &amp; </w:t>
+      </w:r>
+      <w:proofErr w:type="spellStart"/>
+      <w:r>
+        <w:rPr>
+          <w:w w:val="105"/>
+          <w:lang w:val="en-US"/>
+        </w:rPr>
+        <w:t>Whinston</w:t>
+      </w:r>
+      <w:proofErr w:type="spellEnd"/>
+      <w:r>
+        <w:rPr>
+          <w:w w:val="105"/>
+          <w:lang w:val="en-US"/>
+        </w:rPr>
+        <w:t>, A. (2013). Whose and what chatter matters</w:t>
       </w:r>
       <w:r>
         <w:rPr>
@@ -56855,15 +58419,7 @@
           <w:w w:val="105"/>
           <w:lang w:val="en-US"/>
         </w:rPr>
-        <w:t>?</w:t>
-      </w:r>
-      <w:proofErr w:type="gramEnd"/>
-      <w:r>
-        <w:rPr>
-          <w:w w:val="105"/>
-          <w:lang w:val="en-US"/>
-        </w:rPr>
-        <w:t xml:space="preserve"> The effect</w:t>
+        <w:t>? The effect</w:t>
       </w:r>
       <w:r>
         <w:rPr>
@@ -56932,8 +58488,8 @@
           <w:lang w:val="en-US"/>
         </w:rPr>
       </w:pPr>
-      <w:bookmarkStart w:id="224" w:name="_bookmark126"/>
-      <w:bookmarkEnd w:id="224"/>
+      <w:bookmarkStart w:id="227" w:name="_bookmark126"/>
+      <w:bookmarkEnd w:id="227"/>
       <w:r>
         <w:rPr>
           <w:w w:val="105"/>
@@ -57012,8 +58568,8 @@
           <w:lang w:val="en-US"/>
         </w:rPr>
       </w:pPr>
-      <w:bookmarkStart w:id="225" w:name="_bookmark127"/>
-      <w:bookmarkEnd w:id="225"/>
+      <w:bookmarkStart w:id="228" w:name="_bookmark127"/>
+      <w:bookmarkEnd w:id="228"/>
       <w:r>
         <w:rPr>
           <w:w w:val="105"/>
@@ -57096,8 +58652,8 @@
           <w:lang w:val="en-US"/>
         </w:rPr>
       </w:pPr>
-      <w:bookmarkStart w:id="226" w:name="_bookmark128"/>
-      <w:bookmarkEnd w:id="226"/>
+      <w:bookmarkStart w:id="229" w:name="_bookmark128"/>
+      <w:bookmarkEnd w:id="229"/>
       <w:r>
         <w:rPr>
           <w:lang w:val="en-US"/>
@@ -57318,7 +58874,6 @@
         </w:rPr>
         <w:t xml:space="preserve"> </w:t>
       </w:r>
-      <w:proofErr w:type="gramStart"/>
       <w:r>
         <w:rPr>
           <w:w w:val="110"/>
@@ -57341,7 +58896,6 @@
         </w:rPr>
         <w:t>:</w:t>
       </w:r>
-      <w:proofErr w:type="gramEnd"/>
       <w:r>
         <w:rPr>
           <w:spacing w:val="-5"/>
@@ -57494,8 +59048,8 @@
           <w:lang w:val="en-US"/>
         </w:rPr>
       </w:pPr>
-      <w:bookmarkStart w:id="227" w:name="_bookmark129"/>
-      <w:bookmarkEnd w:id="227"/>
+      <w:bookmarkStart w:id="230" w:name="_bookmark129"/>
+      <w:bookmarkEnd w:id="230"/>
       <w:r>
         <w:rPr>
           <w:sz w:val="24"/>
@@ -57693,8 +59247,8 @@
           <w:lang w:val="en-US"/>
         </w:rPr>
       </w:pPr>
-      <w:bookmarkStart w:id="228" w:name="_bookmark130"/>
-      <w:bookmarkEnd w:id="228"/>
+      <w:bookmarkStart w:id="231" w:name="_bookmark130"/>
+      <w:bookmarkEnd w:id="231"/>
       <w:r>
         <w:rPr>
           <w:w w:val="105"/>
@@ -57759,8 +59313,8 @@
           <w:lang w:val="en-US"/>
         </w:rPr>
       </w:pPr>
-      <w:bookmarkStart w:id="229" w:name="_bookmark131"/>
-      <w:bookmarkEnd w:id="229"/>
+      <w:bookmarkStart w:id="232" w:name="_bookmark131"/>
+      <w:bookmarkEnd w:id="232"/>
       <w:r>
         <w:rPr>
           <w:sz w:val="24"/>
@@ -57859,7 +59413,6 @@
         </w:rPr>
         <w:t xml:space="preserve"> </w:t>
       </w:r>
-      <w:proofErr w:type="gramStart"/>
       <w:r>
         <w:rPr>
           <w:rFonts w:ascii="Palatino Linotype"/>
@@ -57888,7 +59441,6 @@
         </w:rPr>
         <w:t>:</w:t>
       </w:r>
-      <w:proofErr w:type="gramEnd"/>
       <w:r>
         <w:rPr>
           <w:rFonts w:ascii="Palatino Linotype"/>
@@ -58099,30 +59651,14 @@
           <w:lang w:val="en-US"/>
         </w:rPr>
       </w:pPr>
-      <w:bookmarkStart w:id="230" w:name="_bookmark132"/>
-      <w:bookmarkEnd w:id="230"/>
-      <w:r>
-        <w:rPr>
-          <w:w w:val="105"/>
-          <w:lang w:val="en-US"/>
-        </w:rPr>
-        <w:t xml:space="preserve">Singh, J. (1988). Consumer Complaint Intentions and </w:t>
-      </w:r>
-      <w:proofErr w:type="gramStart"/>
-      <w:r>
-        <w:rPr>
-          <w:w w:val="105"/>
-          <w:lang w:val="en-US"/>
-        </w:rPr>
-        <w:t>Behavior :</w:t>
-      </w:r>
-      <w:proofErr w:type="gramEnd"/>
-      <w:r>
-        <w:rPr>
-          <w:w w:val="105"/>
-          <w:lang w:val="en-US"/>
-        </w:rPr>
-        <w:t xml:space="preserve"> Definitional and Taxonomical Issues. </w:t>
+      <w:bookmarkStart w:id="233" w:name="_bookmark132"/>
+      <w:bookmarkEnd w:id="233"/>
+      <w:r>
+        <w:rPr>
+          <w:w w:val="105"/>
+          <w:lang w:val="en-US"/>
+        </w:rPr>
+        <w:t xml:space="preserve">Singh, J. (1988). Consumer Complaint Intentions and Behavior : Definitional and Taxonomical Issues. </w:t>
       </w:r>
       <w:r>
         <w:rPr>
@@ -58176,8 +59712,8 @@
           <w:lang w:val="en-US"/>
         </w:rPr>
       </w:pPr>
-      <w:bookmarkStart w:id="231" w:name="_bookmark133"/>
-      <w:bookmarkEnd w:id="231"/>
+      <w:bookmarkStart w:id="234" w:name="_bookmark133"/>
+      <w:bookmarkEnd w:id="234"/>
       <w:r>
         <w:rPr>
           <w:w w:val="105"/>
@@ -58202,7 +59738,79 @@
           <w:sz w:val="24"/>
           <w:lang w:val="en-US"/>
         </w:rPr>
-        <w:t>(E. Curley, Trad.) [Originally published posthumously in Latin as *Ethica, Ordine Geometrico Demonstrata*]. Penguin Classics.</w:t>
+        <w:t>(E. Curley, Trad.) [Originally published posthumously in Latin as *</w:t>
+      </w:r>
+      <w:proofErr w:type="spellStart"/>
+      <w:r>
+        <w:rPr>
+          <w:w w:val="105"/>
+          <w:sz w:val="24"/>
+          <w:lang w:val="en-US"/>
+        </w:rPr>
+        <w:t>Ethica</w:t>
+      </w:r>
+      <w:proofErr w:type="spellEnd"/>
+      <w:r>
+        <w:rPr>
+          <w:w w:val="105"/>
+          <w:sz w:val="24"/>
+          <w:lang w:val="en-US"/>
+        </w:rPr>
+        <w:t xml:space="preserve">, </w:t>
+      </w:r>
+      <w:proofErr w:type="spellStart"/>
+      <w:r>
+        <w:rPr>
+          <w:w w:val="105"/>
+          <w:sz w:val="24"/>
+          <w:lang w:val="en-US"/>
+        </w:rPr>
+        <w:t>Ordine</w:t>
+      </w:r>
+      <w:proofErr w:type="spellEnd"/>
+      <w:r>
+        <w:rPr>
+          <w:w w:val="105"/>
+          <w:sz w:val="24"/>
+          <w:lang w:val="en-US"/>
+        </w:rPr>
+        <w:t xml:space="preserve"> </w:t>
+      </w:r>
+      <w:proofErr w:type="spellStart"/>
+      <w:r>
+        <w:rPr>
+          <w:w w:val="105"/>
+          <w:sz w:val="24"/>
+          <w:lang w:val="en-US"/>
+        </w:rPr>
+        <w:t>Geometrico</w:t>
+      </w:r>
+      <w:proofErr w:type="spellEnd"/>
+      <w:r>
+        <w:rPr>
+          <w:w w:val="105"/>
+          <w:sz w:val="24"/>
+          <w:lang w:val="en-US"/>
+        </w:rPr>
+        <w:t xml:space="preserve"> </w:t>
+      </w:r>
+      <w:proofErr w:type="spellStart"/>
+      <w:r>
+        <w:rPr>
+          <w:w w:val="105"/>
+          <w:sz w:val="24"/>
+          <w:lang w:val="en-US"/>
+        </w:rPr>
+        <w:t>Demonstrata</w:t>
+      </w:r>
+      <w:proofErr w:type="spellEnd"/>
+      <w:r>
+        <w:rPr>
+          <w:w w:val="105"/>
+          <w:sz w:val="24"/>
+          <w:lang w:val="en-US"/>
+        </w:rPr>
+        <w:t>*]. Penguin Classics.</w:t>
       </w:r>
     </w:p>
     <w:p>
@@ -58214,8 +59822,8 @@
           <w:lang w:val="en-US"/>
         </w:rPr>
       </w:pPr>
-      <w:bookmarkStart w:id="232" w:name="_bookmark134"/>
-      <w:bookmarkEnd w:id="232"/>
+      <w:bookmarkStart w:id="235" w:name="_bookmark134"/>
+      <w:bookmarkEnd w:id="235"/>
       <w:r>
         <w:rPr>
           <w:sz w:val="24"/>
@@ -58468,30 +60076,30 @@
           <w:lang w:val="en-US"/>
         </w:rPr>
       </w:pPr>
-      <w:bookmarkStart w:id="233" w:name="_bookmark135"/>
-      <w:bookmarkEnd w:id="233"/>
-      <w:r>
-        <w:rPr>
-          <w:w w:val="105"/>
-          <w:lang w:val="en-US"/>
-        </w:rPr>
-        <w:t xml:space="preserve">Tax, S. S., Brown, S. W., &amp; Chandrashekaran, M. (1998). Customer Evaluations of Service Complaint </w:t>
-      </w:r>
-      <w:proofErr w:type="gramStart"/>
-      <w:r>
-        <w:rPr>
-          <w:w w:val="105"/>
-          <w:lang w:val="en-US"/>
-        </w:rPr>
-        <w:t>Experiences :</w:t>
-      </w:r>
-      <w:proofErr w:type="gramEnd"/>
-      <w:r>
-        <w:rPr>
-          <w:w w:val="105"/>
-          <w:lang w:val="en-US"/>
-        </w:rPr>
-        <w:t xml:space="preserve"> Implications for Relationship Marketing. </w:t>
+      <w:bookmarkStart w:id="236" w:name="_bookmark135"/>
+      <w:bookmarkEnd w:id="236"/>
+      <w:r>
+        <w:rPr>
+          <w:w w:val="105"/>
+          <w:lang w:val="en-US"/>
+        </w:rPr>
+        <w:t xml:space="preserve">Tax, S. S., Brown, S. W., &amp; </w:t>
+      </w:r>
+      <w:proofErr w:type="spellStart"/>
+      <w:r>
+        <w:rPr>
+          <w:w w:val="105"/>
+          <w:lang w:val="en-US"/>
+        </w:rPr>
+        <w:t>Chandrashekaran</w:t>
+      </w:r>
+      <w:proofErr w:type="spellEnd"/>
+      <w:r>
+        <w:rPr>
+          <w:w w:val="105"/>
+          <w:lang w:val="en-US"/>
+        </w:rPr>
+        <w:t xml:space="preserve">, M. (1998). Customer Evaluations of Service Complaint Experiences : Implications for Relationship Marketing. </w:t>
       </w:r>
       <w:r>
         <w:rPr>
@@ -58544,8 +60152,8 @@
           <w:lang w:val="en-US"/>
         </w:rPr>
       </w:pPr>
-      <w:bookmarkStart w:id="234" w:name="_bookmark136"/>
-      <w:bookmarkEnd w:id="234"/>
+      <w:bookmarkStart w:id="237" w:name="_bookmark136"/>
+      <w:bookmarkEnd w:id="237"/>
       <w:r>
         <w:rPr>
           <w:w w:val="110"/>
@@ -58761,7 +60369,23 @@
           <w:w w:val="110"/>
           <w:lang w:val="en-US"/>
         </w:rPr>
-        <w:t xml:space="preserve">(Éd.), </w:t>
+        <w:t>(</w:t>
+      </w:r>
+      <w:proofErr w:type="spellStart"/>
+      <w:r>
+        <w:rPr>
+          <w:w w:val="110"/>
+          <w:lang w:val="en-US"/>
+        </w:rPr>
+        <w:t>Éd</w:t>
+      </w:r>
+      <w:proofErr w:type="spellEnd"/>
+      <w:r>
+        <w:rPr>
+          <w:w w:val="110"/>
+          <w:lang w:val="en-US"/>
+        </w:rPr>
+        <w:t xml:space="preserve">.), </w:t>
       </w:r>
       <w:r>
         <w:rPr>
@@ -58949,8 +60573,8 @@
           <w:lang w:val="en-US"/>
         </w:rPr>
       </w:pPr>
-      <w:bookmarkStart w:id="235" w:name="_bookmark137"/>
-      <w:bookmarkEnd w:id="235"/>
+      <w:bookmarkStart w:id="238" w:name="_bookmark137"/>
+      <w:bookmarkEnd w:id="238"/>
       <w:r>
         <w:rPr>
           <w:w w:val="110"/>
@@ -58996,12 +60620,21 @@
         </w:rPr>
         <w:t xml:space="preserve"> </w:t>
       </w:r>
+      <w:proofErr w:type="spellStart"/>
       <w:r>
         <w:rPr>
           <w:w w:val="110"/>
           <w:lang w:val="en-US"/>
         </w:rPr>
-        <w:t>Locander,</w:t>
+        <w:t>Locander</w:t>
+      </w:r>
+      <w:proofErr w:type="spellEnd"/>
+      <w:r>
+        <w:rPr>
+          <w:w w:val="110"/>
+          <w:lang w:val="en-US"/>
+        </w:rPr>
+        <w:t>,</w:t>
       </w:r>
       <w:r>
         <w:rPr>
@@ -59190,7 +60823,6 @@
         </w:rPr>
         <w:t xml:space="preserve"> </w:t>
       </w:r>
-      <w:proofErr w:type="gramStart"/>
       <w:r>
         <w:rPr>
           <w:lang w:val="en-US"/>
@@ -59210,7 +60842,6 @@
         </w:rPr>
         <w:t>:</w:t>
       </w:r>
-      <w:proofErr w:type="gramEnd"/>
       <w:r>
         <w:rPr>
           <w:spacing w:val="40"/>
@@ -59432,14 +61063,30 @@
           <w:lang w:val="en-US"/>
         </w:rPr>
       </w:pPr>
-      <w:bookmarkStart w:id="236" w:name="_bookmark138"/>
-      <w:bookmarkEnd w:id="236"/>
-      <w:r>
-        <w:rPr>
-          <w:w w:val="105"/>
-          <w:lang w:val="en-US"/>
-        </w:rPr>
-        <w:t xml:space="preserve">Tomkins, S. S. (1984). Affect Theory. In K. R. Scherer &amp; P. Ekman (Éd.), </w:t>
+      <w:bookmarkStart w:id="239" w:name="_bookmark138"/>
+      <w:bookmarkEnd w:id="239"/>
+      <w:r>
+        <w:rPr>
+          <w:w w:val="105"/>
+          <w:lang w:val="en-US"/>
+        </w:rPr>
+        <w:t>Tomkins, S. S. (1984). Affect Theory. In K. R. Scherer &amp; P. Ekman (</w:t>
+      </w:r>
+      <w:proofErr w:type="spellStart"/>
+      <w:r>
+        <w:rPr>
+          <w:w w:val="105"/>
+          <w:lang w:val="en-US"/>
+        </w:rPr>
+        <w:t>Éd</w:t>
+      </w:r>
+      <w:proofErr w:type="spellEnd"/>
+      <w:r>
+        <w:rPr>
+          <w:w w:val="105"/>
+          <w:lang w:val="en-US"/>
+        </w:rPr>
+        <w:t xml:space="preserve">.), </w:t>
       </w:r>
       <w:r>
         <w:rPr>
@@ -59492,30 +61139,30 @@
           <w:lang w:val="en-US"/>
         </w:rPr>
       </w:pPr>
-      <w:bookmarkStart w:id="237" w:name="_bookmark139"/>
-      <w:bookmarkEnd w:id="237"/>
-      <w:r>
-        <w:rPr>
-          <w:w w:val="105"/>
-          <w:lang w:val="en-US"/>
-        </w:rPr>
-        <w:t xml:space="preserve">Verhoef, P. C., Lemon, K. N., Parasuraman, A., Roggeveen, A., Tsiros, M., &amp; Schlesinger, L. A. (2009). Customer Experience </w:t>
-      </w:r>
-      <w:proofErr w:type="gramStart"/>
-      <w:r>
-        <w:rPr>
-          <w:w w:val="105"/>
-          <w:lang w:val="en-US"/>
-        </w:rPr>
-        <w:t>Creation :</w:t>
-      </w:r>
-      <w:proofErr w:type="gramEnd"/>
-      <w:r>
-        <w:rPr>
-          <w:w w:val="105"/>
-          <w:lang w:val="en-US"/>
-        </w:rPr>
-        <w:t xml:space="preserve"> Determinants,</w:t>
+      <w:bookmarkStart w:id="240" w:name="_bookmark139"/>
+      <w:bookmarkEnd w:id="240"/>
+      <w:r>
+        <w:rPr>
+          <w:w w:val="105"/>
+          <w:lang w:val="en-US"/>
+        </w:rPr>
+        <w:t xml:space="preserve">Verhoef, P. C., Lemon, K. N., Parasuraman, A., Roggeveen, A., </w:t>
+      </w:r>
+      <w:proofErr w:type="spellStart"/>
+      <w:r>
+        <w:rPr>
+          <w:w w:val="105"/>
+          <w:lang w:val="en-US"/>
+        </w:rPr>
+        <w:t>Tsiros</w:t>
+      </w:r>
+      <w:proofErr w:type="spellEnd"/>
+      <w:r>
+        <w:rPr>
+          <w:w w:val="105"/>
+          <w:lang w:val="en-US"/>
+        </w:rPr>
+        <w:t>, M., &amp; Schlesinger, L. A. (2009). Customer Experience Creation : Determinants,</w:t>
       </w:r>
     </w:p>
     <w:p>
@@ -59599,8 +61246,8 @@
           <w:lang w:val="en-US"/>
         </w:rPr>
       </w:pPr>
-      <w:bookmarkStart w:id="238" w:name="_bookmark140"/>
-      <w:bookmarkEnd w:id="238"/>
+      <w:bookmarkStart w:id="241" w:name="_bookmark140"/>
+      <w:bookmarkEnd w:id="241"/>
       <w:r>
         <w:rPr>
           <w:w w:val="105"/>
@@ -59660,42 +61307,52 @@
           <w:lang w:val="en-US"/>
         </w:rPr>
       </w:pPr>
-      <w:bookmarkStart w:id="239" w:name="_bookmark141"/>
-      <w:bookmarkEnd w:id="239"/>
-      <w:r>
-        <w:rPr>
-          <w:w w:val="105"/>
-          <w:rPrChange w:id="240" w:author="GUENOUN Marcel" w:date="2025-11-27T09:38:00Z">
+      <w:bookmarkStart w:id="242" w:name="_bookmark141"/>
+      <w:bookmarkEnd w:id="242"/>
+      <w:r>
+        <w:rPr>
+          <w:w w:val="105"/>
+          <w:rPrChange w:id="243" w:author="GUENOUN Marcel" w:date="2025-11-27T09:38:00Z">
             <w:rPr>
               <w:w w:val="105"/>
               <w:lang w:val="en-US"/>
             </w:rPr>
           </w:rPrChange>
         </w:rPr>
-        <w:t xml:space="preserve">Wang, G., Sun, J., Ma, J., Xu, K., &amp; Gu, J. (2014). </w:t>
-      </w:r>
-      <w:r>
-        <w:rPr>
-          <w:w w:val="105"/>
-          <w:lang w:val="en-US"/>
-        </w:rPr>
-        <w:t xml:space="preserve">Sentiment </w:t>
-      </w:r>
-      <w:proofErr w:type="gramStart"/>
-      <w:r>
-        <w:rPr>
-          <w:w w:val="105"/>
-          <w:lang w:val="en-US"/>
-        </w:rPr>
-        <w:t>classification :</w:t>
-      </w:r>
-      <w:proofErr w:type="gramEnd"/>
-      <w:r>
-        <w:rPr>
-          <w:w w:val="105"/>
-          <w:lang w:val="en-US"/>
-        </w:rPr>
-        <w:t xml:space="preserve"> The</w:t>
+        <w:t xml:space="preserve">Wang, G., Sun, J., Ma, J., Xu, K., &amp; </w:t>
+      </w:r>
+      <w:proofErr w:type="spellStart"/>
+      <w:r>
+        <w:rPr>
+          <w:w w:val="105"/>
+          <w:rPrChange w:id="244" w:author="GUENOUN Marcel" w:date="2025-11-27T09:38:00Z">
+            <w:rPr>
+              <w:w w:val="105"/>
+              <w:lang w:val="en-US"/>
+            </w:rPr>
+          </w:rPrChange>
+        </w:rPr>
+        <w:t>Gu</w:t>
+      </w:r>
+      <w:proofErr w:type="spellEnd"/>
+      <w:r>
+        <w:rPr>
+          <w:w w:val="105"/>
+          <w:rPrChange w:id="245" w:author="GUENOUN Marcel" w:date="2025-11-27T09:38:00Z">
+            <w:rPr>
+              <w:w w:val="105"/>
+              <w:lang w:val="en-US"/>
+            </w:rPr>
+          </w:rPrChange>
+        </w:rPr>
+        <w:t xml:space="preserve">, J. (2014). </w:t>
+      </w:r>
+      <w:r>
+        <w:rPr>
+          <w:w w:val="105"/>
+          <w:lang w:val="en-US"/>
+        </w:rPr>
+        <w:t>Sentiment classification : The</w:t>
       </w:r>
       <w:r>
         <w:rPr>
@@ -59761,30 +61418,14 @@
         <w:spacing w:before="145" w:line="295" w:lineRule="auto"/>
         <w:ind w:left="709" w:right="202" w:hanging="567"/>
       </w:pPr>
-      <w:bookmarkStart w:id="241" w:name="_bookmark142"/>
-      <w:bookmarkEnd w:id="241"/>
-      <w:r>
-        <w:rPr>
-          <w:w w:val="105"/>
-          <w:lang w:val="en-US"/>
-        </w:rPr>
-        <w:t xml:space="preserve">Wang, Y., Song, W., Tao, W., Liotta, A., Yang, D., Li, X., Gao, S., Sun, Y., Ge, W., Zhang, W., &amp; Zhang, W. (2022). A systematic review on affective </w:t>
-      </w:r>
-      <w:proofErr w:type="gramStart"/>
-      <w:r>
-        <w:rPr>
-          <w:w w:val="105"/>
-          <w:lang w:val="en-US"/>
-        </w:rPr>
-        <w:t>computing :</w:t>
-      </w:r>
-      <w:proofErr w:type="gramEnd"/>
-      <w:r>
-        <w:rPr>
-          <w:w w:val="105"/>
-          <w:lang w:val="en-US"/>
-        </w:rPr>
-        <w:t xml:space="preserve"> emotion models, databases, and recent advances. </w:t>
+      <w:bookmarkStart w:id="246" w:name="_bookmark142"/>
+      <w:bookmarkEnd w:id="246"/>
+      <w:r>
+        <w:rPr>
+          <w:w w:val="105"/>
+          <w:lang w:val="en-US"/>
+        </w:rPr>
+        <w:t xml:space="preserve">Wang, Y., Song, W., Tao, W., Liotta, A., Yang, D., Li, X., Gao, S., Sun, Y., Ge, W., Zhang, W., &amp; Zhang, W. (2022). A systematic review on affective computing : emotion models, databases, and recent advances. </w:t>
       </w:r>
       <w:r>
         <w:rPr>
@@ -59833,8 +61474,8 @@
           <w:lang w:val="en-US"/>
         </w:rPr>
       </w:pPr>
-      <w:bookmarkStart w:id="242" w:name="_bookmark143"/>
-      <w:bookmarkEnd w:id="242"/>
+      <w:bookmarkStart w:id="247" w:name="_bookmark143"/>
+      <w:bookmarkEnd w:id="247"/>
       <w:r>
         <w:rPr>
           <w:w w:val="105"/>
@@ -59985,14 +61626,30 @@
           <w:lang w:val="en-US"/>
         </w:rPr>
       </w:pPr>
-      <w:bookmarkStart w:id="243" w:name="_bookmark144"/>
-      <w:bookmarkEnd w:id="243"/>
-      <w:r>
-        <w:rPr>
-          <w:w w:val="105"/>
-          <w:lang w:val="en-US"/>
-        </w:rPr>
-        <w:t xml:space="preserve">Weiner, B., &amp; Graham, S. (1984). An attributional approach to emotional development. In C. E. Izard, J. Kagan &amp; R. B. Zajonc (Éd.), </w:t>
+      <w:bookmarkStart w:id="248" w:name="_bookmark144"/>
+      <w:bookmarkEnd w:id="248"/>
+      <w:r>
+        <w:rPr>
+          <w:w w:val="105"/>
+          <w:lang w:val="en-US"/>
+        </w:rPr>
+        <w:t>Weiner, B., &amp; Graham, S. (1984). An attributional approach to emotional development. In C. E. Izard, J. Kagan &amp; R. B. Zajonc (</w:t>
+      </w:r>
+      <w:proofErr w:type="spellStart"/>
+      <w:r>
+        <w:rPr>
+          <w:w w:val="105"/>
+          <w:lang w:val="en-US"/>
+        </w:rPr>
+        <w:t>Éd</w:t>
+      </w:r>
+      <w:proofErr w:type="spellEnd"/>
+      <w:r>
+        <w:rPr>
+          <w:w w:val="105"/>
+          <w:lang w:val="en-US"/>
+        </w:rPr>
+        <w:t xml:space="preserve">.), </w:t>
       </w:r>
       <w:r>
         <w:rPr>
@@ -60030,8 +61687,8 @@
           <w:lang w:val="en-US"/>
         </w:rPr>
       </w:pPr>
-      <w:bookmarkStart w:id="244" w:name="_bookmark145"/>
-      <w:bookmarkEnd w:id="244"/>
+      <w:bookmarkStart w:id="249" w:name="_bookmark145"/>
+      <w:bookmarkEnd w:id="249"/>
       <w:r>
         <w:rPr>
           <w:w w:val="105"/>
@@ -60077,12 +61734,21 @@
         </w:rPr>
         <w:t xml:space="preserve"> </w:t>
       </w:r>
-      <w:r>
-        <w:rPr>
-          <w:w w:val="105"/>
-          <w:lang w:val="en-US"/>
-        </w:rPr>
-        <w:t>Sundene,</w:t>
+      <w:proofErr w:type="spellStart"/>
+      <w:r>
+        <w:rPr>
+          <w:w w:val="105"/>
+          <w:lang w:val="en-US"/>
+        </w:rPr>
+        <w:t>Sundene</w:t>
+      </w:r>
+      <w:proofErr w:type="spellEnd"/>
+      <w:r>
+        <w:rPr>
+          <w:w w:val="105"/>
+          <w:lang w:val="en-US"/>
+        </w:rPr>
+        <w:t>,</w:t>
       </w:r>
       <w:r>
         <w:rPr>
@@ -60152,7 +61818,6 @@
         </w:rPr>
         <w:t xml:space="preserve"> </w:t>
       </w:r>
-      <w:proofErr w:type="gramStart"/>
       <w:r>
         <w:rPr>
           <w:w w:val="105"/>
@@ -60175,7 +61840,6 @@
         </w:rPr>
         <w:t>:</w:t>
       </w:r>
-      <w:proofErr w:type="gramEnd"/>
       <w:r>
         <w:rPr>
           <w:spacing w:val="-3"/>
@@ -60273,8 +61937,8 @@
           <w:lang w:val="en-US"/>
         </w:rPr>
       </w:pPr>
-      <w:bookmarkStart w:id="245" w:name="_bookmark146"/>
-      <w:bookmarkEnd w:id="245"/>
+      <w:bookmarkStart w:id="250" w:name="_bookmark146"/>
+      <w:bookmarkEnd w:id="250"/>
       <w:r>
         <w:rPr>
           <w:w w:val="105"/>
@@ -60403,8 +62067,8 @@
           <w:lang w:val="en-US"/>
         </w:rPr>
       </w:pPr>
-      <w:bookmarkStart w:id="246" w:name="_bookmark147"/>
-      <w:bookmarkEnd w:id="246"/>
+      <w:bookmarkStart w:id="251" w:name="_bookmark147"/>
+      <w:bookmarkEnd w:id="251"/>
       <w:r>
         <w:rPr>
           <w:w w:val="105"/>
@@ -60490,8 +62154,8 @@
           <w:lang w:val="en-US"/>
         </w:rPr>
       </w:pPr>
-      <w:bookmarkStart w:id="247" w:name="_bookmark148"/>
-      <w:bookmarkEnd w:id="247"/>
+      <w:bookmarkStart w:id="252" w:name="_bookmark148"/>
+      <w:bookmarkEnd w:id="252"/>
       <w:r>
         <w:rPr>
           <w:w w:val="105"/>
@@ -60513,7 +62177,23 @@
           <w:w w:val="105"/>
           <w:lang w:val="en-US"/>
         </w:rPr>
-        <w:t>(C. H. Judd, Trad.) [Originally published in German as *Grundriss der Psychologie* (1896)]. Wilhelm Engelmann.</w:t>
+        <w:t xml:space="preserve">(C. H. Judd, Trad.) [Originally published in German as *Grundriss der </w:t>
+      </w:r>
+      <w:proofErr w:type="spellStart"/>
+      <w:r>
+        <w:rPr>
+          <w:w w:val="105"/>
+          <w:lang w:val="en-US"/>
+        </w:rPr>
+        <w:t>Psychologie</w:t>
+      </w:r>
+      <w:proofErr w:type="spellEnd"/>
+      <w:r>
+        <w:rPr>
+          <w:w w:val="105"/>
+          <w:lang w:val="en-US"/>
+        </w:rPr>
+        <w:t>* (1896)]. Wilhelm Engelmann.</w:t>
       </w:r>
     </w:p>
     <w:p>
@@ -60526,8 +62206,8 @@
           <w:lang w:val="en-US"/>
         </w:rPr>
       </w:pPr>
-      <w:bookmarkStart w:id="248" w:name="_bookmark149"/>
-      <w:bookmarkEnd w:id="248"/>
+      <w:bookmarkStart w:id="253" w:name="_bookmark149"/>
+      <w:bookmarkEnd w:id="253"/>
       <w:r>
         <w:rPr>
           <w:w w:val="105"/>
@@ -60558,7 +62238,6 @@
         </w:rPr>
         <w:t xml:space="preserve"> </w:t>
       </w:r>
-      <w:proofErr w:type="gramStart"/>
       <w:r>
         <w:rPr>
           <w:w w:val="105"/>
@@ -60581,7 +62260,6 @@
         </w:rPr>
         <w:t>:</w:t>
       </w:r>
-      <w:proofErr w:type="gramEnd"/>
       <w:r>
         <w:rPr>
           <w:spacing w:val="-1"/>
@@ -60707,8 +62385,8 @@
         <w:ind w:left="703" w:right="482" w:hanging="561"/>
         <w:jc w:val="both"/>
       </w:pPr>
-      <w:bookmarkStart w:id="249" w:name="_bookmark150"/>
-      <w:bookmarkEnd w:id="249"/>
+      <w:bookmarkStart w:id="254" w:name="_bookmark150"/>
+      <w:bookmarkEnd w:id="254"/>
       <w:r>
         <w:rPr>
           <w:w w:val="105"/>
@@ -60722,7 +62400,43 @@
           <w:i/>
           <w:w w:val="105"/>
         </w:rPr>
-        <w:t>Expert Systems with Applications</w:t>
+        <w:t xml:space="preserve">Expert </w:t>
+      </w:r>
+      <w:proofErr w:type="spellStart"/>
+      <w:r>
+        <w:rPr>
+          <w:rFonts w:ascii="Palatino Linotype" w:hAnsi="Palatino Linotype"/>
+          <w:i/>
+          <w:w w:val="105"/>
+        </w:rPr>
+        <w:t>Systems</w:t>
+      </w:r>
+      <w:proofErr w:type="spellEnd"/>
+      <w:r>
+        <w:rPr>
+          <w:rFonts w:ascii="Palatino Linotype" w:hAnsi="Palatino Linotype"/>
+          <w:i/>
+          <w:w w:val="105"/>
+        </w:rPr>
+        <w:t xml:space="preserve"> </w:t>
+      </w:r>
+      <w:proofErr w:type="spellStart"/>
+      <w:r>
+        <w:rPr>
+          <w:rFonts w:ascii="Palatino Linotype" w:hAnsi="Palatino Linotype"/>
+          <w:i/>
+          <w:w w:val="105"/>
+        </w:rPr>
+        <w:t>with</w:t>
+      </w:r>
+      <w:proofErr w:type="spellEnd"/>
+      <w:r>
+        <w:rPr>
+          <w:rFonts w:ascii="Palatino Linotype" w:hAnsi="Palatino Linotype"/>
+          <w:i/>
+          <w:w w:val="105"/>
+        </w:rPr>
+        <w:t xml:space="preserve"> Applications</w:t>
       </w:r>
       <w:r>
         <w:rPr>
@@ -61013,7 +62727,10 @@
         <w:annotationRef/>
       </w:r>
       <w:r>
-        <w:t>Structurer par alinea</w:t>
+        <w:t xml:space="preserve">Structurer par </w:t>
+      </w:r>
+      <w:r>
+        <w:t>alinea</w:t>
       </w:r>
     </w:p>
   </w:comment>
@@ -61076,6 +62793,19 @@
 
 <file path=word/commentsExtensible.xml><?xml version="1.0" encoding="utf-8"?>
 <w16cex:commentsExtensible xmlns:wpc="http://schemas.microsoft.com/office/word/2010/wordprocessingCanvas" xmlns:cx="http://schemas.microsoft.com/office/drawing/2014/chartex" xmlns:cx1="http://schemas.microsoft.com/office/drawing/2015/9/8/chartex" xmlns:cx2="http://schemas.microsoft.com/office/drawing/2015/10/21/chartex" xmlns:cx3="http://schemas.microsoft.com/office/drawing/2016/5/9/chartex" xmlns:cx4="http://schemas.microsoft.com/office/drawing/2016/5/10/chartex" xmlns:cx5="http://schemas.microsoft.com/office/drawing/2016/5/11/chartex" xmlns:cx6="http://schemas.microsoft.com/office/drawing/2016/5/12/chartex" xmlns:cx7="http://schemas.microsoft.com/office/drawing/2016/5/13/chartex" xmlns:cx8="http://schemas.microsoft.com/office/drawing/2016/5/14/chartex" xmlns:cr="http://schemas.microsoft.com/office/comments/2020/reactions" xmlns:mc="http://schemas.openxmlformats.org/markup-compatibility/2006" xmlns:aink="http://schemas.microsoft.com/office/drawing/2016/ink" xmlns:am3d="http://schemas.microsoft.com/office/drawing/2017/model3d" xmlns:o="urn:schemas-microsoft-com:office:office" xmlns:oel="http://schemas.microsoft.com/office/2019/extlst" xmlns:r="http://schemas.openxmlformats.org/officeDocument/2006/relationships" xmlns:m="http://schemas.openxmlformats.org/officeDocument/2006/math" xmlns:v="urn:schemas-microsoft-com:vml" xmlns:wp14="http://schemas.microsoft.com/office/word/2010/wordprocessingDrawing" xmlns:wp="http://schemas.openxmlformats.org/drawingml/2006/wordprocessingDrawing" xmlns:w10="urn:schemas-microsoft-com:office:word" xmlns:w="http://schemas.openxmlformats.org/wordprocessingml/2006/main" xmlns:w14="http://schemas.microsoft.com/office/word/2010/wordml" xmlns:w15="http://schemas.microsoft.com/office/word/2012/wordml" xmlns:w16cex="http://schemas.microsoft.com/office/word/2018/wordml/cex" xmlns:w16cid="http://schemas.microsoft.com/office/word/2016/wordml/cid" xmlns:w16="http://schemas.microsoft.com/office/word/2018/wordml" xmlns:w16du="http://schemas.microsoft.com/office/word/2023/wordml/word16du" xmlns:w16sdtdh="http://schemas.microsoft.com/office/word/2020/wordml/sdtdatahash" xmlns:w16sdtfl="http://schemas.microsoft.com/office/word/2024/wordml/sdtformatlock" xmlns:w16se="http://schemas.microsoft.com/office/word/2015/wordml/symex" xmlns:wpg="http://schemas.microsoft.com/office/word/2010/wordprocessingGroup" xmlns:wpi="http://schemas.microsoft.com/office/word/2010/wordprocessingInk" xmlns:wne="http://schemas.microsoft.com/office/word/2006/wordml" xmlns:wps="http://schemas.microsoft.com/office/word/2010/wordprocessingShape" mc:Ignorable="w14 w15 w16se w16cid w16 w16cex w16sdtdh w16sdtfl cr w16du wp14">
+  <w16cex:commentExtensible w16cex:durableId="414464E2">
+    <w16cex:extLst>
+      <w16:ext w16:uri="{CE6994B0-6A32-4C9F-8C6B-6E91EDA988CE}">
+        <cr:reactions xmlns:cr="http://schemas.microsoft.com/office/comments/2020/reactions">
+          <cr:reaction reactionType="1">
+            <cr:reactionInfo dateUtc="2025-11-27T10:48:09Z">
+              <cr:user userId="e8988ebeeab86467" userProvider="Windows Live" userName="Benjamin Levy"/>
+            </cr:reactionInfo>
+          </cr:reaction>
+        </cr:reactions>
+      </w16:ext>
+    </w16cex:extLst>
+  </w16cex:commentExtensible>
   <w16cex:commentExtensible w16cex:durableId="48A86330">
     <w16cex:extLst>
       <w16:ext w16:uri="{CE6994B0-6A32-4C9F-8C6B-6E91EDA988CE}">
